--- a/ЛБ5_Масленков.docx
+++ b/ЛБ5_Масленков.docx
@@ -263,7 +263,6 @@
             <w:r>
               <w:rPr>
                 <w:rFonts w:eastAsia="Calibri" w:cs="Times New Roman"/>
-                <w:lang w:val="en-US"/>
               </w:rPr>
               <w:t>2</w:t>
             </w:r>
@@ -4898,16 +4897,7 @@
                 <w:szCs w:val="24"/>
                 <w:lang w:eastAsia="ru-RU"/>
               </w:rPr>
-              <w:t>Проверяет корректность введенных данных</w:t>
-            </w:r>
-            <w:r>
-              <w:rPr>
-                <w:rFonts w:eastAsia="Calibri" w:cs="Times New Roman"/>
-                <w:sz w:val="24"/>
-                <w:szCs w:val="24"/>
-                <w:lang w:eastAsia="ru-RU"/>
-              </w:rPr>
-              <w:t>.</w:t>
+              <w:t>Проверяет корректность введенных данных.</w:t>
             </w:r>
           </w:p>
         </w:tc>
@@ -5124,15 +5114,7 @@
           <w:szCs w:val="28"/>
           <w:lang w:eastAsia="ru-RU"/>
         </w:rPr>
-        <w:t xml:space="preserve">-5 </w:t>
-      </w:r>
-      <w:r>
-        <w:rPr>
-          <w:rFonts w:eastAsia="Times New Roman" w:cs="Times New Roman"/>
-          <w:szCs w:val="28"/>
-          <w:lang w:eastAsia="ru-RU"/>
-        </w:rPr>
-        <w:t xml:space="preserve">приведены описания классов </w:t>
+        <w:t xml:space="preserve">-5 приведены описания классов </w:t>
       </w:r>
       <w:r>
         <w:rPr>
@@ -6236,16 +6218,7 @@
                 <w:szCs w:val="24"/>
                 <w:lang w:val="en-US" w:eastAsia="ru-RU"/>
               </w:rPr>
-              <w:t>P</w:t>
-            </w:r>
-            <w:r>
-              <w:rPr>
-                <w:rFonts w:eastAsia="Calibri" w:cs="Times New Roman"/>
-                <w:sz w:val="24"/>
-                <w:szCs w:val="24"/>
-                <w:lang w:val="en-US" w:eastAsia="ru-RU"/>
-              </w:rPr>
-              <w:t>laceOfPublication</w:t>
+              <w:t>PlaceOfPublication</w:t>
             </w:r>
             <w:proofErr w:type="spellEnd"/>
           </w:p>
@@ -6354,16 +6327,7 @@
                 <w:szCs w:val="24"/>
                 <w:lang w:val="en-US" w:eastAsia="ru-RU"/>
               </w:rPr>
-              <w:t>P</w:t>
-            </w:r>
-            <w:r>
-              <w:rPr>
-                <w:rFonts w:eastAsia="Calibri" w:cs="Times New Roman"/>
-                <w:sz w:val="24"/>
-                <w:szCs w:val="24"/>
-                <w:lang w:val="en-US" w:eastAsia="ru-RU"/>
-              </w:rPr>
-              <w:t>ublishingHouse</w:t>
+              <w:t>PublishingHouse</w:t>
             </w:r>
             <w:proofErr w:type="spellEnd"/>
           </w:p>
@@ -6472,16 +6436,7 @@
                 <w:szCs w:val="24"/>
                 <w:lang w:val="en-US" w:eastAsia="ru-RU"/>
               </w:rPr>
-              <w:t>A</w:t>
-            </w:r>
-            <w:r>
-              <w:rPr>
-                <w:rFonts w:eastAsia="Calibri" w:cs="Times New Roman"/>
-                <w:sz w:val="24"/>
-                <w:szCs w:val="24"/>
-                <w:lang w:val="en-US" w:eastAsia="ru-RU"/>
-              </w:rPr>
-              <w:t>dditionalInformation</w:t>
+              <w:t>AdditionalInformation</w:t>
             </w:r>
             <w:proofErr w:type="spellEnd"/>
           </w:p>
@@ -6589,16 +6544,7 @@
                 <w:szCs w:val="24"/>
                 <w:lang w:val="en-US" w:eastAsia="ru-RU"/>
               </w:rPr>
-              <w:t>S</w:t>
-            </w:r>
-            <w:r>
-              <w:rPr>
-                <w:rFonts w:eastAsia="Calibri" w:cs="Times New Roman"/>
-                <w:sz w:val="24"/>
-                <w:szCs w:val="24"/>
-                <w:lang w:val="en-US" w:eastAsia="ru-RU"/>
-              </w:rPr>
-              <w:t>heet</w:t>
+              <w:t>Sheet</w:t>
             </w:r>
           </w:p>
         </w:tc>
@@ -7939,16 +7885,7 @@
                 <w:szCs w:val="24"/>
                 <w:lang w:val="en-US" w:eastAsia="ru-RU"/>
               </w:rPr>
-              <w:t>N</w:t>
-            </w:r>
-            <w:r>
-              <w:rPr>
-                <w:rFonts w:eastAsia="Calibri" w:cs="Times New Roman"/>
-                <w:sz w:val="24"/>
-                <w:szCs w:val="24"/>
-                <w:lang w:val="en-US" w:eastAsia="ru-RU"/>
-              </w:rPr>
-              <w:t>ameOfMagazine</w:t>
+              <w:t>NameOfMagazine</w:t>
             </w:r>
             <w:proofErr w:type="spellEnd"/>
           </w:p>
@@ -8057,16 +7994,7 @@
                 <w:szCs w:val="24"/>
                 <w:lang w:val="en-US" w:eastAsia="ru-RU"/>
               </w:rPr>
-              <w:t>N</w:t>
-            </w:r>
-            <w:r>
-              <w:rPr>
-                <w:rFonts w:eastAsia="Calibri" w:cs="Times New Roman"/>
-                <w:sz w:val="24"/>
-                <w:szCs w:val="24"/>
-                <w:lang w:val="en-US" w:eastAsia="ru-RU"/>
-              </w:rPr>
-              <w:t>umberOfMagazine</w:t>
+              <w:t>NumberOfMagazine</w:t>
             </w:r>
             <w:proofErr w:type="spellEnd"/>
           </w:p>
@@ -8175,16 +8103,7 @@
                 <w:szCs w:val="24"/>
                 <w:lang w:val="en-US" w:eastAsia="ru-RU"/>
               </w:rPr>
-              <w:t>S</w:t>
-            </w:r>
-            <w:r>
-              <w:rPr>
-                <w:rFonts w:eastAsia="Calibri" w:cs="Times New Roman"/>
-                <w:sz w:val="24"/>
-                <w:szCs w:val="24"/>
-                <w:lang w:val="en-US" w:eastAsia="ru-RU"/>
-              </w:rPr>
-              <w:t>tartSheet</w:t>
+              <w:t>StartSheet</w:t>
             </w:r>
             <w:proofErr w:type="spellEnd"/>
           </w:p>
@@ -8293,16 +8212,7 @@
                 <w:szCs w:val="24"/>
                 <w:lang w:val="en-US" w:eastAsia="ru-RU"/>
               </w:rPr>
-              <w:t>E</w:t>
-            </w:r>
-            <w:r>
-              <w:rPr>
-                <w:rFonts w:eastAsia="Calibri" w:cs="Times New Roman"/>
-                <w:sz w:val="24"/>
-                <w:szCs w:val="24"/>
-                <w:lang w:val="en-US" w:eastAsia="ru-RU"/>
-              </w:rPr>
-              <w:t>ndSheet</w:t>
+              <w:t>EndSheet</w:t>
             </w:r>
             <w:proofErr w:type="spellEnd"/>
           </w:p>
@@ -9513,16 +9423,7 @@
                 <w:szCs w:val="24"/>
                 <w:lang w:val="en-US" w:eastAsia="ru-RU"/>
               </w:rPr>
-              <w:t>nameOf</w:t>
-            </w:r>
-            <w:r>
-              <w:rPr>
-                <w:rFonts w:eastAsia="Calibri" w:cs="Times New Roman"/>
-                <w:sz w:val="24"/>
-                <w:szCs w:val="24"/>
-                <w:lang w:val="en-US" w:eastAsia="ru-RU"/>
-              </w:rPr>
-              <w:t>Sbornik</w:t>
+              <w:t>nameOfSbornik</w:t>
             </w:r>
             <w:proofErr w:type="spellEnd"/>
           </w:p>
@@ -10135,16 +10036,7 @@
                 <w:szCs w:val="24"/>
                 <w:lang w:val="en-US" w:eastAsia="ru-RU"/>
               </w:rPr>
-              <w:t>N</w:t>
-            </w:r>
-            <w:r>
-              <w:rPr>
-                <w:rFonts w:eastAsia="Calibri" w:cs="Times New Roman"/>
-                <w:sz w:val="24"/>
-                <w:szCs w:val="24"/>
-                <w:lang w:val="en-US" w:eastAsia="ru-RU"/>
-              </w:rPr>
-              <w:t>ameOfSbornik</w:t>
+              <w:t>NameOfSbornik</w:t>
             </w:r>
             <w:proofErr w:type="spellEnd"/>
           </w:p>
@@ -12375,16 +12267,7 @@
                 <w:szCs w:val="24"/>
                 <w:lang w:val="en-US" w:eastAsia="ru-RU"/>
               </w:rPr>
-              <w:t>K</w:t>
-            </w:r>
-            <w:r>
-              <w:rPr>
-                <w:rFonts w:eastAsia="Calibri" w:cs="Times New Roman"/>
-                <w:sz w:val="24"/>
-                <w:szCs w:val="24"/>
-                <w:lang w:val="en-US" w:eastAsia="ru-RU"/>
-              </w:rPr>
-              <w:t>indOfDissert</w:t>
+              <w:t>KindOfDissert</w:t>
             </w:r>
             <w:proofErr w:type="spellEnd"/>
           </w:p>
@@ -12493,16 +12376,7 @@
                 <w:szCs w:val="24"/>
                 <w:lang w:val="en-US" w:eastAsia="ru-RU"/>
               </w:rPr>
-              <w:t>B</w:t>
-            </w:r>
-            <w:r>
-              <w:rPr>
-                <w:rFonts w:eastAsia="Calibri" w:cs="Times New Roman"/>
-                <w:sz w:val="24"/>
-                <w:szCs w:val="24"/>
-                <w:lang w:val="en-US" w:eastAsia="ru-RU"/>
-              </w:rPr>
-              <w:t>ranchOfScience</w:t>
+              <w:t>BranchOfScience</w:t>
             </w:r>
             <w:proofErr w:type="spellEnd"/>
           </w:p>
@@ -12611,16 +12485,7 @@
                 <w:szCs w:val="24"/>
                 <w:lang w:val="en-US" w:eastAsia="ru-RU"/>
               </w:rPr>
-              <w:t>S</w:t>
-            </w:r>
-            <w:r>
-              <w:rPr>
-                <w:rFonts w:eastAsia="Calibri" w:cs="Times New Roman"/>
-                <w:sz w:val="24"/>
-                <w:szCs w:val="24"/>
-                <w:lang w:val="en-US" w:eastAsia="ru-RU"/>
-              </w:rPr>
-              <w:t>pecialtyCode</w:t>
+              <w:t>SpecialtyCode</w:t>
             </w:r>
             <w:proofErr w:type="spellEnd"/>
           </w:p>
@@ -12719,16 +12584,7 @@
                 <w:szCs w:val="24"/>
                 <w:lang w:val="en-US" w:eastAsia="ru-RU"/>
               </w:rPr>
-              <w:t>+O</w:t>
-            </w:r>
-            <w:r>
-              <w:rPr>
-                <w:rFonts w:eastAsia="Calibri" w:cs="Times New Roman"/>
-                <w:sz w:val="24"/>
-                <w:szCs w:val="24"/>
-                <w:lang w:val="en-US" w:eastAsia="ru-RU"/>
-              </w:rPr>
-              <w:t>rganization</w:t>
+              <w:t>+Organization</w:t>
             </w:r>
           </w:p>
         </w:tc>
@@ -12836,16 +12692,7 @@
                 <w:szCs w:val="24"/>
                 <w:lang w:val="en-US" w:eastAsia="ru-RU"/>
               </w:rPr>
-              <w:t>N</w:t>
-            </w:r>
-            <w:r>
-              <w:rPr>
-                <w:rFonts w:eastAsia="Calibri" w:cs="Times New Roman"/>
-                <w:sz w:val="24"/>
-                <w:szCs w:val="24"/>
-                <w:lang w:val="en-US" w:eastAsia="ru-RU"/>
-              </w:rPr>
-              <w:t>ameOfSpeciality</w:t>
+              <w:t>NameOfSpeciality</w:t>
             </w:r>
             <w:proofErr w:type="spellEnd"/>
           </w:p>
@@ -12944,16 +12791,7 @@
                 <w:szCs w:val="24"/>
                 <w:lang w:val="en-US" w:eastAsia="ru-RU"/>
               </w:rPr>
-              <w:t>+C</w:t>
-            </w:r>
-            <w:r>
-              <w:rPr>
-                <w:rFonts w:eastAsia="Calibri" w:cs="Times New Roman"/>
-                <w:sz w:val="24"/>
-                <w:szCs w:val="24"/>
-                <w:lang w:val="en-US" w:eastAsia="ru-RU"/>
-              </w:rPr>
-              <w:t>ity</w:t>
+              <w:t>+City</w:t>
             </w:r>
           </w:p>
         </w:tc>
@@ -13051,16 +12889,7 @@
                 <w:szCs w:val="24"/>
                 <w:lang w:val="en-US" w:eastAsia="ru-RU"/>
               </w:rPr>
-              <w:t>+S</w:t>
-            </w:r>
-            <w:r>
-              <w:rPr>
-                <w:rFonts w:eastAsia="Calibri" w:cs="Times New Roman"/>
-                <w:sz w:val="24"/>
-                <w:szCs w:val="24"/>
-                <w:lang w:val="en-US" w:eastAsia="ru-RU"/>
-              </w:rPr>
-              <w:t>heet</w:t>
+              <w:t>+Sheet</w:t>
             </w:r>
           </w:p>
         </w:tc>
@@ -14352,6 +14181,9 @@
         <w:jc w:val="center"/>
       </w:pPr>
       <w:r>
+        <w:rPr>
+          <w:noProof/>
+        </w:rPr>
         <w:lastRenderedPageBreak/>
         <w:drawing>
           <wp:inline distT="0" distB="0" distL="0" distR="0" wp14:anchorId="69E2926D" wp14:editId="3F6813C5">
@@ -14460,6 +14292,9 @@
         <w:jc w:val="center"/>
       </w:pPr>
       <w:r>
+        <w:rPr>
+          <w:noProof/>
+        </w:rPr>
         <w:lastRenderedPageBreak/>
         <w:drawing>
           <wp:inline distT="0" distB="0" distL="0" distR="0" wp14:anchorId="2E653634" wp14:editId="6A6721D9">
@@ -15167,54 +15002,36 @@
       <w:pPr>
         <w:ind w:firstLine="0"/>
         <w:jc w:val="center"/>
-        <w:rPr>
-          <w:lang w:val="en-US"/>
-        </w:rPr>
       </w:pPr>
     </w:p>
     <w:p>
       <w:pPr>
         <w:ind w:firstLine="0"/>
         <w:jc w:val="center"/>
-        <w:rPr>
-          <w:lang w:val="en-US"/>
-        </w:rPr>
       </w:pPr>
     </w:p>
     <w:p>
       <w:pPr>
         <w:ind w:firstLine="0"/>
         <w:jc w:val="center"/>
-        <w:rPr>
-          <w:lang w:val="en-US"/>
-        </w:rPr>
       </w:pPr>
     </w:p>
     <w:p>
       <w:pPr>
         <w:ind w:firstLine="0"/>
         <w:jc w:val="center"/>
-        <w:rPr>
-          <w:lang w:val="en-US"/>
-        </w:rPr>
       </w:pPr>
     </w:p>
     <w:p>
       <w:pPr>
         <w:ind w:firstLine="0"/>
         <w:jc w:val="center"/>
-        <w:rPr>
-          <w:lang w:val="en-US"/>
-        </w:rPr>
       </w:pPr>
     </w:p>
     <w:p>
       <w:pPr>
         <w:ind w:firstLine="0"/>
         <w:jc w:val="center"/>
-        <w:rPr>
-          <w:lang w:val="en-US"/>
-        </w:rPr>
       </w:pPr>
     </w:p>
     <w:p>
@@ -16219,22 +16036,15 @@
         <w:t xml:space="preserve"> </w:t>
       </w:r>
       <w:r>
-        <w:rPr>
-          <w:highlight w:val="yellow"/>
-        </w:rPr>
         <w:t xml:space="preserve">Формат </w:t>
       </w:r>
       <w:r>
         <w:rPr>
-          <w:highlight w:val="yellow"/>
           <w:lang w:val="en-US"/>
         </w:rPr>
         <w:t>XML</w:t>
       </w:r>
       <w:r>
-        <w:rPr>
-          <w:highlight w:val="yellow"/>
-        </w:rPr>
         <w:t>-файла должен иметь следующую структуру:</w:t>
       </w:r>
     </w:p>
@@ -16262,13 +16072,12 @@
       <w:r>
         <w:rPr>
           <w:noProof/>
-          <w:lang w:eastAsia="ru-RU"/>
         </w:rPr>
         <w:drawing>
-          <wp:inline distT="0" distB="0" distL="0" distR="0" wp14:anchorId="351BB05B" wp14:editId="0249676F">
-            <wp:extent cx="5940425" cy="2941955"/>
-            <wp:effectExtent l="0" t="0" r="3175" b="0"/>
-            <wp:docPr id="1" name="Рисунок 1"/>
+          <wp:inline distT="0" distB="0" distL="0" distR="0" wp14:anchorId="3FAAA67B" wp14:editId="39E3F59B">
+            <wp:extent cx="5940425" cy="1614805"/>
+            <wp:effectExtent l="0" t="0" r="3175" b="4445"/>
+            <wp:docPr id="2091385307" name="Рисунок 1"/>
             <wp:cNvGraphicFramePr>
               <a:graphicFrameLocks xmlns:a="http://schemas.openxmlformats.org/drawingml/2006/main" noChangeAspect="1"/>
             </wp:cNvGraphicFramePr>
@@ -16276,7 +16085,7 @@
               <a:graphicData uri="http://schemas.openxmlformats.org/drawingml/2006/picture">
                 <pic:pic xmlns:pic="http://schemas.openxmlformats.org/drawingml/2006/picture">
                   <pic:nvPicPr>
-                    <pic:cNvPr id="1" name=""/>
+                    <pic:cNvPr id="2091385307" name=""/>
                     <pic:cNvPicPr/>
                   </pic:nvPicPr>
                   <pic:blipFill>
@@ -16288,7 +16097,7 @@
                   <pic:spPr>
                     <a:xfrm>
                       <a:off x="0" y="0"/>
-                      <a:ext cx="5940425" cy="2941955"/>
+                      <a:ext cx="5940425" cy="1614805"/>
                     </a:xfrm>
                     <a:prstGeom prst="rect">
                       <a:avLst/>
@@ -16423,17 +16232,13 @@
         <w:contextualSpacing/>
       </w:pPr>
       <w:r>
-        <w:lastRenderedPageBreak/>
         <w:t>Диссертация</w:t>
       </w:r>
       <w:r>
         <w:t xml:space="preserve"> (</w:t>
       </w:r>
       <w:r>
-        <w:t>Фамилия, Имя, Отчество, Название</w:t>
-      </w:r>
-      <w:r>
-        <w:t>, Вид диссертации, Отрасль наук, Код специальности, Организация, Название специальности, Город, Год издания, Количество страниц</w:t>
+        <w:t>Фамилия, Имя, Отчество, Название, Вид диссертации, Отрасль наук, Код специальности, Организация, Название специальности, Город, Год издания, Количество страниц</w:t>
       </w:r>
       <w:r>
         <w:t>);</w:t>
@@ -16463,10 +16268,7 @@
         <w:t>(</w:t>
       </w:r>
       <w:r>
-        <w:t>Фамилия, Имя, Отчество, Название</w:t>
-      </w:r>
-      <w:r>
-        <w:t>, Название журнала, Номер журнала, Год издания, Начальная страница</w:t>
+        <w:t>Фамилия, Имя, Отчество, Название, Название журнала, Номер журнала, Год издания, Начальная страница</w:t>
       </w:r>
       <w:proofErr w:type="gramStart"/>
       <w:r>
@@ -16504,10 +16306,7 @@
         <w:t>(</w:t>
       </w:r>
       <w:r>
-        <w:t>Фамилия, Имя, Отчество, Название</w:t>
-      </w:r>
-      <w:r>
-        <w:t>, Место публикации, Издательство, Название сборника, Год издания, Начальная страница</w:t>
+        <w:t>Фамилия, Имя, Отчество, Название, Место публикации, Издательство, Название сборника, Год издания, Начальная страница</w:t>
       </w:r>
       <w:proofErr w:type="gramStart"/>
       <w:r>
@@ -16786,7 +16585,6 @@
           <w:bCs/>
           <w:lang w:val="en-US"/>
         </w:rPr>
-        <w:lastRenderedPageBreak/>
         <w:t>U</w:t>
       </w:r>
       <w:r>
@@ -16823,6 +16621,7 @@
           <w:bCs/>
           <w:lang w:val="en-US"/>
         </w:rPr>
+        <w:lastRenderedPageBreak/>
         <w:t>C</w:t>
       </w:r>
       <w:r>

--- a/ЛБ5_Масленков.docx
+++ b/ЛБ5_Масленков.docx
@@ -366,7 +366,6 @@
                 <w:u w:val="single"/>
               </w:rPr>
             </w:pPr>
-            <w:proofErr w:type="spellStart"/>
             <w:r>
               <w:rPr>
                 <w:rFonts w:eastAsia="Calibri" w:cs="Times New Roman"/>
@@ -374,7 +373,6 @@
               </w:rPr>
               <w:t>Масленков</w:t>
             </w:r>
-            <w:proofErr w:type="spellEnd"/>
             <w:r>
               <w:rPr>
                 <w:rFonts w:eastAsia="Calibri" w:cs="Times New Roman"/>
@@ -878,23 +876,13 @@
                 <w:u w:val="single"/>
               </w:rPr>
             </w:pPr>
-            <w:proofErr w:type="spellStart"/>
             <w:r>
               <w:rPr>
                 <w:rFonts w:eastAsia="Calibri" w:cs="Times New Roman"/>
                 <w:szCs w:val="28"/>
                 <w:u w:val="single"/>
               </w:rPr>
-              <w:t>Калентьев</w:t>
-            </w:r>
-            <w:proofErr w:type="spellEnd"/>
-            <w:r>
-              <w:rPr>
-                <w:rFonts w:eastAsia="Calibri" w:cs="Times New Roman"/>
-                <w:szCs w:val="28"/>
-                <w:u w:val="single"/>
-              </w:rPr>
-              <w:t xml:space="preserve"> А. А.</w:t>
+              <w:t>Калентьев А. А.</w:t>
             </w:r>
           </w:p>
         </w:tc>
@@ -2104,23 +2092,7 @@
     </w:p>
     <w:p>
       <w:r>
-        <w:t>Вариант использования (</w:t>
-      </w:r>
-      <w:proofErr w:type="spellStart"/>
-      <w:r>
-        <w:t>use</w:t>
-      </w:r>
-      <w:proofErr w:type="spellEnd"/>
-      <w:r>
-        <w:t xml:space="preserve"> </w:t>
-      </w:r>
-      <w:proofErr w:type="spellStart"/>
-      <w:r>
-        <w:t>case</w:t>
-      </w:r>
-      <w:proofErr w:type="spellEnd"/>
-      <w:r>
-        <w:t>) — это описание множества последовательных действий (включая вариации), которые выполняются некоторым субъектом с целью получения результата, значимого для некоторого действующего лица [1]. ВИ предполагает взаимодействие действующих лиц и системы или другого объекта. Действующее лицо представляет собой логически связанное множество ролей, которые играют пользователи системы во время взаимодействия с ней.</w:t>
+        <w:t>Вариант использования (use case) — это описание множества последовательных действий (включая вариации), которые выполняются некоторым субъектом с целью получения результата, значимого для некоторого действующего лица [1]. ВИ предполагает взаимодействие действующих лиц и системы или другого объекта. Действующее лицо представляет собой логически связанное множество ролей, которые играют пользователи системы во время взаимодействия с ней.</w:t>
       </w:r>
     </w:p>
     <w:p>
@@ -2235,23 +2207,7 @@
         <w:ind w:firstLine="709"/>
       </w:pPr>
       <w:r>
-        <w:t xml:space="preserve">Диаграмма классов (англ. </w:t>
-      </w:r>
-      <w:proofErr w:type="spellStart"/>
-      <w:r>
-        <w:t>class</w:t>
-      </w:r>
-      <w:proofErr w:type="spellEnd"/>
-      <w:r>
-        <w:t xml:space="preserve"> </w:t>
-      </w:r>
-      <w:proofErr w:type="spellStart"/>
-      <w:r>
-        <w:t>diagram</w:t>
-      </w:r>
-      <w:proofErr w:type="spellEnd"/>
-      <w:r>
-        <w:t>) — структурная диаграмма языка моделирования UML, демонстрирующая общую структуру иерархии классов системы, их коопераций, атрибутов (полей), методов, интерфейсов и взаимосвязей (отношений) между ними. Широко применяется не только для документирования и визуализации, но также для конструирования посредством прямого или обратного проектирования.</w:t>
+        <w:t>Диаграмма классов (англ. class diagram) — структурная диаграмма языка моделирования UML, демонстрирующая общую структуру иерархии классов системы, их коопераций, атрибутов (полей), методов, интерфейсов и взаимосвязей (отношений) между ними. Широко применяется не только для документирования и визуализации, но также для конструирования посредством прямого или обратного проектирования.</w:t>
       </w:r>
     </w:p>
     <w:p>
@@ -2448,7 +2404,6 @@
         <w:t xml:space="preserve"> приведено описание абстрактного класса </w:t>
       </w:r>
       <w:bookmarkStart w:id="10" w:name="_Hlk179982041"/>
-      <w:proofErr w:type="spellStart"/>
       <w:r>
         <w:rPr>
           <w:rFonts w:eastAsia="Times New Roman" w:cs="Times New Roman"/>
@@ -2472,7 +2427,6 @@
         <w:t>Base</w:t>
       </w:r>
       <w:bookmarkEnd w:id="10"/>
-      <w:proofErr w:type="spellEnd"/>
       <w:r>
         <w:rPr>
           <w:rFonts w:eastAsia="Times New Roman" w:cs="Times New Roman"/>
@@ -2580,49 +2534,8 @@
           <w:szCs w:val="24"/>
           <w:lang w:val="en-US" w:eastAsia="ru-RU"/>
         </w:rPr>
-        <w:t xml:space="preserve"> – </w:t>
-      </w:r>
-      <w:proofErr w:type="spellStart"/>
-      <w:r>
-        <w:rPr>
-          <w:rFonts w:eastAsia="Times New Roman" w:cs="Times New Roman"/>
-          <w:sz w:val="24"/>
-          <w:szCs w:val="24"/>
-          <w:lang w:val="en-US" w:eastAsia="ru-RU"/>
-        </w:rPr>
-        <w:t>Описание</w:t>
-      </w:r>
-      <w:proofErr w:type="spellEnd"/>
-      <w:r>
-        <w:rPr>
-          <w:rFonts w:eastAsia="Times New Roman" w:cs="Times New Roman"/>
-          <w:sz w:val="24"/>
-          <w:szCs w:val="24"/>
-          <w:lang w:val="en-US" w:eastAsia="ru-RU"/>
-        </w:rPr>
-        <w:t xml:space="preserve"> </w:t>
-      </w:r>
-      <w:proofErr w:type="spellStart"/>
-      <w:r>
-        <w:rPr>
-          <w:rFonts w:eastAsia="Times New Roman" w:cs="Times New Roman"/>
-          <w:sz w:val="24"/>
-          <w:szCs w:val="24"/>
-          <w:lang w:val="en-US" w:eastAsia="ru-RU"/>
-        </w:rPr>
-        <w:t>класса</w:t>
-      </w:r>
-      <w:proofErr w:type="spellEnd"/>
-      <w:r>
-        <w:rPr>
-          <w:rFonts w:eastAsia="Times New Roman" w:cs="Times New Roman"/>
-          <w:sz w:val="24"/>
-          <w:szCs w:val="24"/>
-          <w:lang w:val="en-US" w:eastAsia="ru-RU"/>
-        </w:rPr>
-        <w:t xml:space="preserve"> </w:t>
-      </w:r>
-      <w:proofErr w:type="spellStart"/>
+        <w:t xml:space="preserve"> – Описание класса </w:t>
+      </w:r>
       <w:r>
         <w:rPr>
           <w:rFonts w:eastAsia="Times New Roman" w:cs="Times New Roman"/>
@@ -2645,7 +2558,6 @@
         </w:rPr>
         <w:t>Base</w:t>
       </w:r>
-      <w:proofErr w:type="spellEnd"/>
     </w:p>
     <w:tbl>
       <w:tblPr>
@@ -2827,7 +2739,6 @@
               </w:rPr>
               <w:t xml:space="preserve">Класс </w:t>
             </w:r>
-            <w:proofErr w:type="spellStart"/>
             <w:r>
               <w:rPr>
                 <w:rFonts w:eastAsia="Times New Roman" w:cs="Times New Roman"/>
@@ -2852,7 +2763,6 @@
               </w:rPr>
               <w:t>Base</w:t>
             </w:r>
-            <w:proofErr w:type="spellEnd"/>
             <w:r>
               <w:rPr>
                 <w:rFonts w:eastAsia="Times New Roman" w:cs="Times New Roman"/>
@@ -4068,7 +3978,6 @@
               </w:rPr>
               <w:t xml:space="preserve">+ </w:t>
             </w:r>
-            <w:proofErr w:type="spellStart"/>
             <w:r>
               <w:rPr>
                 <w:rFonts w:eastAsia="Calibri" w:cs="Times New Roman"/>
@@ -4078,7 +3987,6 @@
               </w:rPr>
               <w:t>Ttile</w:t>
             </w:r>
-            <w:proofErr w:type="spellEnd"/>
           </w:p>
         </w:tc>
         <w:tc>
@@ -4210,7 +4118,6 @@
               </w:rPr>
               <w:t xml:space="preserve"> </w:t>
             </w:r>
-            <w:proofErr w:type="spellStart"/>
             <w:r>
               <w:rPr>
                 <w:rFonts w:eastAsia="Calibri" w:cs="Times New Roman"/>
@@ -4220,7 +4127,6 @@
               </w:rPr>
               <w:t>GetInfo</w:t>
             </w:r>
-            <w:proofErr w:type="spellEnd"/>
           </w:p>
         </w:tc>
         <w:tc>
@@ -4283,29 +4189,7 @@
                 <w:szCs w:val="24"/>
                 <w:lang w:eastAsia="ru-RU"/>
               </w:rPr>
-              <w:t xml:space="preserve">Вывод </w:t>
-            </w:r>
-            <w:proofErr w:type="spellStart"/>
-            <w:proofErr w:type="gramStart"/>
-            <w:r>
-              <w:rPr>
-                <w:rFonts w:eastAsia="Calibri" w:cs="Times New Roman"/>
-                <w:sz w:val="24"/>
-                <w:szCs w:val="24"/>
-                <w:lang w:eastAsia="ru-RU"/>
-              </w:rPr>
-              <w:t>библ.карточки</w:t>
-            </w:r>
-            <w:proofErr w:type="spellEnd"/>
-            <w:proofErr w:type="gramEnd"/>
-            <w:r>
-              <w:rPr>
-                <w:rFonts w:eastAsia="Calibri" w:cs="Times New Roman"/>
-                <w:sz w:val="24"/>
-                <w:szCs w:val="24"/>
-                <w:lang w:eastAsia="ru-RU"/>
-              </w:rPr>
-              <w:t>.</w:t>
+              <w:t>Вывод библ.карточки.</w:t>
             </w:r>
           </w:p>
         </w:tc>
@@ -4338,19 +4222,8 @@
                 <w:szCs w:val="24"/>
                 <w:lang w:val="en-US" w:eastAsia="ru-RU"/>
               </w:rPr>
-              <w:t>+</w:t>
-            </w:r>
-            <w:proofErr w:type="spellStart"/>
-            <w:r>
-              <w:rPr>
-                <w:rFonts w:eastAsia="Calibri" w:cs="Times New Roman"/>
-                <w:sz w:val="24"/>
-                <w:szCs w:val="24"/>
-                <w:lang w:val="en-US" w:eastAsia="ru-RU"/>
-              </w:rPr>
-              <w:t>EditionType</w:t>
-            </w:r>
-            <w:proofErr w:type="spellEnd"/>
+              <w:t>+EditionType</w:t>
+            </w:r>
           </w:p>
         </w:tc>
         <w:tc>
@@ -4493,7 +4366,6 @@
               </w:rPr>
               <w:t xml:space="preserve"> </w:t>
             </w:r>
-            <w:proofErr w:type="spellStart"/>
             <w:r>
               <w:rPr>
                 <w:rFonts w:eastAsia="Calibri" w:cs="Times New Roman"/>
@@ -4503,7 +4375,6 @@
               </w:rPr>
               <w:t>IsCorrectYear</w:t>
             </w:r>
-            <w:proofErr w:type="spellEnd"/>
           </w:p>
         </w:tc>
         <w:tc>
@@ -4603,7 +4474,6 @@
               </w:rPr>
               <w:t>+</w:t>
             </w:r>
-            <w:proofErr w:type="spellStart"/>
             <w:r>
               <w:rPr>
                 <w:rFonts w:eastAsia="Calibri" w:cs="Times New Roman"/>
@@ -4613,7 +4483,6 @@
               </w:rPr>
               <w:t>ReverseFullName</w:t>
             </w:r>
-            <w:proofErr w:type="spellEnd"/>
           </w:p>
         </w:tc>
         <w:tc>
@@ -4713,7 +4582,6 @@
               </w:rPr>
               <w:t>+</w:t>
             </w:r>
-            <w:proofErr w:type="spellStart"/>
             <w:r>
               <w:rPr>
                 <w:rFonts w:eastAsia="Calibri" w:cs="Times New Roman"/>
@@ -4723,7 +4591,6 @@
               </w:rPr>
               <w:t>MakeSample</w:t>
             </w:r>
-            <w:proofErr w:type="spellEnd"/>
           </w:p>
         </w:tc>
         <w:tc>
@@ -4823,7 +4690,6 @@
               </w:rPr>
               <w:t>+</w:t>
             </w:r>
-            <w:proofErr w:type="spellStart"/>
             <w:r>
               <w:rPr>
                 <w:rFonts w:eastAsia="Calibri" w:cs="Times New Roman"/>
@@ -4833,7 +4699,6 @@
               </w:rPr>
               <w:t>TitileSplitAndJoin</w:t>
             </w:r>
-            <w:proofErr w:type="spellEnd"/>
           </w:p>
         </w:tc>
         <w:tc>
@@ -4933,7 +4798,6 @@
               </w:rPr>
               <w:t>+</w:t>
             </w:r>
-            <w:proofErr w:type="spellStart"/>
             <w:r>
               <w:rPr>
                 <w:rFonts w:eastAsia="Calibri" w:cs="Times New Roman"/>
@@ -4943,7 +4807,6 @@
               </w:rPr>
               <w:t>IsCorretName</w:t>
             </w:r>
-            <w:proofErr w:type="spellEnd"/>
           </w:p>
         </w:tc>
         <w:tc>
@@ -5150,7 +5013,6 @@
         </w:rPr>
         <w:t xml:space="preserve">, </w:t>
       </w:r>
-      <w:proofErr w:type="spellStart"/>
       <w:r>
         <w:rPr>
           <w:rFonts w:eastAsia="Times New Roman" w:cs="Times New Roman"/>
@@ -5159,7 +5021,6 @@
         </w:rPr>
         <w:t>Sbornik</w:t>
       </w:r>
-      <w:proofErr w:type="spellEnd"/>
       <w:r>
         <w:rPr>
           <w:rFonts w:eastAsia="Times New Roman" w:cs="Times New Roman"/>
@@ -5169,7 +5030,6 @@
         <w:t xml:space="preserve"> и </w:t>
       </w:r>
       <w:bookmarkStart w:id="12" w:name="_Hlk179984674"/>
-      <w:proofErr w:type="spellStart"/>
       <w:r>
         <w:rPr>
           <w:rFonts w:eastAsia="Times New Roman" w:cs="Times New Roman"/>
@@ -5191,7 +5051,6 @@
         <w:t>n</w:t>
       </w:r>
       <w:bookmarkEnd w:id="12"/>
-      <w:proofErr w:type="spellEnd"/>
       <w:r>
         <w:rPr>
           <w:rFonts w:eastAsia="Times New Roman" w:cs="Times New Roman"/>
@@ -5263,7 +5122,6 @@
         </w:rPr>
       </w:pPr>
       <w:bookmarkStart w:id="13" w:name="_Ref168303832"/>
-      <w:proofErr w:type="spellStart"/>
       <w:r>
         <w:rPr>
           <w:rFonts w:eastAsia="Times New Roman" w:cs="Times New Roman"/>
@@ -5271,17 +5129,7 @@
           <w:szCs w:val="24"/>
           <w:lang w:val="en-US" w:eastAsia="ru-RU"/>
         </w:rPr>
-        <w:t>Таблица</w:t>
-      </w:r>
-      <w:proofErr w:type="spellEnd"/>
-      <w:r>
-        <w:rPr>
-          <w:rFonts w:eastAsia="Times New Roman" w:cs="Times New Roman"/>
-          <w:sz w:val="24"/>
-          <w:szCs w:val="24"/>
-          <w:lang w:val="en-US" w:eastAsia="ru-RU"/>
-        </w:rPr>
-        <w:t xml:space="preserve"> </w:t>
+        <w:t xml:space="preserve">Таблица </w:t>
       </w:r>
       <w:r>
         <w:rPr>
@@ -5337,47 +5185,7 @@
           <w:szCs w:val="24"/>
           <w:lang w:val="en-US" w:eastAsia="ru-RU"/>
         </w:rPr>
-        <w:t xml:space="preserve"> – </w:t>
-      </w:r>
-      <w:proofErr w:type="spellStart"/>
-      <w:r>
-        <w:rPr>
-          <w:rFonts w:eastAsia="Times New Roman" w:cs="Times New Roman"/>
-          <w:sz w:val="24"/>
-          <w:szCs w:val="24"/>
-          <w:lang w:val="en-US" w:eastAsia="ru-RU"/>
-        </w:rPr>
-        <w:t>Описание</w:t>
-      </w:r>
-      <w:proofErr w:type="spellEnd"/>
-      <w:r>
-        <w:rPr>
-          <w:rFonts w:eastAsia="Times New Roman" w:cs="Times New Roman"/>
-          <w:sz w:val="24"/>
-          <w:szCs w:val="24"/>
-          <w:lang w:val="en-US" w:eastAsia="ru-RU"/>
-        </w:rPr>
-        <w:t xml:space="preserve"> </w:t>
-      </w:r>
-      <w:proofErr w:type="spellStart"/>
-      <w:r>
-        <w:rPr>
-          <w:rFonts w:eastAsia="Times New Roman" w:cs="Times New Roman"/>
-          <w:sz w:val="24"/>
-          <w:szCs w:val="24"/>
-          <w:lang w:val="en-US" w:eastAsia="ru-RU"/>
-        </w:rPr>
-        <w:t>класса</w:t>
-      </w:r>
-      <w:proofErr w:type="spellEnd"/>
-      <w:r>
-        <w:rPr>
-          <w:rFonts w:eastAsia="Times New Roman" w:cs="Times New Roman"/>
-          <w:sz w:val="24"/>
-          <w:szCs w:val="24"/>
-          <w:lang w:val="en-US" w:eastAsia="ru-RU"/>
-        </w:rPr>
-        <w:t xml:space="preserve"> </w:t>
+        <w:t xml:space="preserve"> – Описание класса </w:t>
       </w:r>
       <w:r>
         <w:rPr>
@@ -5428,7 +5236,6 @@
                 <w:lang w:val="en-US" w:eastAsia="ru-RU"/>
               </w:rPr>
             </w:pPr>
-            <w:proofErr w:type="spellStart"/>
             <w:r>
               <w:rPr>
                 <w:rFonts w:eastAsia="Calibri" w:cs="Times New Roman"/>
@@ -5438,7 +5245,6 @@
               </w:rPr>
               <w:t>Название</w:t>
             </w:r>
-            <w:proofErr w:type="spellEnd"/>
           </w:p>
         </w:tc>
         <w:tc>
@@ -5462,7 +5268,6 @@
                 <w:lang w:val="en-US" w:eastAsia="ru-RU"/>
               </w:rPr>
             </w:pPr>
-            <w:proofErr w:type="spellStart"/>
             <w:r>
               <w:rPr>
                 <w:rFonts w:eastAsia="Calibri" w:cs="Times New Roman"/>
@@ -5472,7 +5277,6 @@
               </w:rPr>
               <w:t>Тип</w:t>
             </w:r>
-            <w:proofErr w:type="spellEnd"/>
           </w:p>
         </w:tc>
         <w:tc>
@@ -5496,7 +5300,6 @@
                 <w:lang w:val="en-US" w:eastAsia="ru-RU"/>
               </w:rPr>
             </w:pPr>
-            <w:proofErr w:type="spellStart"/>
             <w:r>
               <w:rPr>
                 <w:rFonts w:eastAsia="Calibri" w:cs="Times New Roman"/>
@@ -5506,7 +5309,6 @@
               </w:rPr>
               <w:t>Описание</w:t>
             </w:r>
-            <w:proofErr w:type="spellEnd"/>
           </w:p>
         </w:tc>
       </w:tr>
@@ -5533,37 +5335,15 @@
                 <w:lang w:val="en-US" w:eastAsia="ru-RU"/>
               </w:rPr>
             </w:pPr>
-            <w:proofErr w:type="spellStart"/>
-            <w:r>
-              <w:rPr>
-                <w:rFonts w:eastAsia="Calibri" w:cs="Times New Roman"/>
-                <w:sz w:val="24"/>
-                <w:szCs w:val="24"/>
-                <w:lang w:val="en-US" w:eastAsia="ru-RU"/>
-              </w:rPr>
-              <w:t>Описание</w:t>
-            </w:r>
-            <w:proofErr w:type="spellEnd"/>
-            <w:r>
-              <w:rPr>
-                <w:rFonts w:eastAsia="Calibri" w:cs="Times New Roman"/>
-                <w:sz w:val="24"/>
-                <w:szCs w:val="24"/>
-                <w:lang w:val="en-US" w:eastAsia="ru-RU"/>
-              </w:rPr>
-              <w:t xml:space="preserve"> </w:t>
-            </w:r>
-            <w:proofErr w:type="spellStart"/>
-            <w:r>
-              <w:rPr>
-                <w:rFonts w:eastAsia="Calibri" w:cs="Times New Roman"/>
-                <w:sz w:val="24"/>
-                <w:szCs w:val="24"/>
-                <w:lang w:val="en-US" w:eastAsia="ru-RU"/>
-              </w:rPr>
-              <w:t>класса</w:t>
-            </w:r>
-            <w:proofErr w:type="spellEnd"/>
+            <w:r>
+              <w:rPr>
+                <w:rFonts w:eastAsia="Calibri" w:cs="Times New Roman"/>
+                <w:sz w:val="24"/>
+                <w:szCs w:val="24"/>
+                <w:lang w:val="en-US" w:eastAsia="ru-RU"/>
+              </w:rPr>
+              <w:t>Описание класса</w:t>
+            </w:r>
           </w:p>
         </w:tc>
       </w:tr>
@@ -5664,7 +5444,6 @@
                 <w:lang w:val="en-US" w:eastAsia="ru-RU"/>
               </w:rPr>
             </w:pPr>
-            <w:proofErr w:type="spellStart"/>
             <w:r>
               <w:rPr>
                 <w:rFonts w:eastAsia="Calibri" w:cs="Times New Roman"/>
@@ -5674,7 +5453,6 @@
               </w:rPr>
               <w:t>Поля</w:t>
             </w:r>
-            <w:proofErr w:type="spellEnd"/>
           </w:p>
         </w:tc>
       </w:tr>
@@ -5710,19 +5488,8 @@
                 <w:szCs w:val="24"/>
                 <w:lang w:val="en-US" w:eastAsia="ru-RU"/>
               </w:rPr>
-              <w:t>-_</w:t>
-            </w:r>
-            <w:proofErr w:type="spellStart"/>
-            <w:r>
-              <w:rPr>
-                <w:rFonts w:eastAsia="Calibri" w:cs="Times New Roman"/>
-                <w:sz w:val="24"/>
-                <w:szCs w:val="24"/>
-                <w:lang w:val="en-US" w:eastAsia="ru-RU"/>
-              </w:rPr>
-              <w:t>placeOfPublication</w:t>
-            </w:r>
-            <w:proofErr w:type="spellEnd"/>
+              <w:t>-_placeOfPublication</w:t>
+            </w:r>
           </w:p>
         </w:tc>
         <w:tc>
@@ -5822,19 +5589,8 @@
                 <w:szCs w:val="24"/>
                 <w:lang w:val="en-US" w:eastAsia="ru-RU"/>
               </w:rPr>
-              <w:t>-_</w:t>
-            </w:r>
-            <w:proofErr w:type="spellStart"/>
-            <w:r>
-              <w:rPr>
-                <w:rFonts w:eastAsia="Calibri" w:cs="Times New Roman"/>
-                <w:sz w:val="24"/>
-                <w:szCs w:val="24"/>
-                <w:lang w:val="en-US" w:eastAsia="ru-RU"/>
-              </w:rPr>
-              <w:t>publishingHouse</w:t>
-            </w:r>
-            <w:proofErr w:type="spellEnd"/>
+              <w:t>-_publishingHouse</w:t>
+            </w:r>
           </w:p>
         </w:tc>
         <w:tc>
@@ -5934,19 +5690,8 @@
                 <w:szCs w:val="24"/>
                 <w:lang w:val="en-US" w:eastAsia="ru-RU"/>
               </w:rPr>
-              <w:t>-_</w:t>
-            </w:r>
-            <w:proofErr w:type="spellStart"/>
-            <w:r>
-              <w:rPr>
-                <w:rFonts w:eastAsia="Calibri" w:cs="Times New Roman"/>
-                <w:sz w:val="24"/>
-                <w:szCs w:val="24"/>
-                <w:lang w:val="en-US" w:eastAsia="ru-RU"/>
-              </w:rPr>
-              <w:t>additionalInformation</w:t>
-            </w:r>
-            <w:proofErr w:type="spellEnd"/>
+              <w:t>-_additionalInformation</w:t>
+            </w:r>
           </w:p>
         </w:tc>
         <w:tc>
@@ -6165,7 +5910,6 @@
                 <w:lang w:val="en-US" w:eastAsia="ru-RU"/>
               </w:rPr>
             </w:pPr>
-            <w:proofErr w:type="spellStart"/>
             <w:r>
               <w:rPr>
                 <w:rFonts w:eastAsia="Calibri" w:cs="Times New Roman"/>
@@ -6175,7 +5919,6 @@
               </w:rPr>
               <w:t>Свойства</w:t>
             </w:r>
-            <w:proofErr w:type="spellEnd"/>
           </w:p>
         </w:tc>
       </w:tr>
@@ -6210,7 +5953,6 @@
               </w:rPr>
               <w:t xml:space="preserve">+ </w:t>
             </w:r>
-            <w:proofErr w:type="spellStart"/>
             <w:r>
               <w:rPr>
                 <w:rFonts w:eastAsia="Calibri" w:cs="Times New Roman"/>
@@ -6220,7 +5962,6 @@
               </w:rPr>
               <w:t>PlaceOfPublication</w:t>
             </w:r>
-            <w:proofErr w:type="spellEnd"/>
           </w:p>
         </w:tc>
         <w:tc>
@@ -6319,7 +6060,6 @@
               </w:rPr>
               <w:t xml:space="preserve">+ </w:t>
             </w:r>
-            <w:proofErr w:type="spellStart"/>
             <w:r>
               <w:rPr>
                 <w:rFonts w:eastAsia="Calibri" w:cs="Times New Roman"/>
@@ -6329,7 +6069,6 @@
               </w:rPr>
               <w:t>PublishingHouse</w:t>
             </w:r>
-            <w:proofErr w:type="spellEnd"/>
           </w:p>
         </w:tc>
         <w:tc>
@@ -6428,7 +6167,6 @@
               </w:rPr>
               <w:t xml:space="preserve">+ </w:t>
             </w:r>
-            <w:proofErr w:type="spellStart"/>
             <w:r>
               <w:rPr>
                 <w:rFonts w:eastAsia="Calibri" w:cs="Times New Roman"/>
@@ -6438,7 +6176,6 @@
               </w:rPr>
               <w:t>AdditionalInformation</w:t>
             </w:r>
-            <w:proofErr w:type="spellEnd"/>
           </w:p>
         </w:tc>
         <w:tc>
@@ -6644,7 +6381,6 @@
               </w:rPr>
               <w:t>+</w:t>
             </w:r>
-            <w:proofErr w:type="spellStart"/>
             <w:r>
               <w:rPr>
                 <w:rFonts w:eastAsia="Calibri" w:cs="Times New Roman"/>
@@ -6654,7 +6390,6 @@
               </w:rPr>
               <w:t>GetInfo</w:t>
             </w:r>
-            <w:proofErr w:type="spellEnd"/>
           </w:p>
         </w:tc>
         <w:tc>
@@ -6717,29 +6452,7 @@
                 <w:szCs w:val="24"/>
                 <w:lang w:eastAsia="ru-RU"/>
               </w:rPr>
-              <w:t xml:space="preserve">Вывод </w:t>
-            </w:r>
-            <w:proofErr w:type="spellStart"/>
-            <w:proofErr w:type="gramStart"/>
-            <w:r>
-              <w:rPr>
-                <w:rFonts w:eastAsia="Calibri" w:cs="Times New Roman"/>
-                <w:sz w:val="24"/>
-                <w:szCs w:val="24"/>
-                <w:lang w:eastAsia="ru-RU"/>
-              </w:rPr>
-              <w:t>библ.карточки</w:t>
-            </w:r>
-            <w:proofErr w:type="spellEnd"/>
-            <w:proofErr w:type="gramEnd"/>
-            <w:r>
-              <w:rPr>
-                <w:rFonts w:eastAsia="Calibri" w:cs="Times New Roman"/>
-                <w:sz w:val="24"/>
-                <w:szCs w:val="24"/>
-                <w:lang w:eastAsia="ru-RU"/>
-              </w:rPr>
-              <w:t>.</w:t>
+              <w:t>Вывод библ.карточки.</w:t>
             </w:r>
           </w:p>
         </w:tc>
@@ -6819,7 +6532,6 @@
               </w:rPr>
               <w:t xml:space="preserve"> </w:t>
             </w:r>
-            <w:proofErr w:type="spellStart"/>
             <w:r>
               <w:rPr>
                 <w:rFonts w:eastAsia="Calibri" w:cs="Times New Roman"/>
@@ -6829,7 +6541,6 @@
               </w:rPr>
               <w:t>IsCorrectSheet</w:t>
             </w:r>
-            <w:proofErr w:type="spellEnd"/>
           </w:p>
         </w:tc>
         <w:tc>
@@ -6932,7 +6643,6 @@
           <w:lang w:val="en-US" w:eastAsia="ru-RU"/>
         </w:rPr>
       </w:pPr>
-      <w:proofErr w:type="spellStart"/>
       <w:r>
         <w:rPr>
           <w:rFonts w:eastAsia="Times New Roman" w:cs="Times New Roman"/>
@@ -6940,17 +6650,7 @@
           <w:szCs w:val="24"/>
           <w:lang w:val="en-US" w:eastAsia="ru-RU"/>
         </w:rPr>
-        <w:t>Таблица</w:t>
-      </w:r>
-      <w:proofErr w:type="spellEnd"/>
-      <w:r>
-        <w:rPr>
-          <w:rFonts w:eastAsia="Times New Roman" w:cs="Times New Roman"/>
-          <w:sz w:val="24"/>
-          <w:szCs w:val="24"/>
-          <w:lang w:val="en-US" w:eastAsia="ru-RU"/>
-        </w:rPr>
-        <w:t xml:space="preserve"> </w:t>
+        <w:t xml:space="preserve">Таблица </w:t>
       </w:r>
       <w:r>
         <w:rPr>
@@ -7005,47 +6705,7 @@
           <w:szCs w:val="24"/>
           <w:lang w:val="en-US" w:eastAsia="ru-RU"/>
         </w:rPr>
-        <w:t xml:space="preserve"> – </w:t>
-      </w:r>
-      <w:proofErr w:type="spellStart"/>
-      <w:r>
-        <w:rPr>
-          <w:rFonts w:eastAsia="Times New Roman" w:cs="Times New Roman"/>
-          <w:sz w:val="24"/>
-          <w:szCs w:val="24"/>
-          <w:lang w:val="en-US" w:eastAsia="ru-RU"/>
-        </w:rPr>
-        <w:t>Описание</w:t>
-      </w:r>
-      <w:proofErr w:type="spellEnd"/>
-      <w:r>
-        <w:rPr>
-          <w:rFonts w:eastAsia="Times New Roman" w:cs="Times New Roman"/>
-          <w:sz w:val="24"/>
-          <w:szCs w:val="24"/>
-          <w:lang w:val="en-US" w:eastAsia="ru-RU"/>
-        </w:rPr>
-        <w:t xml:space="preserve"> </w:t>
-      </w:r>
-      <w:proofErr w:type="spellStart"/>
-      <w:r>
-        <w:rPr>
-          <w:rFonts w:eastAsia="Times New Roman" w:cs="Times New Roman"/>
-          <w:sz w:val="24"/>
-          <w:szCs w:val="24"/>
-          <w:lang w:val="en-US" w:eastAsia="ru-RU"/>
-        </w:rPr>
-        <w:t>класса</w:t>
-      </w:r>
-      <w:proofErr w:type="spellEnd"/>
-      <w:r>
-        <w:rPr>
-          <w:rFonts w:eastAsia="Times New Roman" w:cs="Times New Roman"/>
-          <w:sz w:val="24"/>
-          <w:szCs w:val="24"/>
-          <w:lang w:val="en-US" w:eastAsia="ru-RU"/>
-        </w:rPr>
-        <w:t xml:space="preserve"> </w:t>
+        <w:t xml:space="preserve"> – Описание класса </w:t>
       </w:r>
       <w:r>
         <w:rPr>
@@ -7096,7 +6756,6 @@
                 <w:lang w:val="en-US" w:eastAsia="ru-RU"/>
               </w:rPr>
             </w:pPr>
-            <w:proofErr w:type="spellStart"/>
             <w:r>
               <w:rPr>
                 <w:rFonts w:eastAsia="Calibri" w:cs="Times New Roman"/>
@@ -7106,7 +6765,6 @@
               </w:rPr>
               <w:t>Название</w:t>
             </w:r>
-            <w:proofErr w:type="spellEnd"/>
           </w:p>
         </w:tc>
         <w:tc>
@@ -7130,7 +6788,6 @@
                 <w:lang w:val="en-US" w:eastAsia="ru-RU"/>
               </w:rPr>
             </w:pPr>
-            <w:proofErr w:type="spellStart"/>
             <w:r>
               <w:rPr>
                 <w:rFonts w:eastAsia="Calibri" w:cs="Times New Roman"/>
@@ -7140,7 +6797,6 @@
               </w:rPr>
               <w:t>Тип</w:t>
             </w:r>
-            <w:proofErr w:type="spellEnd"/>
           </w:p>
         </w:tc>
         <w:tc>
@@ -7164,7 +6820,6 @@
                 <w:lang w:val="en-US" w:eastAsia="ru-RU"/>
               </w:rPr>
             </w:pPr>
-            <w:proofErr w:type="spellStart"/>
             <w:r>
               <w:rPr>
                 <w:rFonts w:eastAsia="Calibri" w:cs="Times New Roman"/>
@@ -7174,7 +6829,6 @@
               </w:rPr>
               <w:t>Описание</w:t>
             </w:r>
-            <w:proofErr w:type="spellEnd"/>
           </w:p>
         </w:tc>
       </w:tr>
@@ -7201,37 +6855,15 @@
                 <w:lang w:val="en-US" w:eastAsia="ru-RU"/>
               </w:rPr>
             </w:pPr>
-            <w:proofErr w:type="spellStart"/>
-            <w:r>
-              <w:rPr>
-                <w:rFonts w:eastAsia="Calibri" w:cs="Times New Roman"/>
-                <w:sz w:val="24"/>
-                <w:szCs w:val="24"/>
-                <w:lang w:val="en-US" w:eastAsia="ru-RU"/>
-              </w:rPr>
-              <w:t>Описание</w:t>
-            </w:r>
-            <w:proofErr w:type="spellEnd"/>
-            <w:r>
-              <w:rPr>
-                <w:rFonts w:eastAsia="Calibri" w:cs="Times New Roman"/>
-                <w:sz w:val="24"/>
-                <w:szCs w:val="24"/>
-                <w:lang w:val="en-US" w:eastAsia="ru-RU"/>
-              </w:rPr>
-              <w:t xml:space="preserve"> </w:t>
-            </w:r>
-            <w:proofErr w:type="spellStart"/>
-            <w:r>
-              <w:rPr>
-                <w:rFonts w:eastAsia="Calibri" w:cs="Times New Roman"/>
-                <w:sz w:val="24"/>
-                <w:szCs w:val="24"/>
-                <w:lang w:val="en-US" w:eastAsia="ru-RU"/>
-              </w:rPr>
-              <w:t>класса</w:t>
-            </w:r>
-            <w:proofErr w:type="spellEnd"/>
+            <w:r>
+              <w:rPr>
+                <w:rFonts w:eastAsia="Calibri" w:cs="Times New Roman"/>
+                <w:sz w:val="24"/>
+                <w:szCs w:val="24"/>
+                <w:lang w:val="en-US" w:eastAsia="ru-RU"/>
+              </w:rPr>
+              <w:t>Описание класса</w:t>
+            </w:r>
           </w:p>
         </w:tc>
       </w:tr>
@@ -7329,7 +6961,6 @@
                 <w:lang w:val="en-US" w:eastAsia="ru-RU"/>
               </w:rPr>
             </w:pPr>
-            <w:proofErr w:type="spellStart"/>
             <w:r>
               <w:rPr>
                 <w:rFonts w:eastAsia="Calibri" w:cs="Times New Roman"/>
@@ -7339,7 +6970,6 @@
               </w:rPr>
               <w:t>Поля</w:t>
             </w:r>
-            <w:proofErr w:type="spellEnd"/>
           </w:p>
         </w:tc>
       </w:tr>
@@ -7375,19 +7005,8 @@
                 <w:szCs w:val="24"/>
                 <w:lang w:val="en-US" w:eastAsia="ru-RU"/>
               </w:rPr>
-              <w:t>-_</w:t>
-            </w:r>
-            <w:proofErr w:type="spellStart"/>
-            <w:r>
-              <w:rPr>
-                <w:rFonts w:eastAsia="Calibri" w:cs="Times New Roman"/>
-                <w:sz w:val="24"/>
-                <w:szCs w:val="24"/>
-                <w:lang w:val="en-US" w:eastAsia="ru-RU"/>
-              </w:rPr>
-              <w:t>nameOfMagazine</w:t>
-            </w:r>
-            <w:proofErr w:type="spellEnd"/>
+              <w:t>-_nameOfMagazine</w:t>
+            </w:r>
           </w:p>
         </w:tc>
         <w:tc>
@@ -7487,19 +7106,8 @@
                 <w:szCs w:val="24"/>
                 <w:lang w:val="en-US" w:eastAsia="ru-RU"/>
               </w:rPr>
-              <w:t>-_</w:t>
-            </w:r>
-            <w:proofErr w:type="spellStart"/>
-            <w:r>
-              <w:rPr>
-                <w:rFonts w:eastAsia="Calibri" w:cs="Times New Roman"/>
-                <w:sz w:val="24"/>
-                <w:szCs w:val="24"/>
-                <w:lang w:val="en-US" w:eastAsia="ru-RU"/>
-              </w:rPr>
-              <w:t>numberOfMagazine</w:t>
-            </w:r>
-            <w:proofErr w:type="spellEnd"/>
+              <w:t>-_numberOfMagazine</w:t>
+            </w:r>
           </w:p>
         </w:tc>
         <w:tc>
@@ -7530,7 +7138,7 @@
                 <w:szCs w:val="24"/>
                 <w:lang w:val="en-US" w:eastAsia="ru-RU"/>
               </w:rPr>
-              <w:t>int</w:t>
+              <w:t>string</w:t>
             </w:r>
           </w:p>
         </w:tc>
@@ -7599,19 +7207,8 @@
                 <w:szCs w:val="24"/>
                 <w:lang w:val="en-US" w:eastAsia="ru-RU"/>
               </w:rPr>
-              <w:t>-_</w:t>
-            </w:r>
-            <w:proofErr w:type="spellStart"/>
-            <w:r>
-              <w:rPr>
-                <w:rFonts w:eastAsia="Calibri" w:cs="Times New Roman"/>
-                <w:sz w:val="24"/>
-                <w:szCs w:val="24"/>
-                <w:lang w:val="en-US" w:eastAsia="ru-RU"/>
-              </w:rPr>
-              <w:t>startSheet</w:t>
-            </w:r>
-            <w:proofErr w:type="spellEnd"/>
+              <w:t>-_startSheet</w:t>
+            </w:r>
           </w:p>
         </w:tc>
         <w:tc>
@@ -7731,7 +7328,6 @@
               </w:rPr>
               <w:t>_</w:t>
             </w:r>
-            <w:proofErr w:type="spellStart"/>
             <w:r>
               <w:rPr>
                 <w:rFonts w:eastAsia="Calibri" w:cs="Times New Roman"/>
@@ -7741,7 +7337,6 @@
               </w:rPr>
               <w:t>endSheet</w:t>
             </w:r>
-            <w:proofErr w:type="spellEnd"/>
           </w:p>
         </w:tc>
         <w:tc>
@@ -7832,7 +7427,6 @@
                 <w:lang w:val="en-US" w:eastAsia="ru-RU"/>
               </w:rPr>
             </w:pPr>
-            <w:proofErr w:type="spellStart"/>
             <w:r>
               <w:rPr>
                 <w:rFonts w:eastAsia="Calibri" w:cs="Times New Roman"/>
@@ -7842,7 +7436,6 @@
               </w:rPr>
               <w:t>Свойства</w:t>
             </w:r>
-            <w:proofErr w:type="spellEnd"/>
           </w:p>
         </w:tc>
       </w:tr>
@@ -7877,7 +7470,6 @@
               </w:rPr>
               <w:t xml:space="preserve">+ </w:t>
             </w:r>
-            <w:proofErr w:type="spellStart"/>
             <w:r>
               <w:rPr>
                 <w:rFonts w:eastAsia="Calibri" w:cs="Times New Roman"/>
@@ -7887,7 +7479,6 @@
               </w:rPr>
               <w:t>NameOfMagazine</w:t>
             </w:r>
-            <w:proofErr w:type="spellEnd"/>
           </w:p>
         </w:tc>
         <w:tc>
@@ -7986,7 +7577,6 @@
               </w:rPr>
               <w:t xml:space="preserve">+ </w:t>
             </w:r>
-            <w:proofErr w:type="spellStart"/>
             <w:r>
               <w:rPr>
                 <w:rFonts w:eastAsia="Calibri" w:cs="Times New Roman"/>
@@ -7996,7 +7586,6 @@
               </w:rPr>
               <w:t>NumberOfMagazine</w:t>
             </w:r>
-            <w:proofErr w:type="spellEnd"/>
           </w:p>
         </w:tc>
         <w:tc>
@@ -8095,7 +7684,6 @@
               </w:rPr>
               <w:t xml:space="preserve">+ </w:t>
             </w:r>
-            <w:proofErr w:type="spellStart"/>
             <w:r>
               <w:rPr>
                 <w:rFonts w:eastAsia="Calibri" w:cs="Times New Roman"/>
@@ -8105,7 +7693,6 @@
               </w:rPr>
               <w:t>StartSheet</w:t>
             </w:r>
-            <w:proofErr w:type="spellEnd"/>
           </w:p>
         </w:tc>
         <w:tc>
@@ -8204,7 +7791,6 @@
               </w:rPr>
               <w:t xml:space="preserve">+ </w:t>
             </w:r>
-            <w:proofErr w:type="spellStart"/>
             <w:r>
               <w:rPr>
                 <w:rFonts w:eastAsia="Calibri" w:cs="Times New Roman"/>
@@ -8214,7 +7800,6 @@
               </w:rPr>
               <w:t>EndSheet</w:t>
             </w:r>
-            <w:proofErr w:type="spellEnd"/>
           </w:p>
         </w:tc>
         <w:tc>
@@ -8313,7 +7898,6 @@
               </w:rPr>
               <w:t>+</w:t>
             </w:r>
-            <w:proofErr w:type="spellStart"/>
             <w:r>
               <w:rPr>
                 <w:rFonts w:eastAsia="Calibri" w:cs="Times New Roman"/>
@@ -8323,7 +7907,6 @@
               </w:rPr>
               <w:t>GetInfo</w:t>
             </w:r>
-            <w:proofErr w:type="spellEnd"/>
           </w:p>
         </w:tc>
         <w:tc>
@@ -8386,29 +7969,7 @@
                 <w:szCs w:val="24"/>
                 <w:lang w:eastAsia="ru-RU"/>
               </w:rPr>
-              <w:t xml:space="preserve">Вывод </w:t>
-            </w:r>
-            <w:proofErr w:type="spellStart"/>
-            <w:proofErr w:type="gramStart"/>
-            <w:r>
-              <w:rPr>
-                <w:rFonts w:eastAsia="Calibri" w:cs="Times New Roman"/>
-                <w:sz w:val="24"/>
-                <w:szCs w:val="24"/>
-                <w:lang w:eastAsia="ru-RU"/>
-              </w:rPr>
-              <w:t>библ.карточки</w:t>
-            </w:r>
-            <w:proofErr w:type="spellEnd"/>
-            <w:proofErr w:type="gramEnd"/>
-            <w:r>
-              <w:rPr>
-                <w:rFonts w:eastAsia="Calibri" w:cs="Times New Roman"/>
-                <w:sz w:val="24"/>
-                <w:szCs w:val="24"/>
-                <w:lang w:eastAsia="ru-RU"/>
-              </w:rPr>
-              <w:t>.</w:t>
+              <w:t>Вывод библ.карточки.</w:t>
             </w:r>
           </w:p>
         </w:tc>
@@ -8442,19 +8003,8 @@
                 <w:szCs w:val="24"/>
                 <w:lang w:val="en-US" w:eastAsia="ru-RU"/>
               </w:rPr>
-              <w:t>+</w:t>
-            </w:r>
-            <w:proofErr w:type="spellStart"/>
-            <w:r>
-              <w:rPr>
-                <w:rFonts w:eastAsia="Calibri" w:cs="Times New Roman"/>
-                <w:sz w:val="24"/>
-                <w:szCs w:val="24"/>
-                <w:lang w:val="en-US" w:eastAsia="ru-RU"/>
-              </w:rPr>
-              <w:t>EditionType</w:t>
-            </w:r>
-            <w:proofErr w:type="spellEnd"/>
+              <w:t>+EditionType</w:t>
+            </w:r>
           </w:p>
         </w:tc>
         <w:tc>
@@ -8597,7 +8147,6 @@
               </w:rPr>
               <w:t xml:space="preserve"> </w:t>
             </w:r>
-            <w:proofErr w:type="spellStart"/>
             <w:r>
               <w:rPr>
                 <w:rFonts w:eastAsia="Calibri" w:cs="Times New Roman"/>
@@ -8616,7 +8165,6 @@
               </w:rPr>
               <w:t>NumberOfMagazine</w:t>
             </w:r>
-            <w:proofErr w:type="spellEnd"/>
           </w:p>
         </w:tc>
         <w:tc>
@@ -8733,7 +8281,6 @@
               </w:rPr>
               <w:t>+</w:t>
             </w:r>
-            <w:proofErr w:type="spellStart"/>
             <w:r>
               <w:rPr>
                 <w:rFonts w:eastAsia="Calibri" w:cs="Times New Roman"/>
@@ -8743,7 +8290,6 @@
               </w:rPr>
               <w:t>IsCorrectStartSheet</w:t>
             </w:r>
-            <w:proofErr w:type="spellEnd"/>
           </w:p>
         </w:tc>
         <w:tc>
@@ -8851,7 +8397,6 @@
               </w:rPr>
               <w:t xml:space="preserve"> </w:t>
             </w:r>
-            <w:proofErr w:type="spellStart"/>
             <w:r>
               <w:rPr>
                 <w:rFonts w:eastAsia="Calibri" w:cs="Times New Roman"/>
@@ -8861,7 +8406,6 @@
               </w:rPr>
               <w:t>IsCorrectSheet</w:t>
             </w:r>
-            <w:proofErr w:type="spellEnd"/>
           </w:p>
         </w:tc>
         <w:tc>
@@ -8965,7 +8509,6 @@
         </w:rPr>
       </w:pPr>
       <w:bookmarkStart w:id="14" w:name="_Ref168303837"/>
-      <w:proofErr w:type="spellStart"/>
       <w:r>
         <w:rPr>
           <w:rFonts w:eastAsia="Times New Roman" w:cs="Times New Roman"/>
@@ -8973,17 +8516,7 @@
           <w:szCs w:val="24"/>
           <w:lang w:val="en-US" w:eastAsia="ru-RU"/>
         </w:rPr>
-        <w:t>Таблица</w:t>
-      </w:r>
-      <w:proofErr w:type="spellEnd"/>
-      <w:r>
-        <w:rPr>
-          <w:rFonts w:eastAsia="Times New Roman" w:cs="Times New Roman"/>
-          <w:sz w:val="24"/>
-          <w:szCs w:val="24"/>
-          <w:lang w:val="en-US" w:eastAsia="ru-RU"/>
-        </w:rPr>
-        <w:t xml:space="preserve"> </w:t>
+        <w:t xml:space="preserve">Таблица </w:t>
       </w:r>
       <w:r>
         <w:rPr>
@@ -9039,49 +8572,8 @@
           <w:szCs w:val="24"/>
           <w:lang w:val="en-US" w:eastAsia="ru-RU"/>
         </w:rPr>
-        <w:t xml:space="preserve"> – </w:t>
-      </w:r>
-      <w:proofErr w:type="spellStart"/>
-      <w:r>
-        <w:rPr>
-          <w:rFonts w:eastAsia="Times New Roman" w:cs="Times New Roman"/>
-          <w:sz w:val="24"/>
-          <w:szCs w:val="24"/>
-          <w:lang w:val="en-US" w:eastAsia="ru-RU"/>
-        </w:rPr>
-        <w:t>Описание</w:t>
-      </w:r>
-      <w:proofErr w:type="spellEnd"/>
-      <w:r>
-        <w:rPr>
-          <w:rFonts w:eastAsia="Times New Roman" w:cs="Times New Roman"/>
-          <w:sz w:val="24"/>
-          <w:szCs w:val="24"/>
-          <w:lang w:val="en-US" w:eastAsia="ru-RU"/>
-        </w:rPr>
-        <w:t xml:space="preserve"> </w:t>
-      </w:r>
-      <w:proofErr w:type="spellStart"/>
-      <w:r>
-        <w:rPr>
-          <w:rFonts w:eastAsia="Times New Roman" w:cs="Times New Roman"/>
-          <w:sz w:val="24"/>
-          <w:szCs w:val="24"/>
-          <w:lang w:val="en-US" w:eastAsia="ru-RU"/>
-        </w:rPr>
-        <w:t>класса</w:t>
-      </w:r>
-      <w:proofErr w:type="spellEnd"/>
-      <w:r>
-        <w:rPr>
-          <w:rFonts w:eastAsia="Times New Roman" w:cs="Times New Roman"/>
-          <w:sz w:val="24"/>
-          <w:szCs w:val="24"/>
-          <w:lang w:val="en-US" w:eastAsia="ru-RU"/>
-        </w:rPr>
-        <w:t xml:space="preserve"> </w:t>
-      </w:r>
-      <w:proofErr w:type="spellStart"/>
+        <w:t xml:space="preserve"> – Описание класса </w:t>
+      </w:r>
       <w:r>
         <w:rPr>
           <w:rFonts w:eastAsia="Times New Roman" w:cs="Times New Roman"/>
@@ -9093,7 +8585,6 @@
         </w:rPr>
         <w:t>Sbornik</w:t>
       </w:r>
-      <w:proofErr w:type="spellEnd"/>
     </w:p>
     <w:tbl>
       <w:tblPr>
@@ -9132,7 +8623,6 @@
                 <w:lang w:val="en-US" w:eastAsia="ru-RU"/>
               </w:rPr>
             </w:pPr>
-            <w:proofErr w:type="spellStart"/>
             <w:r>
               <w:rPr>
                 <w:rFonts w:eastAsia="Calibri" w:cs="Times New Roman"/>
@@ -9142,7 +8632,6 @@
               </w:rPr>
               <w:t>Название</w:t>
             </w:r>
-            <w:proofErr w:type="spellEnd"/>
           </w:p>
         </w:tc>
         <w:tc>
@@ -9166,7 +8655,6 @@
                 <w:lang w:val="en-US" w:eastAsia="ru-RU"/>
               </w:rPr>
             </w:pPr>
-            <w:proofErr w:type="spellStart"/>
             <w:r>
               <w:rPr>
                 <w:rFonts w:eastAsia="Calibri" w:cs="Times New Roman"/>
@@ -9176,7 +8664,6 @@
               </w:rPr>
               <w:t>Тип</w:t>
             </w:r>
-            <w:proofErr w:type="spellEnd"/>
           </w:p>
         </w:tc>
         <w:tc>
@@ -9200,7 +8687,6 @@
                 <w:lang w:val="en-US" w:eastAsia="ru-RU"/>
               </w:rPr>
             </w:pPr>
-            <w:proofErr w:type="spellStart"/>
             <w:r>
               <w:rPr>
                 <w:rFonts w:eastAsia="Calibri" w:cs="Times New Roman"/>
@@ -9210,7 +8696,6 @@
               </w:rPr>
               <w:t>Описание</w:t>
             </w:r>
-            <w:proofErr w:type="spellEnd"/>
           </w:p>
         </w:tc>
       </w:tr>
@@ -9237,37 +8722,15 @@
                 <w:lang w:val="en-US" w:eastAsia="ru-RU"/>
               </w:rPr>
             </w:pPr>
-            <w:proofErr w:type="spellStart"/>
-            <w:r>
-              <w:rPr>
-                <w:rFonts w:eastAsia="Calibri" w:cs="Times New Roman"/>
-                <w:sz w:val="24"/>
-                <w:szCs w:val="24"/>
-                <w:lang w:val="en-US" w:eastAsia="ru-RU"/>
-              </w:rPr>
-              <w:t>Описание</w:t>
-            </w:r>
-            <w:proofErr w:type="spellEnd"/>
-            <w:r>
-              <w:rPr>
-                <w:rFonts w:eastAsia="Calibri" w:cs="Times New Roman"/>
-                <w:sz w:val="24"/>
-                <w:szCs w:val="24"/>
-                <w:lang w:val="en-US" w:eastAsia="ru-RU"/>
-              </w:rPr>
-              <w:t xml:space="preserve"> </w:t>
-            </w:r>
-            <w:proofErr w:type="spellStart"/>
-            <w:r>
-              <w:rPr>
-                <w:rFonts w:eastAsia="Calibri" w:cs="Times New Roman"/>
-                <w:sz w:val="24"/>
-                <w:szCs w:val="24"/>
-                <w:lang w:val="en-US" w:eastAsia="ru-RU"/>
-              </w:rPr>
-              <w:t>класса</w:t>
-            </w:r>
-            <w:proofErr w:type="spellEnd"/>
+            <w:r>
+              <w:rPr>
+                <w:rFonts w:eastAsia="Calibri" w:cs="Times New Roman"/>
+                <w:sz w:val="24"/>
+                <w:szCs w:val="24"/>
+                <w:lang w:val="en-US" w:eastAsia="ru-RU"/>
+              </w:rPr>
+              <w:t>Описание класса</w:t>
+            </w:r>
           </w:p>
         </w:tc>
       </w:tr>
@@ -9312,25 +8775,14 @@
               </w:rPr>
               <w:t xml:space="preserve"> </w:t>
             </w:r>
-            <w:proofErr w:type="spellStart"/>
-            <w:r>
-              <w:rPr>
-                <w:rFonts w:eastAsia="Calibri" w:cs="Times New Roman"/>
-                <w:sz w:val="24"/>
-                <w:szCs w:val="24"/>
-                <w:lang w:val="en-US" w:eastAsia="ru-RU"/>
-              </w:rPr>
-              <w:t>Sbornik</w:t>
-            </w:r>
-            <w:proofErr w:type="spellEnd"/>
-            <w:r>
-              <w:rPr>
-                <w:rFonts w:eastAsia="Calibri" w:cs="Times New Roman"/>
-                <w:sz w:val="24"/>
-                <w:szCs w:val="24"/>
-                <w:lang w:val="en-US" w:eastAsia="ru-RU"/>
-              </w:rPr>
-              <w:t xml:space="preserve"> - </w:t>
+            <w:r>
+              <w:rPr>
+                <w:rFonts w:eastAsia="Calibri" w:cs="Times New Roman"/>
+                <w:sz w:val="24"/>
+                <w:szCs w:val="24"/>
+                <w:lang w:val="en-US" w:eastAsia="ru-RU"/>
+              </w:rPr>
+              <w:t xml:space="preserve">Sbornik - </w:t>
             </w:r>
             <w:r>
               <w:rPr>
@@ -9367,7 +8819,6 @@
                 <w:lang w:val="en-US" w:eastAsia="ru-RU"/>
               </w:rPr>
             </w:pPr>
-            <w:proofErr w:type="spellStart"/>
             <w:r>
               <w:rPr>
                 <w:rFonts w:eastAsia="Calibri" w:cs="Times New Roman"/>
@@ -9377,7 +8828,6 @@
               </w:rPr>
               <w:t>Поля</w:t>
             </w:r>
-            <w:proofErr w:type="spellEnd"/>
           </w:p>
         </w:tc>
       </w:tr>
@@ -9413,19 +8863,8 @@
                 <w:szCs w:val="24"/>
                 <w:lang w:val="en-US" w:eastAsia="ru-RU"/>
               </w:rPr>
-              <w:t>-_</w:t>
-            </w:r>
-            <w:proofErr w:type="spellStart"/>
-            <w:r>
-              <w:rPr>
-                <w:rFonts w:eastAsia="Calibri" w:cs="Times New Roman"/>
-                <w:sz w:val="24"/>
-                <w:szCs w:val="24"/>
-                <w:lang w:val="en-US" w:eastAsia="ru-RU"/>
-              </w:rPr>
-              <w:t>nameOfSbornik</w:t>
-            </w:r>
-            <w:proofErr w:type="spellEnd"/>
+              <w:t>-_nameOfSbornik</w:t>
+            </w:r>
           </w:p>
         </w:tc>
         <w:tc>
@@ -9525,19 +8964,8 @@
                 <w:szCs w:val="24"/>
                 <w:lang w:val="en-US" w:eastAsia="ru-RU"/>
               </w:rPr>
-              <w:t>-_</w:t>
-            </w:r>
-            <w:proofErr w:type="spellStart"/>
-            <w:r>
-              <w:rPr>
-                <w:rFonts w:eastAsia="Calibri" w:cs="Times New Roman"/>
-                <w:sz w:val="24"/>
-                <w:szCs w:val="24"/>
-                <w:lang w:val="en-US" w:eastAsia="ru-RU"/>
-              </w:rPr>
-              <w:t>placeOfPublication</w:t>
-            </w:r>
-            <w:proofErr w:type="spellEnd"/>
+              <w:t>-_placeOfPublication</w:t>
+            </w:r>
           </w:p>
         </w:tc>
         <w:tc>
@@ -9637,19 +9065,8 @@
                 <w:szCs w:val="24"/>
                 <w:lang w:val="en-US" w:eastAsia="ru-RU"/>
               </w:rPr>
-              <w:t>-_</w:t>
-            </w:r>
-            <w:proofErr w:type="spellStart"/>
-            <w:r>
-              <w:rPr>
-                <w:rFonts w:eastAsia="Calibri" w:cs="Times New Roman"/>
-                <w:sz w:val="24"/>
-                <w:szCs w:val="24"/>
-                <w:lang w:val="en-US" w:eastAsia="ru-RU"/>
-              </w:rPr>
-              <w:t>publishingHouse</w:t>
-            </w:r>
-            <w:proofErr w:type="spellEnd"/>
+              <w:t>-_publishingHouse</w:t>
+            </w:r>
           </w:p>
         </w:tc>
         <w:tc>
@@ -9749,19 +9166,8 @@
                 <w:szCs w:val="24"/>
                 <w:lang w:val="en-US" w:eastAsia="ru-RU"/>
               </w:rPr>
-              <w:t>-_</w:t>
-            </w:r>
-            <w:proofErr w:type="spellStart"/>
-            <w:r>
-              <w:rPr>
-                <w:rFonts w:eastAsia="Calibri" w:cs="Times New Roman"/>
-                <w:sz w:val="24"/>
-                <w:szCs w:val="24"/>
-                <w:lang w:val="en-US" w:eastAsia="ru-RU"/>
-              </w:rPr>
-              <w:t>startSheet</w:t>
-            </w:r>
-            <w:proofErr w:type="spellEnd"/>
+              <w:t>-_startSheet</w:t>
+            </w:r>
           </w:p>
         </w:tc>
         <w:tc>
@@ -9881,7 +9287,6 @@
               </w:rPr>
               <w:t>_</w:t>
             </w:r>
-            <w:proofErr w:type="spellStart"/>
             <w:r>
               <w:rPr>
                 <w:rFonts w:eastAsia="Calibri" w:cs="Times New Roman"/>
@@ -9891,7 +9296,6 @@
               </w:rPr>
               <w:t>endSheet</w:t>
             </w:r>
-            <w:proofErr w:type="spellEnd"/>
           </w:p>
         </w:tc>
         <w:tc>
@@ -9982,7 +9386,6 @@
                 <w:lang w:val="en-US" w:eastAsia="ru-RU"/>
               </w:rPr>
             </w:pPr>
-            <w:proofErr w:type="spellStart"/>
             <w:r>
               <w:rPr>
                 <w:rFonts w:eastAsia="Calibri" w:cs="Times New Roman"/>
@@ -9993,7 +9396,6 @@
               <w:lastRenderedPageBreak/>
               <w:t>Свойства</w:t>
             </w:r>
-            <w:proofErr w:type="spellEnd"/>
           </w:p>
         </w:tc>
       </w:tr>
@@ -10028,7 +9430,6 @@
               </w:rPr>
               <w:t xml:space="preserve">+ </w:t>
             </w:r>
-            <w:proofErr w:type="spellStart"/>
             <w:r>
               <w:rPr>
                 <w:rFonts w:eastAsia="Calibri" w:cs="Times New Roman"/>
@@ -10038,7 +9439,6 @@
               </w:rPr>
               <w:t>NameOfSbornik</w:t>
             </w:r>
-            <w:proofErr w:type="spellEnd"/>
           </w:p>
         </w:tc>
         <w:tc>
@@ -10137,7 +9537,6 @@
               </w:rPr>
               <w:t xml:space="preserve">+ </w:t>
             </w:r>
-            <w:proofErr w:type="spellStart"/>
             <w:r>
               <w:rPr>
                 <w:rFonts w:eastAsia="Calibri" w:cs="Times New Roman"/>
@@ -10147,7 +9546,6 @@
               </w:rPr>
               <w:t>PlaceOfPublication</w:t>
             </w:r>
-            <w:proofErr w:type="spellEnd"/>
           </w:p>
         </w:tc>
         <w:tc>
@@ -10246,7 +9644,6 @@
               </w:rPr>
               <w:t xml:space="preserve">+ </w:t>
             </w:r>
-            <w:proofErr w:type="spellStart"/>
             <w:r>
               <w:rPr>
                 <w:rFonts w:eastAsia="Calibri" w:cs="Times New Roman"/>
@@ -10256,7 +9653,6 @@
               </w:rPr>
               <w:t>PublishingHouse</w:t>
             </w:r>
-            <w:proofErr w:type="spellEnd"/>
           </w:p>
         </w:tc>
         <w:tc>
@@ -10355,7 +9751,6 @@
               </w:rPr>
               <w:t xml:space="preserve">+ </w:t>
             </w:r>
-            <w:proofErr w:type="spellStart"/>
             <w:r>
               <w:rPr>
                 <w:rFonts w:eastAsia="Calibri" w:cs="Times New Roman"/>
@@ -10365,7 +9760,6 @@
               </w:rPr>
               <w:t>StartSheet</w:t>
             </w:r>
-            <w:proofErr w:type="spellEnd"/>
           </w:p>
         </w:tc>
         <w:tc>
@@ -10464,7 +9858,6 @@
               </w:rPr>
               <w:t xml:space="preserve">+ </w:t>
             </w:r>
-            <w:proofErr w:type="spellStart"/>
             <w:r>
               <w:rPr>
                 <w:rFonts w:eastAsia="Calibri" w:cs="Times New Roman"/>
@@ -10474,7 +9867,6 @@
               </w:rPr>
               <w:t>EndSheet</w:t>
             </w:r>
-            <w:proofErr w:type="spellEnd"/>
           </w:p>
         </w:tc>
         <w:tc>
@@ -10573,7 +9965,6 @@
               </w:rPr>
               <w:t>+</w:t>
             </w:r>
-            <w:proofErr w:type="spellStart"/>
             <w:r>
               <w:rPr>
                 <w:rFonts w:eastAsia="Calibri" w:cs="Times New Roman"/>
@@ -10583,7 +9974,6 @@
               </w:rPr>
               <w:t>GetInfo</w:t>
             </w:r>
-            <w:proofErr w:type="spellEnd"/>
           </w:p>
         </w:tc>
         <w:tc>
@@ -10646,29 +10036,7 @@
                 <w:szCs w:val="24"/>
                 <w:lang w:eastAsia="ru-RU"/>
               </w:rPr>
-              <w:t xml:space="preserve">Вывод </w:t>
-            </w:r>
-            <w:proofErr w:type="spellStart"/>
-            <w:proofErr w:type="gramStart"/>
-            <w:r>
-              <w:rPr>
-                <w:rFonts w:eastAsia="Calibri" w:cs="Times New Roman"/>
-                <w:sz w:val="24"/>
-                <w:szCs w:val="24"/>
-                <w:lang w:eastAsia="ru-RU"/>
-              </w:rPr>
-              <w:t>библ.карточки</w:t>
-            </w:r>
-            <w:proofErr w:type="spellEnd"/>
-            <w:proofErr w:type="gramEnd"/>
-            <w:r>
-              <w:rPr>
-                <w:rFonts w:eastAsia="Calibri" w:cs="Times New Roman"/>
-                <w:sz w:val="24"/>
-                <w:szCs w:val="24"/>
-                <w:lang w:eastAsia="ru-RU"/>
-              </w:rPr>
-              <w:t>.</w:t>
+              <w:t>Вывод библ.карточки.</w:t>
             </w:r>
           </w:p>
         </w:tc>
@@ -10702,19 +10070,8 @@
                 <w:szCs w:val="24"/>
                 <w:lang w:val="en-US" w:eastAsia="ru-RU"/>
               </w:rPr>
-              <w:t>+</w:t>
-            </w:r>
-            <w:proofErr w:type="spellStart"/>
-            <w:r>
-              <w:rPr>
-                <w:rFonts w:eastAsia="Calibri" w:cs="Times New Roman"/>
-                <w:sz w:val="24"/>
-                <w:szCs w:val="24"/>
-                <w:lang w:val="en-US" w:eastAsia="ru-RU"/>
-              </w:rPr>
-              <w:t>EditionType</w:t>
-            </w:r>
-            <w:proofErr w:type="spellEnd"/>
+              <w:t>+EditionType</w:t>
+            </w:r>
           </w:p>
         </w:tc>
         <w:tc>
@@ -10848,7 +10205,6 @@
               </w:rPr>
               <w:t>+</w:t>
             </w:r>
-            <w:proofErr w:type="spellStart"/>
             <w:r>
               <w:rPr>
                 <w:rFonts w:eastAsia="Calibri" w:cs="Times New Roman"/>
@@ -10858,7 +10214,6 @@
               </w:rPr>
               <w:t>IsCorrectStartSheet</w:t>
             </w:r>
-            <w:proofErr w:type="spellEnd"/>
           </w:p>
         </w:tc>
         <w:tc>
@@ -10966,7 +10321,6 @@
               </w:rPr>
               <w:t xml:space="preserve"> </w:t>
             </w:r>
-            <w:proofErr w:type="spellStart"/>
             <w:r>
               <w:rPr>
                 <w:rFonts w:eastAsia="Calibri" w:cs="Times New Roman"/>
@@ -10976,7 +10330,6 @@
               </w:rPr>
               <w:t>IsCorrectSheet</w:t>
             </w:r>
-            <w:proofErr w:type="spellEnd"/>
           </w:p>
         </w:tc>
         <w:tc>
@@ -11075,7 +10428,6 @@
           <w:lang w:val="en-US" w:eastAsia="ru-RU"/>
         </w:rPr>
       </w:pPr>
-      <w:proofErr w:type="spellStart"/>
       <w:r>
         <w:rPr>
           <w:rFonts w:eastAsia="Times New Roman" w:cs="Times New Roman"/>
@@ -11083,9 +10435,8 @@
           <w:szCs w:val="24"/>
           <w:lang w:val="en-US" w:eastAsia="ru-RU"/>
         </w:rPr>
-        <w:t>Таблица</w:t>
-      </w:r>
-      <w:proofErr w:type="spellEnd"/>
+        <w:t xml:space="preserve">Таблица </w:t>
+      </w:r>
       <w:r>
         <w:rPr>
           <w:rFonts w:eastAsia="Times New Roman" w:cs="Times New Roman"/>
@@ -11093,7 +10444,7 @@
           <w:szCs w:val="24"/>
           <w:lang w:val="en-US" w:eastAsia="ru-RU"/>
         </w:rPr>
-        <w:t xml:space="preserve"> </w:t>
+        <w:t>5</w:t>
       </w:r>
       <w:r>
         <w:rPr>
@@ -11102,56 +10453,7 @@
           <w:szCs w:val="24"/>
           <w:lang w:val="en-US" w:eastAsia="ru-RU"/>
         </w:rPr>
-        <w:t>5</w:t>
-      </w:r>
-      <w:r>
-        <w:rPr>
-          <w:rFonts w:eastAsia="Times New Roman" w:cs="Times New Roman"/>
-          <w:sz w:val="24"/>
-          <w:szCs w:val="24"/>
-          <w:lang w:val="en-US" w:eastAsia="ru-RU"/>
-        </w:rPr>
-        <w:t xml:space="preserve"> – </w:t>
-      </w:r>
-      <w:proofErr w:type="spellStart"/>
-      <w:r>
-        <w:rPr>
-          <w:rFonts w:eastAsia="Times New Roman" w:cs="Times New Roman"/>
-          <w:sz w:val="24"/>
-          <w:szCs w:val="24"/>
-          <w:lang w:val="en-US" w:eastAsia="ru-RU"/>
-        </w:rPr>
-        <w:t>Описание</w:t>
-      </w:r>
-      <w:proofErr w:type="spellEnd"/>
-      <w:r>
-        <w:rPr>
-          <w:rFonts w:eastAsia="Times New Roman" w:cs="Times New Roman"/>
-          <w:sz w:val="24"/>
-          <w:szCs w:val="24"/>
-          <w:lang w:val="en-US" w:eastAsia="ru-RU"/>
-        </w:rPr>
-        <w:t xml:space="preserve"> </w:t>
-      </w:r>
-      <w:proofErr w:type="spellStart"/>
-      <w:r>
-        <w:rPr>
-          <w:rFonts w:eastAsia="Times New Roman" w:cs="Times New Roman"/>
-          <w:sz w:val="24"/>
-          <w:szCs w:val="24"/>
-          <w:lang w:val="en-US" w:eastAsia="ru-RU"/>
-        </w:rPr>
-        <w:t>класса</w:t>
-      </w:r>
-      <w:proofErr w:type="spellEnd"/>
-      <w:r>
-        <w:rPr>
-          <w:rFonts w:eastAsia="Times New Roman" w:cs="Times New Roman"/>
-          <w:sz w:val="24"/>
-          <w:szCs w:val="24"/>
-          <w:lang w:val="en-US" w:eastAsia="ru-RU"/>
-        </w:rPr>
-        <w:t xml:space="preserve"> </w:t>
+        <w:t xml:space="preserve"> – Описание класса </w:t>
       </w:r>
       <w:r>
         <w:rPr>
@@ -11202,7 +10504,6 @@
                 <w:lang w:val="en-US" w:eastAsia="ru-RU"/>
               </w:rPr>
             </w:pPr>
-            <w:proofErr w:type="spellStart"/>
             <w:r>
               <w:rPr>
                 <w:rFonts w:eastAsia="Calibri" w:cs="Times New Roman"/>
@@ -11212,7 +10513,6 @@
               </w:rPr>
               <w:t>Название</w:t>
             </w:r>
-            <w:proofErr w:type="spellEnd"/>
           </w:p>
         </w:tc>
         <w:tc>
@@ -11236,7 +10536,6 @@
                 <w:lang w:val="en-US" w:eastAsia="ru-RU"/>
               </w:rPr>
             </w:pPr>
-            <w:proofErr w:type="spellStart"/>
             <w:r>
               <w:rPr>
                 <w:rFonts w:eastAsia="Calibri" w:cs="Times New Roman"/>
@@ -11246,7 +10545,6 @@
               </w:rPr>
               <w:t>Тип</w:t>
             </w:r>
-            <w:proofErr w:type="spellEnd"/>
           </w:p>
         </w:tc>
         <w:tc>
@@ -11270,7 +10568,6 @@
                 <w:lang w:val="en-US" w:eastAsia="ru-RU"/>
               </w:rPr>
             </w:pPr>
-            <w:proofErr w:type="spellStart"/>
             <w:r>
               <w:rPr>
                 <w:rFonts w:eastAsia="Calibri" w:cs="Times New Roman"/>
@@ -11280,7 +10577,6 @@
               </w:rPr>
               <w:t>Описание</w:t>
             </w:r>
-            <w:proofErr w:type="spellEnd"/>
           </w:p>
         </w:tc>
       </w:tr>
@@ -11307,37 +10603,15 @@
                 <w:lang w:val="en-US" w:eastAsia="ru-RU"/>
               </w:rPr>
             </w:pPr>
-            <w:proofErr w:type="spellStart"/>
-            <w:r>
-              <w:rPr>
-                <w:rFonts w:eastAsia="Calibri" w:cs="Times New Roman"/>
-                <w:sz w:val="24"/>
-                <w:szCs w:val="24"/>
-                <w:lang w:val="en-US" w:eastAsia="ru-RU"/>
-              </w:rPr>
-              <w:t>Описание</w:t>
-            </w:r>
-            <w:proofErr w:type="spellEnd"/>
-            <w:r>
-              <w:rPr>
-                <w:rFonts w:eastAsia="Calibri" w:cs="Times New Roman"/>
-                <w:sz w:val="24"/>
-                <w:szCs w:val="24"/>
-                <w:lang w:val="en-US" w:eastAsia="ru-RU"/>
-              </w:rPr>
-              <w:t xml:space="preserve"> </w:t>
-            </w:r>
-            <w:proofErr w:type="spellStart"/>
-            <w:r>
-              <w:rPr>
-                <w:rFonts w:eastAsia="Calibri" w:cs="Times New Roman"/>
-                <w:sz w:val="24"/>
-                <w:szCs w:val="24"/>
-                <w:lang w:val="en-US" w:eastAsia="ru-RU"/>
-              </w:rPr>
-              <w:t>класса</w:t>
-            </w:r>
-            <w:proofErr w:type="spellEnd"/>
+            <w:r>
+              <w:rPr>
+                <w:rFonts w:eastAsia="Calibri" w:cs="Times New Roman"/>
+                <w:sz w:val="24"/>
+                <w:szCs w:val="24"/>
+                <w:lang w:val="en-US" w:eastAsia="ru-RU"/>
+              </w:rPr>
+              <w:t>Описание класса</w:t>
+            </w:r>
           </w:p>
         </w:tc>
       </w:tr>
@@ -11426,7 +10700,6 @@
                 <w:lang w:val="en-US" w:eastAsia="ru-RU"/>
               </w:rPr>
             </w:pPr>
-            <w:proofErr w:type="spellStart"/>
             <w:r>
               <w:rPr>
                 <w:rFonts w:eastAsia="Calibri" w:cs="Times New Roman"/>
@@ -11436,7 +10709,6 @@
               </w:rPr>
               <w:t>Поля</w:t>
             </w:r>
-            <w:proofErr w:type="spellEnd"/>
           </w:p>
         </w:tc>
       </w:tr>
@@ -11474,7 +10746,6 @@
               </w:rPr>
               <w:t>-_</w:t>
             </w:r>
-            <w:proofErr w:type="spellStart"/>
             <w:r>
               <w:rPr>
                 <w:rFonts w:eastAsia="Calibri" w:cs="Times New Roman"/>
@@ -11484,7 +10755,6 @@
               </w:rPr>
               <w:t>kindOfDissert</w:t>
             </w:r>
-            <w:proofErr w:type="spellEnd"/>
           </w:p>
         </w:tc>
         <w:tc>
@@ -11584,19 +10854,8 @@
                 <w:szCs w:val="24"/>
                 <w:lang w:val="en-US" w:eastAsia="ru-RU"/>
               </w:rPr>
-              <w:t>-_</w:t>
-            </w:r>
-            <w:proofErr w:type="spellStart"/>
-            <w:r>
-              <w:rPr>
-                <w:rFonts w:eastAsia="Calibri" w:cs="Times New Roman"/>
-                <w:sz w:val="24"/>
-                <w:szCs w:val="24"/>
-                <w:lang w:val="en-US" w:eastAsia="ru-RU"/>
-              </w:rPr>
-              <w:t>branchOfScience</w:t>
-            </w:r>
-            <w:proofErr w:type="spellEnd"/>
+              <w:t>-_branchOfScience</w:t>
+            </w:r>
           </w:p>
         </w:tc>
         <w:tc>
@@ -11696,19 +10955,8 @@
                 <w:szCs w:val="24"/>
                 <w:lang w:val="en-US" w:eastAsia="ru-RU"/>
               </w:rPr>
-              <w:t>-_</w:t>
-            </w:r>
-            <w:proofErr w:type="spellStart"/>
-            <w:r>
-              <w:rPr>
-                <w:rFonts w:eastAsia="Calibri" w:cs="Times New Roman"/>
-                <w:sz w:val="24"/>
-                <w:szCs w:val="24"/>
-                <w:lang w:val="en-US" w:eastAsia="ru-RU"/>
-              </w:rPr>
-              <w:t>specialtyCode</w:t>
-            </w:r>
-            <w:proofErr w:type="spellEnd"/>
+              <w:t>-_specialtyCode</w:t>
+            </w:r>
           </w:p>
         </w:tc>
         <w:tc>
@@ -11909,19 +11157,8 @@
                 <w:szCs w:val="24"/>
                 <w:lang w:val="en-US" w:eastAsia="ru-RU"/>
               </w:rPr>
-              <w:t>-_</w:t>
-            </w:r>
-            <w:proofErr w:type="spellStart"/>
-            <w:r>
-              <w:rPr>
-                <w:rFonts w:eastAsia="Calibri" w:cs="Times New Roman"/>
-                <w:sz w:val="24"/>
-                <w:szCs w:val="24"/>
-                <w:lang w:val="en-US" w:eastAsia="ru-RU"/>
-              </w:rPr>
-              <w:t>nameOfSpeciality</w:t>
-            </w:r>
-            <w:proofErr w:type="spellEnd"/>
+              <w:t>-_nameOfSpeciality</w:t>
+            </w:r>
           </w:p>
         </w:tc>
         <w:tc>
@@ -12214,7 +11451,6 @@
                 <w:lang w:val="en-US" w:eastAsia="ru-RU"/>
               </w:rPr>
             </w:pPr>
-            <w:proofErr w:type="spellStart"/>
             <w:r>
               <w:rPr>
                 <w:rFonts w:eastAsia="Calibri" w:cs="Times New Roman"/>
@@ -12224,7 +11460,6 @@
               </w:rPr>
               <w:t>Свойства</w:t>
             </w:r>
-            <w:proofErr w:type="spellEnd"/>
           </w:p>
         </w:tc>
       </w:tr>
@@ -12259,7 +11494,6 @@
               </w:rPr>
               <w:t>+</w:t>
             </w:r>
-            <w:proofErr w:type="spellStart"/>
             <w:r>
               <w:rPr>
                 <w:rFonts w:eastAsia="Calibri" w:cs="Times New Roman"/>
@@ -12269,7 +11503,6 @@
               </w:rPr>
               <w:t>KindOfDissert</w:t>
             </w:r>
-            <w:proofErr w:type="spellEnd"/>
           </w:p>
         </w:tc>
         <w:tc>
@@ -12366,19 +11599,8 @@
                 <w:szCs w:val="24"/>
                 <w:lang w:val="en-US" w:eastAsia="ru-RU"/>
               </w:rPr>
-              <w:t>+</w:t>
-            </w:r>
-            <w:proofErr w:type="spellStart"/>
-            <w:r>
-              <w:rPr>
-                <w:rFonts w:eastAsia="Calibri" w:cs="Times New Roman"/>
-                <w:sz w:val="24"/>
-                <w:szCs w:val="24"/>
-                <w:lang w:val="en-US" w:eastAsia="ru-RU"/>
-              </w:rPr>
-              <w:t>BranchOfScience</w:t>
-            </w:r>
-            <w:proofErr w:type="spellEnd"/>
+              <w:t>+BranchOfScience</w:t>
+            </w:r>
           </w:p>
         </w:tc>
         <w:tc>
@@ -12475,19 +11697,8 @@
                 <w:szCs w:val="24"/>
                 <w:lang w:val="en-US" w:eastAsia="ru-RU"/>
               </w:rPr>
-              <w:t>+</w:t>
-            </w:r>
-            <w:proofErr w:type="spellStart"/>
-            <w:r>
-              <w:rPr>
-                <w:rFonts w:eastAsia="Calibri" w:cs="Times New Roman"/>
-                <w:sz w:val="24"/>
-                <w:szCs w:val="24"/>
-                <w:lang w:val="en-US" w:eastAsia="ru-RU"/>
-              </w:rPr>
-              <w:t>SpecialtyCode</w:t>
-            </w:r>
-            <w:proofErr w:type="spellEnd"/>
+              <w:t>+SpecialtyCode</w:t>
+            </w:r>
           </w:p>
         </w:tc>
         <w:tc>
@@ -12682,19 +11893,8 @@
                 <w:szCs w:val="24"/>
                 <w:lang w:val="en-US" w:eastAsia="ru-RU"/>
               </w:rPr>
-              <w:t>+</w:t>
-            </w:r>
-            <w:proofErr w:type="spellStart"/>
-            <w:r>
-              <w:rPr>
-                <w:rFonts w:eastAsia="Calibri" w:cs="Times New Roman"/>
-                <w:sz w:val="24"/>
-                <w:szCs w:val="24"/>
-                <w:lang w:val="en-US" w:eastAsia="ru-RU"/>
-              </w:rPr>
-              <w:t>NameOfSpeciality</w:t>
-            </w:r>
-            <w:proofErr w:type="spellEnd"/>
+              <w:t>+NameOfSpeciality</w:t>
+            </w:r>
           </w:p>
         </w:tc>
         <w:tc>
@@ -12989,7 +12189,6 @@
               </w:rPr>
               <w:t>+</w:t>
             </w:r>
-            <w:proofErr w:type="spellStart"/>
             <w:r>
               <w:rPr>
                 <w:rFonts w:eastAsia="Calibri" w:cs="Times New Roman"/>
@@ -12999,7 +12198,6 @@
               </w:rPr>
               <w:t>GetInfo</w:t>
             </w:r>
-            <w:proofErr w:type="spellEnd"/>
           </w:p>
         </w:tc>
         <w:tc>
@@ -13062,29 +12260,7 @@
                 <w:szCs w:val="24"/>
                 <w:lang w:eastAsia="ru-RU"/>
               </w:rPr>
-              <w:t xml:space="preserve">Вывод </w:t>
-            </w:r>
-            <w:proofErr w:type="spellStart"/>
-            <w:proofErr w:type="gramStart"/>
-            <w:r>
-              <w:rPr>
-                <w:rFonts w:eastAsia="Calibri" w:cs="Times New Roman"/>
-                <w:sz w:val="24"/>
-                <w:szCs w:val="24"/>
-                <w:lang w:eastAsia="ru-RU"/>
-              </w:rPr>
-              <w:t>библ.карточки</w:t>
-            </w:r>
-            <w:proofErr w:type="spellEnd"/>
-            <w:proofErr w:type="gramEnd"/>
-            <w:r>
-              <w:rPr>
-                <w:rFonts w:eastAsia="Calibri" w:cs="Times New Roman"/>
-                <w:sz w:val="24"/>
-                <w:szCs w:val="24"/>
-                <w:lang w:eastAsia="ru-RU"/>
-              </w:rPr>
-              <w:t>.</w:t>
+              <w:t>Вывод библ.карточки.</w:t>
             </w:r>
           </w:p>
         </w:tc>
@@ -13118,19 +12294,8 @@
                 <w:szCs w:val="24"/>
                 <w:lang w:val="en-US" w:eastAsia="ru-RU"/>
               </w:rPr>
-              <w:t>+</w:t>
-            </w:r>
-            <w:proofErr w:type="spellStart"/>
-            <w:r>
-              <w:rPr>
-                <w:rFonts w:eastAsia="Calibri" w:cs="Times New Roman"/>
-                <w:sz w:val="24"/>
-                <w:szCs w:val="24"/>
-                <w:lang w:val="en-US" w:eastAsia="ru-RU"/>
-              </w:rPr>
-              <w:t>EditionType</w:t>
-            </w:r>
-            <w:proofErr w:type="spellEnd"/>
+              <w:t>+EditionType</w:t>
+            </w:r>
           </w:p>
         </w:tc>
         <w:tc>
@@ -13273,7 +12438,6 @@
               </w:rPr>
               <w:t xml:space="preserve"> </w:t>
             </w:r>
-            <w:proofErr w:type="spellStart"/>
             <w:r>
               <w:rPr>
                 <w:rFonts w:eastAsia="Calibri" w:cs="Times New Roman"/>
@@ -13283,7 +12447,6 @@
               </w:rPr>
               <w:t>IsCorrectSheet</w:t>
             </w:r>
-            <w:proofErr w:type="spellEnd"/>
           </w:p>
         </w:tc>
         <w:tc>
@@ -15066,53 +14229,8 @@
         <w:ind w:left="0" w:firstLine="709"/>
         <w:contextualSpacing/>
       </w:pPr>
-      <w:proofErr w:type="spellStart"/>
-      <w:r>
-        <w:t>Калентьев</w:t>
-      </w:r>
-      <w:proofErr w:type="spellEnd"/>
-      <w:r>
-        <w:t xml:space="preserve">, А. А. Новые технологии в </w:t>
-      </w:r>
-      <w:proofErr w:type="gramStart"/>
-      <w:r>
-        <w:t>программировании :</w:t>
-      </w:r>
-      <w:proofErr w:type="gramEnd"/>
-      <w:r>
-        <w:t xml:space="preserve"> учебное пособие / А. А. </w:t>
-      </w:r>
-      <w:proofErr w:type="spellStart"/>
-      <w:r>
-        <w:t>Калентьев</w:t>
-      </w:r>
-      <w:proofErr w:type="spellEnd"/>
-      <w:r>
-        <w:t xml:space="preserve">, Д. В. </w:t>
-      </w:r>
-      <w:proofErr w:type="spellStart"/>
-      <w:r>
-        <w:t>Гарайс</w:t>
-      </w:r>
-      <w:proofErr w:type="spellEnd"/>
-      <w:r>
-        <w:t xml:space="preserve">, А. Е. </w:t>
-      </w:r>
-      <w:proofErr w:type="spellStart"/>
-      <w:r>
-        <w:t>Гориянов</w:t>
-      </w:r>
-      <w:proofErr w:type="spellEnd"/>
-      <w:r>
-        <w:t xml:space="preserve">. – </w:t>
-      </w:r>
-      <w:proofErr w:type="gramStart"/>
-      <w:r>
-        <w:t>Томск :</w:t>
-      </w:r>
-      <w:proofErr w:type="gramEnd"/>
-      <w:r>
-        <w:t xml:space="preserve"> Эль Контент, 2014. – 176 с. – </w:t>
+      <w:r>
+        <w:t xml:space="preserve">Калентьев, А. А. Новые технологии в программировании : учебное пособие / А. А. Калентьев, Д. В. Гарайс, А. Е. Гориянов. – Томск : Эль Контент, 2014. – 176 с. – </w:t>
       </w:r>
       <w:r>
         <w:rPr>
@@ -15220,13 +14338,8 @@
       <w:r>
         <w:t xml:space="preserve">1 </w:t>
       </w:r>
-      <w:proofErr w:type="spellStart"/>
-      <w:r>
-        <w:t>Масленков</w:t>
-      </w:r>
-      <w:proofErr w:type="spellEnd"/>
-      <w:r>
-        <w:t xml:space="preserve"> В</w:t>
+      <w:r>
+        <w:t>Масленков В</w:t>
       </w:r>
       <w:r>
         <w:t>.</w:t>
@@ -15243,15 +14356,7 @@
         <w:ind w:firstLine="0"/>
       </w:pPr>
       <w:r>
-        <w:t xml:space="preserve">Заказчик: Канд. техн. наук, доцент каф. КСУП ТУСУР </w:t>
-      </w:r>
-      <w:proofErr w:type="spellStart"/>
-      <w:r>
-        <w:t>Калентьев</w:t>
-      </w:r>
-      <w:proofErr w:type="spellEnd"/>
-      <w:r>
-        <w:t xml:space="preserve"> А. А.</w:t>
+        <w:t>Заказчик: Канд. техн. наук, доцент каф. КСУП ТУСУР Калентьев А. А.</w:t>
       </w:r>
     </w:p>
     <w:p>
@@ -15388,15 +14493,7 @@
         <w:ind w:firstLine="709"/>
       </w:pPr>
       <w:r>
-        <w:t xml:space="preserve">Заказчик: Канд. техн. наук, доцент каф. КСУП ТУСУР </w:t>
-      </w:r>
-      <w:proofErr w:type="spellStart"/>
-      <w:r>
-        <w:t>Калентьев</w:t>
-      </w:r>
-      <w:proofErr w:type="spellEnd"/>
-      <w:r>
-        <w:t xml:space="preserve"> А. А.</w:t>
+        <w:t>Заказчик: Канд. техн. наук, доцент каф. КСУП ТУСУР Калентьев А. А.</w:t>
       </w:r>
     </w:p>
     <w:p>
@@ -15412,13 +14509,8 @@
       <w:r>
         <w:t xml:space="preserve">1 НИ ТПУ </w:t>
       </w:r>
-      <w:proofErr w:type="spellStart"/>
-      <w:r>
-        <w:t>Масленков</w:t>
-      </w:r>
-      <w:proofErr w:type="spellEnd"/>
-      <w:r>
-        <w:t xml:space="preserve"> В.Э.</w:t>
+      <w:r>
+        <w:t>Масленков В.Э.</w:t>
       </w:r>
     </w:p>
     <w:p>
@@ -15990,11 +15082,7 @@
         <w:t>XML</w:t>
       </w:r>
       <w:r>
-        <w:t xml:space="preserve">-файле с расширением </w:t>
-      </w:r>
-      <w:proofErr w:type="gramStart"/>
-      <w:r>
-        <w:t>*.</w:t>
+        <w:t>-файле с расширением *.</w:t>
       </w:r>
       <w:r>
         <w:rPr>
@@ -16002,7 +15090,6 @@
         </w:rPr>
         <w:t>card</w:t>
       </w:r>
-      <w:proofErr w:type="gramEnd"/>
       <w:r>
         <w:t>.</w:t>
       </w:r>
@@ -16268,15 +15355,7 @@
         <w:t>(</w:t>
       </w:r>
       <w:r>
-        <w:t>Фамилия, Имя, Отчество, Название, Название журнала, Номер журнала, Год издания, Начальная страница</w:t>
-      </w:r>
-      <w:proofErr w:type="gramStart"/>
-      <w:r>
-        <w:t>, Последняя</w:t>
-      </w:r>
-      <w:proofErr w:type="gramEnd"/>
-      <w:r>
-        <w:t xml:space="preserve"> страница)</w:t>
+        <w:t>Фамилия, Имя, Отчество, Название, Название журнала, Номер журнала, Год издания, Начальная страница, Последняя страница)</w:t>
       </w:r>
       <w:r>
         <w:t>;</w:t>
@@ -16306,15 +15385,7 @@
         <w:t>(</w:t>
       </w:r>
       <w:r>
-        <w:t>Фамилия, Имя, Отчество, Название, Место публикации, Издательство, Название сборника, Год издания, Начальная страница</w:t>
-      </w:r>
-      <w:proofErr w:type="gramStart"/>
-      <w:r>
-        <w:t>, Последняя</w:t>
-      </w:r>
-      <w:proofErr w:type="gramEnd"/>
-      <w:r>
-        <w:t xml:space="preserve"> страница</w:t>
+        <w:t>Фамилия, Имя, Отчество, Название, Место публикации, Издательство, Название сборника, Год издания, Начальная страница, Последняя страница</w:t>
       </w:r>
       <w:r>
         <w:t>);</w:t>
@@ -16747,11 +15818,9 @@
       <w:r>
         <w:t xml:space="preserve">2.4 ГГц </w:t>
       </w:r>
-      <w:proofErr w:type="gramStart"/>
       <w:r>
         <w:t>или  выше</w:t>
       </w:r>
-      <w:proofErr w:type="gramEnd"/>
     </w:p>
     <w:p>
       <w:pPr>

--- a/ЛБ5_Масленков.docx
+++ b/ЛБ5_Масленков.docx
@@ -2241,10 +2241,10 @@
         </w:rPr>
         <w:lastRenderedPageBreak/>
         <w:drawing>
-          <wp:inline distT="0" distB="0" distL="0" distR="0" wp14:anchorId="455C4EA6" wp14:editId="674B7289">
+          <wp:inline distT="0" distB="0" distL="0" distR="0" wp14:anchorId="209E8B94" wp14:editId="270CED2F">
             <wp:extent cx="13679805" cy="9022080"/>
             <wp:effectExtent l="0" t="0" r="0" b="7620"/>
-            <wp:docPr id="1692761060" name="Рисунок 1"/>
+            <wp:docPr id="535176148" name="Рисунок 1"/>
             <wp:cNvGraphicFramePr>
               <a:graphicFrameLocks xmlns:a="http://schemas.openxmlformats.org/drawingml/2006/main" noChangeAspect="1"/>
             </wp:cNvGraphicFramePr>
@@ -2252,7 +2252,7 @@
               <a:graphicData uri="http://schemas.openxmlformats.org/drawingml/2006/picture">
                 <pic:pic xmlns:pic="http://schemas.openxmlformats.org/drawingml/2006/picture">
                   <pic:nvPicPr>
-                    <pic:cNvPr id="1692761060" name=""/>
+                    <pic:cNvPr id="535176148" name=""/>
                     <pic:cNvPicPr/>
                   </pic:nvPicPr>
                   <pic:blipFill>
@@ -7138,7 +7138,7 @@
                 <w:szCs w:val="24"/>
                 <w:lang w:val="en-US" w:eastAsia="ru-RU"/>
               </w:rPr>
-              <w:t>string</w:t>
+              <w:t>int</w:t>
             </w:r>
           </w:p>
         </w:tc>
@@ -12592,10 +12592,10 @@
         </w:rPr>
         <w:lastRenderedPageBreak/>
         <w:drawing>
-          <wp:inline distT="0" distB="0" distL="0" distR="0" wp14:anchorId="2B9C945C" wp14:editId="30F45787">
-            <wp:extent cx="5400675" cy="1962150"/>
-            <wp:effectExtent l="0" t="0" r="9525" b="0"/>
-            <wp:docPr id="492918826" name="Рисунок 1"/>
+          <wp:inline distT="0" distB="0" distL="0" distR="0" wp14:anchorId="73F79F2E" wp14:editId="26EF18ED">
+            <wp:extent cx="5940425" cy="3960495"/>
+            <wp:effectExtent l="0" t="0" r="3175" b="1905"/>
+            <wp:docPr id="157822018" name="Рисунок 1"/>
             <wp:cNvGraphicFramePr>
               <a:graphicFrameLocks xmlns:a="http://schemas.openxmlformats.org/drawingml/2006/main" noChangeAspect="1"/>
             </wp:cNvGraphicFramePr>
@@ -12603,7 +12603,7 @@
               <a:graphicData uri="http://schemas.openxmlformats.org/drawingml/2006/picture">
                 <pic:pic xmlns:pic="http://schemas.openxmlformats.org/drawingml/2006/picture">
                   <pic:nvPicPr>
-                    <pic:cNvPr id="492918826" name=""/>
+                    <pic:cNvPr id="157822018" name=""/>
                     <pic:cNvPicPr/>
                   </pic:nvPicPr>
                   <pic:blipFill>
@@ -12615,7 +12615,7 @@
                   <pic:spPr>
                     <a:xfrm>
                       <a:off x="0" y="0"/>
-                      <a:ext cx="5400675" cy="1962150"/>
+                      <a:ext cx="5940425" cy="3960495"/>
                     </a:xfrm>
                     <a:prstGeom prst="rect">
                       <a:avLst/>
@@ -12693,6 +12693,7 @@
         <w:rPr>
           <w:noProof/>
         </w:rPr>
+        <w:lastRenderedPageBreak/>
         <w:drawing>
           <wp:inline distT="0" distB="0" distL="0" distR="0" wp14:anchorId="55CA0203" wp14:editId="4EE19C2D">
             <wp:extent cx="5940425" cy="4320540"/>
@@ -15161,10 +15162,10 @@
           <w:noProof/>
         </w:rPr>
         <w:drawing>
-          <wp:inline distT="0" distB="0" distL="0" distR="0" wp14:anchorId="3FAAA67B" wp14:editId="39E3F59B">
-            <wp:extent cx="5940425" cy="1614805"/>
-            <wp:effectExtent l="0" t="0" r="3175" b="4445"/>
-            <wp:docPr id="2091385307" name="Рисунок 1"/>
+          <wp:inline distT="0" distB="0" distL="0" distR="0" wp14:anchorId="18288B5E" wp14:editId="66775FDA">
+            <wp:extent cx="5810250" cy="3038475"/>
+            <wp:effectExtent l="0" t="0" r="0" b="9525"/>
+            <wp:docPr id="640581717" name="Рисунок 1"/>
             <wp:cNvGraphicFramePr>
               <a:graphicFrameLocks xmlns:a="http://schemas.openxmlformats.org/drawingml/2006/main" noChangeAspect="1"/>
             </wp:cNvGraphicFramePr>
@@ -15172,7 +15173,7 @@
               <a:graphicData uri="http://schemas.openxmlformats.org/drawingml/2006/picture">
                 <pic:pic xmlns:pic="http://schemas.openxmlformats.org/drawingml/2006/picture">
                   <pic:nvPicPr>
-                    <pic:cNvPr id="2091385307" name=""/>
+                    <pic:cNvPr id="640581717" name=""/>
                     <pic:cNvPicPr/>
                   </pic:nvPicPr>
                   <pic:blipFill>
@@ -15184,7 +15185,7 @@
                   <pic:spPr>
                     <a:xfrm>
                       <a:off x="0" y="0"/>
-                      <a:ext cx="5940425" cy="1614805"/>
+                      <a:ext cx="5810250" cy="3038475"/>
                     </a:xfrm>
                     <a:prstGeom prst="rect">
                       <a:avLst/>
@@ -15298,6 +15299,7 @@
         <w:contextualSpacing/>
       </w:pPr>
       <w:r>
+        <w:lastRenderedPageBreak/>
         <w:t>Книга</w:t>
       </w:r>
       <w:r>
@@ -15592,6 +15594,7 @@
           <w:b/>
           <w:bCs/>
         </w:rPr>
+        <w:lastRenderedPageBreak/>
         <w:t>4.</w:t>
       </w:r>
       <w:r>
@@ -15692,7 +15695,6 @@
           <w:bCs/>
           <w:lang w:val="en-US"/>
         </w:rPr>
-        <w:lastRenderedPageBreak/>
         <w:t>C</w:t>
       </w:r>
       <w:r>

--- a/ЛБ5_Масленков.docx
+++ b/ЛБ5_Масленков.docx
@@ -1,6 +1,6 @@
 
 <file path=word/document.xml><?xml version="1.0" encoding="utf-8"?>
-<w:document xmlns:wpc="http://schemas.microsoft.com/office/word/2010/wordprocessingCanvas" xmlns:cx="http://schemas.microsoft.com/office/drawing/2014/chartex" xmlns:cx1="http://schemas.microsoft.com/office/drawing/2015/9/8/chartex" xmlns:cx2="http://schemas.microsoft.com/office/drawing/2015/10/21/chartex" xmlns:cx3="http://schemas.microsoft.com/office/drawing/2016/5/9/chartex" xmlns:cx4="http://schemas.microsoft.com/office/drawing/2016/5/10/chartex" xmlns:cx5="http://schemas.microsoft.com/office/drawing/2016/5/11/chartex" xmlns:cx6="http://schemas.microsoft.com/office/drawing/2016/5/12/chartex" xmlns:cx7="http://schemas.microsoft.com/office/drawing/2016/5/13/chartex" xmlns:cx8="http://schemas.microsoft.com/office/drawing/2016/5/14/chartex" xmlns:mc="http://schemas.openxmlformats.org/markup-compatibility/2006" xmlns:aink="http://schemas.microsoft.com/office/drawing/2016/ink" xmlns:am3d="http://schemas.microsoft.com/office/drawing/2017/model3d" xmlns:o="urn:schemas-microsoft-com:office:office" xmlns:oel="http://schemas.microsoft.com/office/2019/extlst" xmlns:r="http://schemas.openxmlformats.org/officeDocument/2006/relationships" xmlns:m="http://schemas.openxmlformats.org/officeDocument/2006/math" xmlns:v="urn:schemas-microsoft-com:vml" xmlns:wp14="http://schemas.microsoft.com/office/word/2010/wordprocessingDrawing" xmlns:wp="http://schemas.openxmlformats.org/drawingml/2006/wordprocessingDrawing" xmlns:w10="urn:schemas-microsoft-com:office:word" xmlns:w="http://schemas.openxmlformats.org/wordprocessingml/2006/main" xmlns:w14="http://schemas.microsoft.com/office/word/2010/wordml" xmlns:w15="http://schemas.microsoft.com/office/word/2012/wordml" xmlns:w16cex="http://schemas.microsoft.com/office/word/2018/wordml/cex" xmlns:w16cid="http://schemas.microsoft.com/office/word/2016/wordml/cid" xmlns:w16="http://schemas.microsoft.com/office/word/2018/wordml" xmlns:w16du="http://schemas.microsoft.com/office/word/2023/wordml/word16du" xmlns:w16sdtdh="http://schemas.microsoft.com/office/word/2020/wordml/sdtdatahash" xmlns:w16se="http://schemas.microsoft.com/office/word/2015/wordml/symex" xmlns:wpg="http://schemas.microsoft.com/office/word/2010/wordprocessingGroup" xmlns:wpi="http://schemas.microsoft.com/office/word/2010/wordprocessingInk" xmlns:wne="http://schemas.microsoft.com/office/word/2006/wordml" xmlns:wps="http://schemas.microsoft.com/office/word/2010/wordprocessingShape" mc:Ignorable="w14 w15 w16se w16cid w16 w16cex w16sdtdh w16du wp14">
+<w:document xmlns:wpc="http://schemas.microsoft.com/office/word/2010/wordprocessingCanvas" xmlns:cx="http://schemas.microsoft.com/office/drawing/2014/chartex" xmlns:cx1="http://schemas.microsoft.com/office/drawing/2015/9/8/chartex" xmlns:cx2="http://schemas.microsoft.com/office/drawing/2015/10/21/chartex" xmlns:cx3="http://schemas.microsoft.com/office/drawing/2016/5/9/chartex" xmlns:cx4="http://schemas.microsoft.com/office/drawing/2016/5/10/chartex" xmlns:cx5="http://schemas.microsoft.com/office/drawing/2016/5/11/chartex" xmlns:cx6="http://schemas.microsoft.com/office/drawing/2016/5/12/chartex" xmlns:cx7="http://schemas.microsoft.com/office/drawing/2016/5/13/chartex" xmlns:cx8="http://schemas.microsoft.com/office/drawing/2016/5/14/chartex" xmlns:mc="http://schemas.openxmlformats.org/markup-compatibility/2006" xmlns:aink="http://schemas.microsoft.com/office/drawing/2016/ink" xmlns:am3d="http://schemas.microsoft.com/office/drawing/2017/model3d" xmlns:o="urn:schemas-microsoft-com:office:office" xmlns:r="http://schemas.openxmlformats.org/officeDocument/2006/relationships" xmlns:m="http://schemas.openxmlformats.org/officeDocument/2006/math" xmlns:v="urn:schemas-microsoft-com:vml" xmlns:wp14="http://schemas.microsoft.com/office/word/2010/wordprocessingDrawing" xmlns:wp="http://schemas.openxmlformats.org/drawingml/2006/wordprocessingDrawing" xmlns:w10="urn:schemas-microsoft-com:office:word" xmlns:w="http://schemas.openxmlformats.org/wordprocessingml/2006/main" xmlns:w14="http://schemas.microsoft.com/office/word/2010/wordml" xmlns:w15="http://schemas.microsoft.com/office/word/2012/wordml" xmlns:w16cex="http://schemas.microsoft.com/office/word/2018/wordml/cex" xmlns:w16cid="http://schemas.microsoft.com/office/word/2016/wordml/cid" xmlns:w16="http://schemas.microsoft.com/office/word/2018/wordml" xmlns:w16sdtdh="http://schemas.microsoft.com/office/word/2020/wordml/sdtdatahash" xmlns:w16se="http://schemas.microsoft.com/office/word/2015/wordml/symex" xmlns:wpg="http://schemas.microsoft.com/office/word/2010/wordprocessingGroup" xmlns:wpi="http://schemas.microsoft.com/office/word/2010/wordprocessingInk" xmlns:wne="http://schemas.microsoft.com/office/word/2006/wordml" xmlns:wps="http://schemas.microsoft.com/office/word/2010/wordprocessingShape" mc:Ignorable="w14 w15 w16se w16cid w16 w16cex w16sdtdh wp14">
   <w:body>
     <w:tbl>
       <w:tblPr>
@@ -366,6 +366,7 @@
                 <w:u w:val="single"/>
               </w:rPr>
             </w:pPr>
+            <w:proofErr w:type="spellStart"/>
             <w:r>
               <w:rPr>
                 <w:rFonts w:eastAsia="Calibri" w:cs="Times New Roman"/>
@@ -373,6 +374,7 @@
               </w:rPr>
               <w:t>Масленков</w:t>
             </w:r>
+            <w:proofErr w:type="spellEnd"/>
             <w:r>
               <w:rPr>
                 <w:rFonts w:eastAsia="Calibri" w:cs="Times New Roman"/>
@@ -876,13 +878,23 @@
                 <w:u w:val="single"/>
               </w:rPr>
             </w:pPr>
+            <w:proofErr w:type="spellStart"/>
             <w:r>
               <w:rPr>
                 <w:rFonts w:eastAsia="Calibri" w:cs="Times New Roman"/>
                 <w:szCs w:val="28"/>
                 <w:u w:val="single"/>
               </w:rPr>
-              <w:t>Калентьев А. А.</w:t>
+              <w:t>Калентьев</w:t>
+            </w:r>
+            <w:proofErr w:type="spellEnd"/>
+            <w:r>
+              <w:rPr>
+                <w:rFonts w:eastAsia="Calibri" w:cs="Times New Roman"/>
+                <w:szCs w:val="28"/>
+                <w:u w:val="single"/>
+              </w:rPr>
+              <w:t xml:space="preserve"> А. А.</w:t>
             </w:r>
           </w:p>
         </w:tc>
@@ -1174,6 +1186,7 @@
           <w:docPartUnique/>
         </w:docPartObj>
       </w:sdtPr>
+      <w:sdtEndPr/>
       <w:sdtContent>
         <w:p>
           <w:pPr>
@@ -2092,7 +2105,23 @@
     </w:p>
     <w:p>
       <w:r>
-        <w:t>Вариант использования (use case) — это описание множества последовательных действий (включая вариации), которые выполняются некоторым субъектом с целью получения результата, значимого для некоторого действующего лица [1]. ВИ предполагает взаимодействие действующих лиц и системы или другого объекта. Действующее лицо представляет собой логически связанное множество ролей, которые играют пользователи системы во время взаимодействия с ней.</w:t>
+        <w:t>Вариант использования (</w:t>
+      </w:r>
+      <w:proofErr w:type="spellStart"/>
+      <w:r>
+        <w:t>use</w:t>
+      </w:r>
+      <w:proofErr w:type="spellEnd"/>
+      <w:r>
+        <w:t xml:space="preserve"> </w:t>
+      </w:r>
+      <w:proofErr w:type="spellStart"/>
+      <w:r>
+        <w:t>case</w:t>
+      </w:r>
+      <w:proofErr w:type="spellEnd"/>
+      <w:r>
+        <w:t>) — это описание множества последовательных действий (включая вариации), которые выполняются некоторым субъектом с целью получения результата, значимого для некоторого действующего лица [1]. ВИ предполагает взаимодействие действующих лиц и системы или другого объекта. Действующее лицо представляет собой логически связанное множество ролей, которые играют пользователи системы во время взаимодействия с ней.</w:t>
       </w:r>
     </w:p>
     <w:p>
@@ -2207,7 +2236,23 @@
         <w:ind w:firstLine="709"/>
       </w:pPr>
       <w:r>
-        <w:t>Диаграмма классов (англ. class diagram) — структурная диаграмма языка моделирования UML, демонстрирующая общую структуру иерархии классов системы, их коопераций, атрибутов (полей), методов, интерфейсов и взаимосвязей (отношений) между ними. Широко применяется не только для документирования и визуализации, но также для конструирования посредством прямого или обратного проектирования.</w:t>
+        <w:t xml:space="preserve">Диаграмма классов (англ. </w:t>
+      </w:r>
+      <w:proofErr w:type="spellStart"/>
+      <w:r>
+        <w:t>class</w:t>
+      </w:r>
+      <w:proofErr w:type="spellEnd"/>
+      <w:r>
+        <w:t xml:space="preserve"> </w:t>
+      </w:r>
+      <w:proofErr w:type="spellStart"/>
+      <w:r>
+        <w:t>diagram</w:t>
+      </w:r>
+      <w:proofErr w:type="spellEnd"/>
+      <w:r>
+        <w:t>) — структурная диаграмма языка моделирования UML, демонстрирующая общую структуру иерархии классов системы, их коопераций, атрибутов (полей), методов, интерфейсов и взаимосвязей (отношений) между ними. Широко применяется не только для документирования и визуализации, но также для конструирования посредством прямого или обратного проектирования.</w:t>
       </w:r>
     </w:p>
     <w:p>
@@ -2404,6 +2449,7 @@
         <w:t xml:space="preserve"> приведено описание абстрактного класса </w:t>
       </w:r>
       <w:bookmarkStart w:id="10" w:name="_Hlk179982041"/>
+      <w:proofErr w:type="spellStart"/>
       <w:r>
         <w:rPr>
           <w:rFonts w:eastAsia="Times New Roman" w:cs="Times New Roman"/>
@@ -2427,6 +2473,7 @@
         <w:t>Base</w:t>
       </w:r>
       <w:bookmarkEnd w:id="10"/>
+      <w:proofErr w:type="spellEnd"/>
       <w:r>
         <w:rPr>
           <w:rFonts w:eastAsia="Times New Roman" w:cs="Times New Roman"/>
@@ -2534,8 +2581,49 @@
           <w:szCs w:val="24"/>
           <w:lang w:val="en-US" w:eastAsia="ru-RU"/>
         </w:rPr>
-        <w:t xml:space="preserve"> – Описание класса </w:t>
-      </w:r>
+        <w:t xml:space="preserve"> – </w:t>
+      </w:r>
+      <w:proofErr w:type="spellStart"/>
+      <w:r>
+        <w:rPr>
+          <w:rFonts w:eastAsia="Times New Roman" w:cs="Times New Roman"/>
+          <w:sz w:val="24"/>
+          <w:szCs w:val="24"/>
+          <w:lang w:val="en-US" w:eastAsia="ru-RU"/>
+        </w:rPr>
+        <w:t>Описание</w:t>
+      </w:r>
+      <w:proofErr w:type="spellEnd"/>
+      <w:r>
+        <w:rPr>
+          <w:rFonts w:eastAsia="Times New Roman" w:cs="Times New Roman"/>
+          <w:sz w:val="24"/>
+          <w:szCs w:val="24"/>
+          <w:lang w:val="en-US" w:eastAsia="ru-RU"/>
+        </w:rPr>
+        <w:t xml:space="preserve"> </w:t>
+      </w:r>
+      <w:proofErr w:type="spellStart"/>
+      <w:r>
+        <w:rPr>
+          <w:rFonts w:eastAsia="Times New Roman" w:cs="Times New Roman"/>
+          <w:sz w:val="24"/>
+          <w:szCs w:val="24"/>
+          <w:lang w:val="en-US" w:eastAsia="ru-RU"/>
+        </w:rPr>
+        <w:t>класса</w:t>
+      </w:r>
+      <w:proofErr w:type="spellEnd"/>
+      <w:r>
+        <w:rPr>
+          <w:rFonts w:eastAsia="Times New Roman" w:cs="Times New Roman"/>
+          <w:sz w:val="24"/>
+          <w:szCs w:val="24"/>
+          <w:lang w:val="en-US" w:eastAsia="ru-RU"/>
+        </w:rPr>
+        <w:t xml:space="preserve"> </w:t>
+      </w:r>
+      <w:proofErr w:type="spellStart"/>
       <w:r>
         <w:rPr>
           <w:rFonts w:eastAsia="Times New Roman" w:cs="Times New Roman"/>
@@ -2558,6 +2646,7 @@
         </w:rPr>
         <w:t>Base</w:t>
       </w:r>
+      <w:proofErr w:type="spellEnd"/>
     </w:p>
     <w:tbl>
       <w:tblPr>
@@ -2739,6 +2828,7 @@
               </w:rPr>
               <w:t xml:space="preserve">Класс </w:t>
             </w:r>
+            <w:proofErr w:type="spellStart"/>
             <w:r>
               <w:rPr>
                 <w:rFonts w:eastAsia="Times New Roman" w:cs="Times New Roman"/>
@@ -2763,6 +2853,7 @@
               </w:rPr>
               <w:t>Base</w:t>
             </w:r>
+            <w:proofErr w:type="spellEnd"/>
             <w:r>
               <w:rPr>
                 <w:rFonts w:eastAsia="Times New Roman" w:cs="Times New Roman"/>
@@ -3978,6 +4069,7 @@
               </w:rPr>
               <w:t xml:space="preserve">+ </w:t>
             </w:r>
+            <w:proofErr w:type="spellStart"/>
             <w:r>
               <w:rPr>
                 <w:rFonts w:eastAsia="Calibri" w:cs="Times New Roman"/>
@@ -3987,6 +4079,7 @@
               </w:rPr>
               <w:t>Ttile</w:t>
             </w:r>
+            <w:proofErr w:type="spellEnd"/>
           </w:p>
         </w:tc>
         <w:tc>
@@ -4118,6 +4211,7 @@
               </w:rPr>
               <w:t xml:space="preserve"> </w:t>
             </w:r>
+            <w:proofErr w:type="spellStart"/>
             <w:r>
               <w:rPr>
                 <w:rFonts w:eastAsia="Calibri" w:cs="Times New Roman"/>
@@ -4127,6 +4221,7 @@
               </w:rPr>
               <w:t>GetInfo</w:t>
             </w:r>
+            <w:proofErr w:type="spellEnd"/>
           </w:p>
         </w:tc>
         <w:tc>
@@ -4189,7 +4284,29 @@
                 <w:szCs w:val="24"/>
                 <w:lang w:eastAsia="ru-RU"/>
               </w:rPr>
-              <w:t>Вывод библ.карточки.</w:t>
+              <w:t xml:space="preserve">Вывод </w:t>
+            </w:r>
+            <w:proofErr w:type="spellStart"/>
+            <w:proofErr w:type="gramStart"/>
+            <w:r>
+              <w:rPr>
+                <w:rFonts w:eastAsia="Calibri" w:cs="Times New Roman"/>
+                <w:sz w:val="24"/>
+                <w:szCs w:val="24"/>
+                <w:lang w:eastAsia="ru-RU"/>
+              </w:rPr>
+              <w:t>библ.карточки</w:t>
+            </w:r>
+            <w:proofErr w:type="spellEnd"/>
+            <w:proofErr w:type="gramEnd"/>
+            <w:r>
+              <w:rPr>
+                <w:rFonts w:eastAsia="Calibri" w:cs="Times New Roman"/>
+                <w:sz w:val="24"/>
+                <w:szCs w:val="24"/>
+                <w:lang w:eastAsia="ru-RU"/>
+              </w:rPr>
+              <w:t>.</w:t>
             </w:r>
           </w:p>
         </w:tc>
@@ -4222,8 +4339,19 @@
                 <w:szCs w:val="24"/>
                 <w:lang w:val="en-US" w:eastAsia="ru-RU"/>
               </w:rPr>
-              <w:t>+EditionType</w:t>
-            </w:r>
+              <w:t>+</w:t>
+            </w:r>
+            <w:proofErr w:type="spellStart"/>
+            <w:r>
+              <w:rPr>
+                <w:rFonts w:eastAsia="Calibri" w:cs="Times New Roman"/>
+                <w:sz w:val="24"/>
+                <w:szCs w:val="24"/>
+                <w:lang w:val="en-US" w:eastAsia="ru-RU"/>
+              </w:rPr>
+              <w:t>EditionType</w:t>
+            </w:r>
+            <w:proofErr w:type="spellEnd"/>
           </w:p>
         </w:tc>
         <w:tc>
@@ -4366,6 +4494,7 @@
               </w:rPr>
               <w:t xml:space="preserve"> </w:t>
             </w:r>
+            <w:proofErr w:type="spellStart"/>
             <w:r>
               <w:rPr>
                 <w:rFonts w:eastAsia="Calibri" w:cs="Times New Roman"/>
@@ -4375,6 +4504,7 @@
               </w:rPr>
               <w:t>IsCorrectYear</w:t>
             </w:r>
+            <w:proofErr w:type="spellEnd"/>
           </w:p>
         </w:tc>
         <w:tc>
@@ -4474,6 +4604,7 @@
               </w:rPr>
               <w:t>+</w:t>
             </w:r>
+            <w:proofErr w:type="spellStart"/>
             <w:r>
               <w:rPr>
                 <w:rFonts w:eastAsia="Calibri" w:cs="Times New Roman"/>
@@ -4483,6 +4614,7 @@
               </w:rPr>
               <w:t>ReverseFullName</w:t>
             </w:r>
+            <w:proofErr w:type="spellEnd"/>
           </w:p>
         </w:tc>
         <w:tc>
@@ -4582,6 +4714,7 @@
               </w:rPr>
               <w:t>+</w:t>
             </w:r>
+            <w:proofErr w:type="spellStart"/>
             <w:r>
               <w:rPr>
                 <w:rFonts w:eastAsia="Calibri" w:cs="Times New Roman"/>
@@ -4591,6 +4724,7 @@
               </w:rPr>
               <w:t>MakeSample</w:t>
             </w:r>
+            <w:proofErr w:type="spellEnd"/>
           </w:p>
         </w:tc>
         <w:tc>
@@ -4690,6 +4824,7 @@
               </w:rPr>
               <w:t>+</w:t>
             </w:r>
+            <w:proofErr w:type="spellStart"/>
             <w:r>
               <w:rPr>
                 <w:rFonts w:eastAsia="Calibri" w:cs="Times New Roman"/>
@@ -4699,6 +4834,7 @@
               </w:rPr>
               <w:t>TitileSplitAndJoin</w:t>
             </w:r>
+            <w:proofErr w:type="spellEnd"/>
           </w:p>
         </w:tc>
         <w:tc>
@@ -4798,6 +4934,7 @@
               </w:rPr>
               <w:t>+</w:t>
             </w:r>
+            <w:proofErr w:type="spellStart"/>
             <w:r>
               <w:rPr>
                 <w:rFonts w:eastAsia="Calibri" w:cs="Times New Roman"/>
@@ -4807,6 +4944,7 @@
               </w:rPr>
               <w:t>IsCorretName</w:t>
             </w:r>
+            <w:proofErr w:type="spellEnd"/>
           </w:p>
         </w:tc>
         <w:tc>
@@ -5013,6 +5151,7 @@
         </w:rPr>
         <w:t xml:space="preserve">, </w:t>
       </w:r>
+      <w:proofErr w:type="spellStart"/>
       <w:r>
         <w:rPr>
           <w:rFonts w:eastAsia="Times New Roman" w:cs="Times New Roman"/>
@@ -5021,6 +5160,7 @@
         </w:rPr>
         <w:t>Sbornik</w:t>
       </w:r>
+      <w:proofErr w:type="spellEnd"/>
       <w:r>
         <w:rPr>
           <w:rFonts w:eastAsia="Times New Roman" w:cs="Times New Roman"/>
@@ -5030,6 +5170,7 @@
         <w:t xml:space="preserve"> и </w:t>
       </w:r>
       <w:bookmarkStart w:id="12" w:name="_Hlk179984674"/>
+      <w:proofErr w:type="spellStart"/>
       <w:r>
         <w:rPr>
           <w:rFonts w:eastAsia="Times New Roman" w:cs="Times New Roman"/>
@@ -5051,6 +5192,7 @@
         <w:t>n</w:t>
       </w:r>
       <w:bookmarkEnd w:id="12"/>
+      <w:proofErr w:type="spellEnd"/>
       <w:r>
         <w:rPr>
           <w:rFonts w:eastAsia="Times New Roman" w:cs="Times New Roman"/>
@@ -5122,6 +5264,7 @@
         </w:rPr>
       </w:pPr>
       <w:bookmarkStart w:id="13" w:name="_Ref168303832"/>
+      <w:proofErr w:type="spellStart"/>
       <w:r>
         <w:rPr>
           <w:rFonts w:eastAsia="Times New Roman" w:cs="Times New Roman"/>
@@ -5129,7 +5272,17 @@
           <w:szCs w:val="24"/>
           <w:lang w:val="en-US" w:eastAsia="ru-RU"/>
         </w:rPr>
-        <w:t xml:space="preserve">Таблица </w:t>
+        <w:t>Таблица</w:t>
+      </w:r>
+      <w:proofErr w:type="spellEnd"/>
+      <w:r>
+        <w:rPr>
+          <w:rFonts w:eastAsia="Times New Roman" w:cs="Times New Roman"/>
+          <w:sz w:val="24"/>
+          <w:szCs w:val="24"/>
+          <w:lang w:val="en-US" w:eastAsia="ru-RU"/>
+        </w:rPr>
+        <w:t xml:space="preserve"> </w:t>
       </w:r>
       <w:r>
         <w:rPr>
@@ -5185,7 +5338,47 @@
           <w:szCs w:val="24"/>
           <w:lang w:val="en-US" w:eastAsia="ru-RU"/>
         </w:rPr>
-        <w:t xml:space="preserve"> – Описание класса </w:t>
+        <w:t xml:space="preserve"> – </w:t>
+      </w:r>
+      <w:proofErr w:type="spellStart"/>
+      <w:r>
+        <w:rPr>
+          <w:rFonts w:eastAsia="Times New Roman" w:cs="Times New Roman"/>
+          <w:sz w:val="24"/>
+          <w:szCs w:val="24"/>
+          <w:lang w:val="en-US" w:eastAsia="ru-RU"/>
+        </w:rPr>
+        <w:t>Описание</w:t>
+      </w:r>
+      <w:proofErr w:type="spellEnd"/>
+      <w:r>
+        <w:rPr>
+          <w:rFonts w:eastAsia="Times New Roman" w:cs="Times New Roman"/>
+          <w:sz w:val="24"/>
+          <w:szCs w:val="24"/>
+          <w:lang w:val="en-US" w:eastAsia="ru-RU"/>
+        </w:rPr>
+        <w:t xml:space="preserve"> </w:t>
+      </w:r>
+      <w:proofErr w:type="spellStart"/>
+      <w:r>
+        <w:rPr>
+          <w:rFonts w:eastAsia="Times New Roman" w:cs="Times New Roman"/>
+          <w:sz w:val="24"/>
+          <w:szCs w:val="24"/>
+          <w:lang w:val="en-US" w:eastAsia="ru-RU"/>
+        </w:rPr>
+        <w:t>класса</w:t>
+      </w:r>
+      <w:proofErr w:type="spellEnd"/>
+      <w:r>
+        <w:rPr>
+          <w:rFonts w:eastAsia="Times New Roman" w:cs="Times New Roman"/>
+          <w:sz w:val="24"/>
+          <w:szCs w:val="24"/>
+          <w:lang w:val="en-US" w:eastAsia="ru-RU"/>
+        </w:rPr>
+        <w:t xml:space="preserve"> </w:t>
       </w:r>
       <w:r>
         <w:rPr>
@@ -5236,6 +5429,7 @@
                 <w:lang w:val="en-US" w:eastAsia="ru-RU"/>
               </w:rPr>
             </w:pPr>
+            <w:proofErr w:type="spellStart"/>
             <w:r>
               <w:rPr>
                 <w:rFonts w:eastAsia="Calibri" w:cs="Times New Roman"/>
@@ -5245,6 +5439,7 @@
               </w:rPr>
               <w:t>Название</w:t>
             </w:r>
+            <w:proofErr w:type="spellEnd"/>
           </w:p>
         </w:tc>
         <w:tc>
@@ -5268,6 +5463,7 @@
                 <w:lang w:val="en-US" w:eastAsia="ru-RU"/>
               </w:rPr>
             </w:pPr>
+            <w:proofErr w:type="spellStart"/>
             <w:r>
               <w:rPr>
                 <w:rFonts w:eastAsia="Calibri" w:cs="Times New Roman"/>
@@ -5277,6 +5473,7 @@
               </w:rPr>
               <w:t>Тип</w:t>
             </w:r>
+            <w:proofErr w:type="spellEnd"/>
           </w:p>
         </w:tc>
         <w:tc>
@@ -5300,6 +5497,7 @@
                 <w:lang w:val="en-US" w:eastAsia="ru-RU"/>
               </w:rPr>
             </w:pPr>
+            <w:proofErr w:type="spellStart"/>
             <w:r>
               <w:rPr>
                 <w:rFonts w:eastAsia="Calibri" w:cs="Times New Roman"/>
@@ -5309,6 +5507,7 @@
               </w:rPr>
               <w:t>Описание</w:t>
             </w:r>
+            <w:proofErr w:type="spellEnd"/>
           </w:p>
         </w:tc>
       </w:tr>
@@ -5335,15 +5534,37 @@
                 <w:lang w:val="en-US" w:eastAsia="ru-RU"/>
               </w:rPr>
             </w:pPr>
-            <w:r>
-              <w:rPr>
-                <w:rFonts w:eastAsia="Calibri" w:cs="Times New Roman"/>
-                <w:sz w:val="24"/>
-                <w:szCs w:val="24"/>
-                <w:lang w:val="en-US" w:eastAsia="ru-RU"/>
-              </w:rPr>
-              <w:t>Описание класса</w:t>
-            </w:r>
+            <w:proofErr w:type="spellStart"/>
+            <w:r>
+              <w:rPr>
+                <w:rFonts w:eastAsia="Calibri" w:cs="Times New Roman"/>
+                <w:sz w:val="24"/>
+                <w:szCs w:val="24"/>
+                <w:lang w:val="en-US" w:eastAsia="ru-RU"/>
+              </w:rPr>
+              <w:t>Описание</w:t>
+            </w:r>
+            <w:proofErr w:type="spellEnd"/>
+            <w:r>
+              <w:rPr>
+                <w:rFonts w:eastAsia="Calibri" w:cs="Times New Roman"/>
+                <w:sz w:val="24"/>
+                <w:szCs w:val="24"/>
+                <w:lang w:val="en-US" w:eastAsia="ru-RU"/>
+              </w:rPr>
+              <w:t xml:space="preserve"> </w:t>
+            </w:r>
+            <w:proofErr w:type="spellStart"/>
+            <w:r>
+              <w:rPr>
+                <w:rFonts w:eastAsia="Calibri" w:cs="Times New Roman"/>
+                <w:sz w:val="24"/>
+                <w:szCs w:val="24"/>
+                <w:lang w:val="en-US" w:eastAsia="ru-RU"/>
+              </w:rPr>
+              <w:t>класса</w:t>
+            </w:r>
+            <w:proofErr w:type="spellEnd"/>
           </w:p>
         </w:tc>
       </w:tr>
@@ -5444,6 +5665,7 @@
                 <w:lang w:val="en-US" w:eastAsia="ru-RU"/>
               </w:rPr>
             </w:pPr>
+            <w:proofErr w:type="spellStart"/>
             <w:r>
               <w:rPr>
                 <w:rFonts w:eastAsia="Calibri" w:cs="Times New Roman"/>
@@ -5453,6 +5675,7 @@
               </w:rPr>
               <w:t>Поля</w:t>
             </w:r>
+            <w:proofErr w:type="spellEnd"/>
           </w:p>
         </w:tc>
       </w:tr>
@@ -5488,8 +5711,19 @@
                 <w:szCs w:val="24"/>
                 <w:lang w:val="en-US" w:eastAsia="ru-RU"/>
               </w:rPr>
-              <w:t>-_placeOfPublication</w:t>
-            </w:r>
+              <w:t>-_</w:t>
+            </w:r>
+            <w:proofErr w:type="spellStart"/>
+            <w:r>
+              <w:rPr>
+                <w:rFonts w:eastAsia="Calibri" w:cs="Times New Roman"/>
+                <w:sz w:val="24"/>
+                <w:szCs w:val="24"/>
+                <w:lang w:val="en-US" w:eastAsia="ru-RU"/>
+              </w:rPr>
+              <w:t>placeOfPublication</w:t>
+            </w:r>
+            <w:proofErr w:type="spellEnd"/>
           </w:p>
         </w:tc>
         <w:tc>
@@ -5589,8 +5823,19 @@
                 <w:szCs w:val="24"/>
                 <w:lang w:val="en-US" w:eastAsia="ru-RU"/>
               </w:rPr>
-              <w:t>-_publishingHouse</w:t>
-            </w:r>
+              <w:t>-_</w:t>
+            </w:r>
+            <w:proofErr w:type="spellStart"/>
+            <w:r>
+              <w:rPr>
+                <w:rFonts w:eastAsia="Calibri" w:cs="Times New Roman"/>
+                <w:sz w:val="24"/>
+                <w:szCs w:val="24"/>
+                <w:lang w:val="en-US" w:eastAsia="ru-RU"/>
+              </w:rPr>
+              <w:t>publishingHouse</w:t>
+            </w:r>
+            <w:proofErr w:type="spellEnd"/>
           </w:p>
         </w:tc>
         <w:tc>
@@ -5690,8 +5935,19 @@
                 <w:szCs w:val="24"/>
                 <w:lang w:val="en-US" w:eastAsia="ru-RU"/>
               </w:rPr>
-              <w:t>-_additionalInformation</w:t>
-            </w:r>
+              <w:t>-_</w:t>
+            </w:r>
+            <w:proofErr w:type="spellStart"/>
+            <w:r>
+              <w:rPr>
+                <w:rFonts w:eastAsia="Calibri" w:cs="Times New Roman"/>
+                <w:sz w:val="24"/>
+                <w:szCs w:val="24"/>
+                <w:lang w:val="en-US" w:eastAsia="ru-RU"/>
+              </w:rPr>
+              <w:t>additionalInformation</w:t>
+            </w:r>
+            <w:proofErr w:type="spellEnd"/>
           </w:p>
         </w:tc>
         <w:tc>
@@ -5910,6 +6166,7 @@
                 <w:lang w:val="en-US" w:eastAsia="ru-RU"/>
               </w:rPr>
             </w:pPr>
+            <w:proofErr w:type="spellStart"/>
             <w:r>
               <w:rPr>
                 <w:rFonts w:eastAsia="Calibri" w:cs="Times New Roman"/>
@@ -5919,6 +6176,7 @@
               </w:rPr>
               <w:t>Свойства</w:t>
             </w:r>
+            <w:proofErr w:type="spellEnd"/>
           </w:p>
         </w:tc>
       </w:tr>
@@ -5953,6 +6211,7 @@
               </w:rPr>
               <w:t xml:space="preserve">+ </w:t>
             </w:r>
+            <w:proofErr w:type="spellStart"/>
             <w:r>
               <w:rPr>
                 <w:rFonts w:eastAsia="Calibri" w:cs="Times New Roman"/>
@@ -5962,6 +6221,7 @@
               </w:rPr>
               <w:t>PlaceOfPublication</w:t>
             </w:r>
+            <w:proofErr w:type="spellEnd"/>
           </w:p>
         </w:tc>
         <w:tc>
@@ -6060,6 +6320,7 @@
               </w:rPr>
               <w:t xml:space="preserve">+ </w:t>
             </w:r>
+            <w:proofErr w:type="spellStart"/>
             <w:r>
               <w:rPr>
                 <w:rFonts w:eastAsia="Calibri" w:cs="Times New Roman"/>
@@ -6069,6 +6330,7 @@
               </w:rPr>
               <w:t>PublishingHouse</w:t>
             </w:r>
+            <w:proofErr w:type="spellEnd"/>
           </w:p>
         </w:tc>
         <w:tc>
@@ -6167,6 +6429,7 @@
               </w:rPr>
               <w:t xml:space="preserve">+ </w:t>
             </w:r>
+            <w:proofErr w:type="spellStart"/>
             <w:r>
               <w:rPr>
                 <w:rFonts w:eastAsia="Calibri" w:cs="Times New Roman"/>
@@ -6176,6 +6439,7 @@
               </w:rPr>
               <w:t>AdditionalInformation</w:t>
             </w:r>
+            <w:proofErr w:type="spellEnd"/>
           </w:p>
         </w:tc>
         <w:tc>
@@ -6381,6 +6645,7 @@
               </w:rPr>
               <w:t>+</w:t>
             </w:r>
+            <w:proofErr w:type="spellStart"/>
             <w:r>
               <w:rPr>
                 <w:rFonts w:eastAsia="Calibri" w:cs="Times New Roman"/>
@@ -6390,6 +6655,7 @@
               </w:rPr>
               <w:t>GetInfo</w:t>
             </w:r>
+            <w:proofErr w:type="spellEnd"/>
           </w:p>
         </w:tc>
         <w:tc>
@@ -6452,7 +6718,29 @@
                 <w:szCs w:val="24"/>
                 <w:lang w:eastAsia="ru-RU"/>
               </w:rPr>
-              <w:t>Вывод библ.карточки.</w:t>
+              <w:t xml:space="preserve">Вывод </w:t>
+            </w:r>
+            <w:proofErr w:type="spellStart"/>
+            <w:proofErr w:type="gramStart"/>
+            <w:r>
+              <w:rPr>
+                <w:rFonts w:eastAsia="Calibri" w:cs="Times New Roman"/>
+                <w:sz w:val="24"/>
+                <w:szCs w:val="24"/>
+                <w:lang w:eastAsia="ru-RU"/>
+              </w:rPr>
+              <w:t>библ.карточки</w:t>
+            </w:r>
+            <w:proofErr w:type="spellEnd"/>
+            <w:proofErr w:type="gramEnd"/>
+            <w:r>
+              <w:rPr>
+                <w:rFonts w:eastAsia="Calibri" w:cs="Times New Roman"/>
+                <w:sz w:val="24"/>
+                <w:szCs w:val="24"/>
+                <w:lang w:eastAsia="ru-RU"/>
+              </w:rPr>
+              <w:t>.</w:t>
             </w:r>
           </w:p>
         </w:tc>
@@ -6532,6 +6820,7 @@
               </w:rPr>
               <w:t xml:space="preserve"> </w:t>
             </w:r>
+            <w:proofErr w:type="spellStart"/>
             <w:r>
               <w:rPr>
                 <w:rFonts w:eastAsia="Calibri" w:cs="Times New Roman"/>
@@ -6541,6 +6830,7 @@
               </w:rPr>
               <w:t>IsCorrectSheet</w:t>
             </w:r>
+            <w:proofErr w:type="spellEnd"/>
           </w:p>
         </w:tc>
         <w:tc>
@@ -6643,6 +6933,7 @@
           <w:lang w:val="en-US" w:eastAsia="ru-RU"/>
         </w:rPr>
       </w:pPr>
+      <w:proofErr w:type="spellStart"/>
       <w:r>
         <w:rPr>
           <w:rFonts w:eastAsia="Times New Roman" w:cs="Times New Roman"/>
@@ -6650,7 +6941,17 @@
           <w:szCs w:val="24"/>
           <w:lang w:val="en-US" w:eastAsia="ru-RU"/>
         </w:rPr>
-        <w:t xml:space="preserve">Таблица </w:t>
+        <w:t>Таблица</w:t>
+      </w:r>
+      <w:proofErr w:type="spellEnd"/>
+      <w:r>
+        <w:rPr>
+          <w:rFonts w:eastAsia="Times New Roman" w:cs="Times New Roman"/>
+          <w:sz w:val="24"/>
+          <w:szCs w:val="24"/>
+          <w:lang w:val="en-US" w:eastAsia="ru-RU"/>
+        </w:rPr>
+        <w:t xml:space="preserve"> </w:t>
       </w:r>
       <w:r>
         <w:rPr>
@@ -6705,7 +7006,47 @@
           <w:szCs w:val="24"/>
           <w:lang w:val="en-US" w:eastAsia="ru-RU"/>
         </w:rPr>
-        <w:t xml:space="preserve"> – Описание класса </w:t>
+        <w:t xml:space="preserve"> – </w:t>
+      </w:r>
+      <w:proofErr w:type="spellStart"/>
+      <w:r>
+        <w:rPr>
+          <w:rFonts w:eastAsia="Times New Roman" w:cs="Times New Roman"/>
+          <w:sz w:val="24"/>
+          <w:szCs w:val="24"/>
+          <w:lang w:val="en-US" w:eastAsia="ru-RU"/>
+        </w:rPr>
+        <w:t>Описание</w:t>
+      </w:r>
+      <w:proofErr w:type="spellEnd"/>
+      <w:r>
+        <w:rPr>
+          <w:rFonts w:eastAsia="Times New Roman" w:cs="Times New Roman"/>
+          <w:sz w:val="24"/>
+          <w:szCs w:val="24"/>
+          <w:lang w:val="en-US" w:eastAsia="ru-RU"/>
+        </w:rPr>
+        <w:t xml:space="preserve"> </w:t>
+      </w:r>
+      <w:proofErr w:type="spellStart"/>
+      <w:r>
+        <w:rPr>
+          <w:rFonts w:eastAsia="Times New Roman" w:cs="Times New Roman"/>
+          <w:sz w:val="24"/>
+          <w:szCs w:val="24"/>
+          <w:lang w:val="en-US" w:eastAsia="ru-RU"/>
+        </w:rPr>
+        <w:t>класса</w:t>
+      </w:r>
+      <w:proofErr w:type="spellEnd"/>
+      <w:r>
+        <w:rPr>
+          <w:rFonts w:eastAsia="Times New Roman" w:cs="Times New Roman"/>
+          <w:sz w:val="24"/>
+          <w:szCs w:val="24"/>
+          <w:lang w:val="en-US" w:eastAsia="ru-RU"/>
+        </w:rPr>
+        <w:t xml:space="preserve"> </w:t>
       </w:r>
       <w:r>
         <w:rPr>
@@ -6756,6 +7097,7 @@
                 <w:lang w:val="en-US" w:eastAsia="ru-RU"/>
               </w:rPr>
             </w:pPr>
+            <w:proofErr w:type="spellStart"/>
             <w:r>
               <w:rPr>
                 <w:rFonts w:eastAsia="Calibri" w:cs="Times New Roman"/>
@@ -6765,6 +7107,7 @@
               </w:rPr>
               <w:t>Название</w:t>
             </w:r>
+            <w:proofErr w:type="spellEnd"/>
           </w:p>
         </w:tc>
         <w:tc>
@@ -6788,6 +7131,7 @@
                 <w:lang w:val="en-US" w:eastAsia="ru-RU"/>
               </w:rPr>
             </w:pPr>
+            <w:proofErr w:type="spellStart"/>
             <w:r>
               <w:rPr>
                 <w:rFonts w:eastAsia="Calibri" w:cs="Times New Roman"/>
@@ -6797,6 +7141,7 @@
               </w:rPr>
               <w:t>Тип</w:t>
             </w:r>
+            <w:proofErr w:type="spellEnd"/>
           </w:p>
         </w:tc>
         <w:tc>
@@ -6820,6 +7165,7 @@
                 <w:lang w:val="en-US" w:eastAsia="ru-RU"/>
               </w:rPr>
             </w:pPr>
+            <w:proofErr w:type="spellStart"/>
             <w:r>
               <w:rPr>
                 <w:rFonts w:eastAsia="Calibri" w:cs="Times New Roman"/>
@@ -6829,6 +7175,7 @@
               </w:rPr>
               <w:t>Описание</w:t>
             </w:r>
+            <w:proofErr w:type="spellEnd"/>
           </w:p>
         </w:tc>
       </w:tr>
@@ -6855,15 +7202,37 @@
                 <w:lang w:val="en-US" w:eastAsia="ru-RU"/>
               </w:rPr>
             </w:pPr>
-            <w:r>
-              <w:rPr>
-                <w:rFonts w:eastAsia="Calibri" w:cs="Times New Roman"/>
-                <w:sz w:val="24"/>
-                <w:szCs w:val="24"/>
-                <w:lang w:val="en-US" w:eastAsia="ru-RU"/>
-              </w:rPr>
-              <w:t>Описание класса</w:t>
-            </w:r>
+            <w:proofErr w:type="spellStart"/>
+            <w:r>
+              <w:rPr>
+                <w:rFonts w:eastAsia="Calibri" w:cs="Times New Roman"/>
+                <w:sz w:val="24"/>
+                <w:szCs w:val="24"/>
+                <w:lang w:val="en-US" w:eastAsia="ru-RU"/>
+              </w:rPr>
+              <w:t>Описание</w:t>
+            </w:r>
+            <w:proofErr w:type="spellEnd"/>
+            <w:r>
+              <w:rPr>
+                <w:rFonts w:eastAsia="Calibri" w:cs="Times New Roman"/>
+                <w:sz w:val="24"/>
+                <w:szCs w:val="24"/>
+                <w:lang w:val="en-US" w:eastAsia="ru-RU"/>
+              </w:rPr>
+              <w:t xml:space="preserve"> </w:t>
+            </w:r>
+            <w:proofErr w:type="spellStart"/>
+            <w:r>
+              <w:rPr>
+                <w:rFonts w:eastAsia="Calibri" w:cs="Times New Roman"/>
+                <w:sz w:val="24"/>
+                <w:szCs w:val="24"/>
+                <w:lang w:val="en-US" w:eastAsia="ru-RU"/>
+              </w:rPr>
+              <w:t>класса</w:t>
+            </w:r>
+            <w:proofErr w:type="spellEnd"/>
           </w:p>
         </w:tc>
       </w:tr>
@@ -6961,6 +7330,7 @@
                 <w:lang w:val="en-US" w:eastAsia="ru-RU"/>
               </w:rPr>
             </w:pPr>
+            <w:proofErr w:type="spellStart"/>
             <w:r>
               <w:rPr>
                 <w:rFonts w:eastAsia="Calibri" w:cs="Times New Roman"/>
@@ -6970,6 +7340,7 @@
               </w:rPr>
               <w:t>Поля</w:t>
             </w:r>
+            <w:proofErr w:type="spellEnd"/>
           </w:p>
         </w:tc>
       </w:tr>
@@ -7005,8 +7376,19 @@
                 <w:szCs w:val="24"/>
                 <w:lang w:val="en-US" w:eastAsia="ru-RU"/>
               </w:rPr>
-              <w:t>-_nameOfMagazine</w:t>
-            </w:r>
+              <w:t>-_</w:t>
+            </w:r>
+            <w:proofErr w:type="spellStart"/>
+            <w:r>
+              <w:rPr>
+                <w:rFonts w:eastAsia="Calibri" w:cs="Times New Roman"/>
+                <w:sz w:val="24"/>
+                <w:szCs w:val="24"/>
+                <w:lang w:val="en-US" w:eastAsia="ru-RU"/>
+              </w:rPr>
+              <w:t>nameOfMagazine</w:t>
+            </w:r>
+            <w:proofErr w:type="spellEnd"/>
           </w:p>
         </w:tc>
         <w:tc>
@@ -7106,8 +7488,19 @@
                 <w:szCs w:val="24"/>
                 <w:lang w:val="en-US" w:eastAsia="ru-RU"/>
               </w:rPr>
-              <w:t>-_numberOfMagazine</w:t>
-            </w:r>
+              <w:t>-_</w:t>
+            </w:r>
+            <w:proofErr w:type="spellStart"/>
+            <w:r>
+              <w:rPr>
+                <w:rFonts w:eastAsia="Calibri" w:cs="Times New Roman"/>
+                <w:sz w:val="24"/>
+                <w:szCs w:val="24"/>
+                <w:lang w:val="en-US" w:eastAsia="ru-RU"/>
+              </w:rPr>
+              <w:t>numberOfMagazine</w:t>
+            </w:r>
+            <w:proofErr w:type="spellEnd"/>
           </w:p>
         </w:tc>
         <w:tc>
@@ -7207,8 +7600,19 @@
                 <w:szCs w:val="24"/>
                 <w:lang w:val="en-US" w:eastAsia="ru-RU"/>
               </w:rPr>
-              <w:t>-_startSheet</w:t>
-            </w:r>
+              <w:t>-_</w:t>
+            </w:r>
+            <w:proofErr w:type="spellStart"/>
+            <w:r>
+              <w:rPr>
+                <w:rFonts w:eastAsia="Calibri" w:cs="Times New Roman"/>
+                <w:sz w:val="24"/>
+                <w:szCs w:val="24"/>
+                <w:lang w:val="en-US" w:eastAsia="ru-RU"/>
+              </w:rPr>
+              <w:t>startSheet</w:t>
+            </w:r>
+            <w:proofErr w:type="spellEnd"/>
           </w:p>
         </w:tc>
         <w:tc>
@@ -7328,6 +7732,7 @@
               </w:rPr>
               <w:t>_</w:t>
             </w:r>
+            <w:proofErr w:type="spellStart"/>
             <w:r>
               <w:rPr>
                 <w:rFonts w:eastAsia="Calibri" w:cs="Times New Roman"/>
@@ -7337,6 +7742,7 @@
               </w:rPr>
               <w:t>endSheet</w:t>
             </w:r>
+            <w:proofErr w:type="spellEnd"/>
           </w:p>
         </w:tc>
         <w:tc>
@@ -7427,6 +7833,7 @@
                 <w:lang w:val="en-US" w:eastAsia="ru-RU"/>
               </w:rPr>
             </w:pPr>
+            <w:proofErr w:type="spellStart"/>
             <w:r>
               <w:rPr>
                 <w:rFonts w:eastAsia="Calibri" w:cs="Times New Roman"/>
@@ -7436,6 +7843,7 @@
               </w:rPr>
               <w:t>Свойства</w:t>
             </w:r>
+            <w:proofErr w:type="spellEnd"/>
           </w:p>
         </w:tc>
       </w:tr>
@@ -7470,6 +7878,7 @@
               </w:rPr>
               <w:t xml:space="preserve">+ </w:t>
             </w:r>
+            <w:proofErr w:type="spellStart"/>
             <w:r>
               <w:rPr>
                 <w:rFonts w:eastAsia="Calibri" w:cs="Times New Roman"/>
@@ -7479,6 +7888,7 @@
               </w:rPr>
               <w:t>NameOfMagazine</w:t>
             </w:r>
+            <w:proofErr w:type="spellEnd"/>
           </w:p>
         </w:tc>
         <w:tc>
@@ -7577,6 +7987,7 @@
               </w:rPr>
               <w:t xml:space="preserve">+ </w:t>
             </w:r>
+            <w:proofErr w:type="spellStart"/>
             <w:r>
               <w:rPr>
                 <w:rFonts w:eastAsia="Calibri" w:cs="Times New Roman"/>
@@ -7586,6 +7997,7 @@
               </w:rPr>
               <w:t>NumberOfMagazine</w:t>
             </w:r>
+            <w:proofErr w:type="spellEnd"/>
           </w:p>
         </w:tc>
         <w:tc>
@@ -7684,6 +8096,7 @@
               </w:rPr>
               <w:t xml:space="preserve">+ </w:t>
             </w:r>
+            <w:proofErr w:type="spellStart"/>
             <w:r>
               <w:rPr>
                 <w:rFonts w:eastAsia="Calibri" w:cs="Times New Roman"/>
@@ -7693,6 +8106,7 @@
               </w:rPr>
               <w:t>StartSheet</w:t>
             </w:r>
+            <w:proofErr w:type="spellEnd"/>
           </w:p>
         </w:tc>
         <w:tc>
@@ -7791,6 +8205,7 @@
               </w:rPr>
               <w:t xml:space="preserve">+ </w:t>
             </w:r>
+            <w:proofErr w:type="spellStart"/>
             <w:r>
               <w:rPr>
                 <w:rFonts w:eastAsia="Calibri" w:cs="Times New Roman"/>
@@ -7800,6 +8215,7 @@
               </w:rPr>
               <w:t>EndSheet</w:t>
             </w:r>
+            <w:proofErr w:type="spellEnd"/>
           </w:p>
         </w:tc>
         <w:tc>
@@ -7898,6 +8314,7 @@
               </w:rPr>
               <w:t>+</w:t>
             </w:r>
+            <w:proofErr w:type="spellStart"/>
             <w:r>
               <w:rPr>
                 <w:rFonts w:eastAsia="Calibri" w:cs="Times New Roman"/>
@@ -7907,6 +8324,7 @@
               </w:rPr>
               <w:t>GetInfo</w:t>
             </w:r>
+            <w:proofErr w:type="spellEnd"/>
           </w:p>
         </w:tc>
         <w:tc>
@@ -7969,7 +8387,29 @@
                 <w:szCs w:val="24"/>
                 <w:lang w:eastAsia="ru-RU"/>
               </w:rPr>
-              <w:t>Вывод библ.карточки.</w:t>
+              <w:t xml:space="preserve">Вывод </w:t>
+            </w:r>
+            <w:proofErr w:type="spellStart"/>
+            <w:proofErr w:type="gramStart"/>
+            <w:r>
+              <w:rPr>
+                <w:rFonts w:eastAsia="Calibri" w:cs="Times New Roman"/>
+                <w:sz w:val="24"/>
+                <w:szCs w:val="24"/>
+                <w:lang w:eastAsia="ru-RU"/>
+              </w:rPr>
+              <w:t>библ.карточки</w:t>
+            </w:r>
+            <w:proofErr w:type="spellEnd"/>
+            <w:proofErr w:type="gramEnd"/>
+            <w:r>
+              <w:rPr>
+                <w:rFonts w:eastAsia="Calibri" w:cs="Times New Roman"/>
+                <w:sz w:val="24"/>
+                <w:szCs w:val="24"/>
+                <w:lang w:eastAsia="ru-RU"/>
+              </w:rPr>
+              <w:t>.</w:t>
             </w:r>
           </w:p>
         </w:tc>
@@ -8003,8 +8443,19 @@
                 <w:szCs w:val="24"/>
                 <w:lang w:val="en-US" w:eastAsia="ru-RU"/>
               </w:rPr>
-              <w:t>+EditionType</w:t>
-            </w:r>
+              <w:t>+</w:t>
+            </w:r>
+            <w:proofErr w:type="spellStart"/>
+            <w:r>
+              <w:rPr>
+                <w:rFonts w:eastAsia="Calibri" w:cs="Times New Roman"/>
+                <w:sz w:val="24"/>
+                <w:szCs w:val="24"/>
+                <w:lang w:val="en-US" w:eastAsia="ru-RU"/>
+              </w:rPr>
+              <w:t>EditionType</w:t>
+            </w:r>
+            <w:proofErr w:type="spellEnd"/>
           </w:p>
         </w:tc>
         <w:tc>
@@ -8147,6 +8598,7 @@
               </w:rPr>
               <w:t xml:space="preserve"> </w:t>
             </w:r>
+            <w:proofErr w:type="spellStart"/>
             <w:r>
               <w:rPr>
                 <w:rFonts w:eastAsia="Calibri" w:cs="Times New Roman"/>
@@ -8165,6 +8617,7 @@
               </w:rPr>
               <w:t>NumberOfMagazine</w:t>
             </w:r>
+            <w:proofErr w:type="spellEnd"/>
           </w:p>
         </w:tc>
         <w:tc>
@@ -8281,6 +8734,7 @@
               </w:rPr>
               <w:t>+</w:t>
             </w:r>
+            <w:proofErr w:type="spellStart"/>
             <w:r>
               <w:rPr>
                 <w:rFonts w:eastAsia="Calibri" w:cs="Times New Roman"/>
@@ -8290,6 +8744,7 @@
               </w:rPr>
               <w:t>IsCorrectStartSheet</w:t>
             </w:r>
+            <w:proofErr w:type="spellEnd"/>
           </w:p>
         </w:tc>
         <w:tc>
@@ -8397,6 +8852,7 @@
               </w:rPr>
               <w:t xml:space="preserve"> </w:t>
             </w:r>
+            <w:proofErr w:type="spellStart"/>
             <w:r>
               <w:rPr>
                 <w:rFonts w:eastAsia="Calibri" w:cs="Times New Roman"/>
@@ -8406,6 +8862,7 @@
               </w:rPr>
               <w:t>IsCorrectSheet</w:t>
             </w:r>
+            <w:proofErr w:type="spellEnd"/>
           </w:p>
         </w:tc>
         <w:tc>
@@ -8509,6 +8966,7 @@
         </w:rPr>
       </w:pPr>
       <w:bookmarkStart w:id="14" w:name="_Ref168303837"/>
+      <w:proofErr w:type="spellStart"/>
       <w:r>
         <w:rPr>
           <w:rFonts w:eastAsia="Times New Roman" w:cs="Times New Roman"/>
@@ -8516,7 +8974,17 @@
           <w:szCs w:val="24"/>
           <w:lang w:val="en-US" w:eastAsia="ru-RU"/>
         </w:rPr>
-        <w:t xml:space="preserve">Таблица </w:t>
+        <w:t>Таблица</w:t>
+      </w:r>
+      <w:proofErr w:type="spellEnd"/>
+      <w:r>
+        <w:rPr>
+          <w:rFonts w:eastAsia="Times New Roman" w:cs="Times New Roman"/>
+          <w:sz w:val="24"/>
+          <w:szCs w:val="24"/>
+          <w:lang w:val="en-US" w:eastAsia="ru-RU"/>
+        </w:rPr>
+        <w:t xml:space="preserve"> </w:t>
       </w:r>
       <w:r>
         <w:rPr>
@@ -8572,8 +9040,49 @@
           <w:szCs w:val="24"/>
           <w:lang w:val="en-US" w:eastAsia="ru-RU"/>
         </w:rPr>
-        <w:t xml:space="preserve"> – Описание класса </w:t>
-      </w:r>
+        <w:t xml:space="preserve"> – </w:t>
+      </w:r>
+      <w:proofErr w:type="spellStart"/>
+      <w:r>
+        <w:rPr>
+          <w:rFonts w:eastAsia="Times New Roman" w:cs="Times New Roman"/>
+          <w:sz w:val="24"/>
+          <w:szCs w:val="24"/>
+          <w:lang w:val="en-US" w:eastAsia="ru-RU"/>
+        </w:rPr>
+        <w:t>Описание</w:t>
+      </w:r>
+      <w:proofErr w:type="spellEnd"/>
+      <w:r>
+        <w:rPr>
+          <w:rFonts w:eastAsia="Times New Roman" w:cs="Times New Roman"/>
+          <w:sz w:val="24"/>
+          <w:szCs w:val="24"/>
+          <w:lang w:val="en-US" w:eastAsia="ru-RU"/>
+        </w:rPr>
+        <w:t xml:space="preserve"> </w:t>
+      </w:r>
+      <w:proofErr w:type="spellStart"/>
+      <w:r>
+        <w:rPr>
+          <w:rFonts w:eastAsia="Times New Roman" w:cs="Times New Roman"/>
+          <w:sz w:val="24"/>
+          <w:szCs w:val="24"/>
+          <w:lang w:val="en-US" w:eastAsia="ru-RU"/>
+        </w:rPr>
+        <w:t>класса</w:t>
+      </w:r>
+      <w:proofErr w:type="spellEnd"/>
+      <w:r>
+        <w:rPr>
+          <w:rFonts w:eastAsia="Times New Roman" w:cs="Times New Roman"/>
+          <w:sz w:val="24"/>
+          <w:szCs w:val="24"/>
+          <w:lang w:val="en-US" w:eastAsia="ru-RU"/>
+        </w:rPr>
+        <w:t xml:space="preserve"> </w:t>
+      </w:r>
+      <w:proofErr w:type="spellStart"/>
       <w:r>
         <w:rPr>
           <w:rFonts w:eastAsia="Times New Roman" w:cs="Times New Roman"/>
@@ -8585,6 +9094,7 @@
         </w:rPr>
         <w:t>Sbornik</w:t>
       </w:r>
+      <w:proofErr w:type="spellEnd"/>
     </w:p>
     <w:tbl>
       <w:tblPr>
@@ -8623,6 +9133,7 @@
                 <w:lang w:val="en-US" w:eastAsia="ru-RU"/>
               </w:rPr>
             </w:pPr>
+            <w:proofErr w:type="spellStart"/>
             <w:r>
               <w:rPr>
                 <w:rFonts w:eastAsia="Calibri" w:cs="Times New Roman"/>
@@ -8632,6 +9143,7 @@
               </w:rPr>
               <w:t>Название</w:t>
             </w:r>
+            <w:proofErr w:type="spellEnd"/>
           </w:p>
         </w:tc>
         <w:tc>
@@ -8655,6 +9167,7 @@
                 <w:lang w:val="en-US" w:eastAsia="ru-RU"/>
               </w:rPr>
             </w:pPr>
+            <w:proofErr w:type="spellStart"/>
             <w:r>
               <w:rPr>
                 <w:rFonts w:eastAsia="Calibri" w:cs="Times New Roman"/>
@@ -8664,6 +9177,7 @@
               </w:rPr>
               <w:t>Тип</w:t>
             </w:r>
+            <w:proofErr w:type="spellEnd"/>
           </w:p>
         </w:tc>
         <w:tc>
@@ -8687,6 +9201,7 @@
                 <w:lang w:val="en-US" w:eastAsia="ru-RU"/>
               </w:rPr>
             </w:pPr>
+            <w:proofErr w:type="spellStart"/>
             <w:r>
               <w:rPr>
                 <w:rFonts w:eastAsia="Calibri" w:cs="Times New Roman"/>
@@ -8696,6 +9211,7 @@
               </w:rPr>
               <w:t>Описание</w:t>
             </w:r>
+            <w:proofErr w:type="spellEnd"/>
           </w:p>
         </w:tc>
       </w:tr>
@@ -8722,15 +9238,37 @@
                 <w:lang w:val="en-US" w:eastAsia="ru-RU"/>
               </w:rPr>
             </w:pPr>
-            <w:r>
-              <w:rPr>
-                <w:rFonts w:eastAsia="Calibri" w:cs="Times New Roman"/>
-                <w:sz w:val="24"/>
-                <w:szCs w:val="24"/>
-                <w:lang w:val="en-US" w:eastAsia="ru-RU"/>
-              </w:rPr>
-              <w:t>Описание класса</w:t>
-            </w:r>
+            <w:proofErr w:type="spellStart"/>
+            <w:r>
+              <w:rPr>
+                <w:rFonts w:eastAsia="Calibri" w:cs="Times New Roman"/>
+                <w:sz w:val="24"/>
+                <w:szCs w:val="24"/>
+                <w:lang w:val="en-US" w:eastAsia="ru-RU"/>
+              </w:rPr>
+              <w:t>Описание</w:t>
+            </w:r>
+            <w:proofErr w:type="spellEnd"/>
+            <w:r>
+              <w:rPr>
+                <w:rFonts w:eastAsia="Calibri" w:cs="Times New Roman"/>
+                <w:sz w:val="24"/>
+                <w:szCs w:val="24"/>
+                <w:lang w:val="en-US" w:eastAsia="ru-RU"/>
+              </w:rPr>
+              <w:t xml:space="preserve"> </w:t>
+            </w:r>
+            <w:proofErr w:type="spellStart"/>
+            <w:r>
+              <w:rPr>
+                <w:rFonts w:eastAsia="Calibri" w:cs="Times New Roman"/>
+                <w:sz w:val="24"/>
+                <w:szCs w:val="24"/>
+                <w:lang w:val="en-US" w:eastAsia="ru-RU"/>
+              </w:rPr>
+              <w:t>класса</w:t>
+            </w:r>
+            <w:proofErr w:type="spellEnd"/>
           </w:p>
         </w:tc>
       </w:tr>
@@ -8775,14 +9313,25 @@
               </w:rPr>
               <w:t xml:space="preserve"> </w:t>
             </w:r>
-            <w:r>
-              <w:rPr>
-                <w:rFonts w:eastAsia="Calibri" w:cs="Times New Roman"/>
-                <w:sz w:val="24"/>
-                <w:szCs w:val="24"/>
-                <w:lang w:val="en-US" w:eastAsia="ru-RU"/>
-              </w:rPr>
-              <w:t xml:space="preserve">Sbornik - </w:t>
+            <w:proofErr w:type="spellStart"/>
+            <w:r>
+              <w:rPr>
+                <w:rFonts w:eastAsia="Calibri" w:cs="Times New Roman"/>
+                <w:sz w:val="24"/>
+                <w:szCs w:val="24"/>
+                <w:lang w:val="en-US" w:eastAsia="ru-RU"/>
+              </w:rPr>
+              <w:t>Sbornik</w:t>
+            </w:r>
+            <w:proofErr w:type="spellEnd"/>
+            <w:r>
+              <w:rPr>
+                <w:rFonts w:eastAsia="Calibri" w:cs="Times New Roman"/>
+                <w:sz w:val="24"/>
+                <w:szCs w:val="24"/>
+                <w:lang w:val="en-US" w:eastAsia="ru-RU"/>
+              </w:rPr>
+              <w:t xml:space="preserve"> - </w:t>
             </w:r>
             <w:r>
               <w:rPr>
@@ -8819,6 +9368,7 @@
                 <w:lang w:val="en-US" w:eastAsia="ru-RU"/>
               </w:rPr>
             </w:pPr>
+            <w:proofErr w:type="spellStart"/>
             <w:r>
               <w:rPr>
                 <w:rFonts w:eastAsia="Calibri" w:cs="Times New Roman"/>
@@ -8828,6 +9378,7 @@
               </w:rPr>
               <w:t>Поля</w:t>
             </w:r>
+            <w:proofErr w:type="spellEnd"/>
           </w:p>
         </w:tc>
       </w:tr>
@@ -8863,8 +9414,19 @@
                 <w:szCs w:val="24"/>
                 <w:lang w:val="en-US" w:eastAsia="ru-RU"/>
               </w:rPr>
-              <w:t>-_nameOfSbornik</w:t>
-            </w:r>
+              <w:t>-_</w:t>
+            </w:r>
+            <w:proofErr w:type="spellStart"/>
+            <w:r>
+              <w:rPr>
+                <w:rFonts w:eastAsia="Calibri" w:cs="Times New Roman"/>
+                <w:sz w:val="24"/>
+                <w:szCs w:val="24"/>
+                <w:lang w:val="en-US" w:eastAsia="ru-RU"/>
+              </w:rPr>
+              <w:t>nameOfSbornik</w:t>
+            </w:r>
+            <w:proofErr w:type="spellEnd"/>
           </w:p>
         </w:tc>
         <w:tc>
@@ -8964,8 +9526,19 @@
                 <w:szCs w:val="24"/>
                 <w:lang w:val="en-US" w:eastAsia="ru-RU"/>
               </w:rPr>
-              <w:t>-_placeOfPublication</w:t>
-            </w:r>
+              <w:t>-_</w:t>
+            </w:r>
+            <w:proofErr w:type="spellStart"/>
+            <w:r>
+              <w:rPr>
+                <w:rFonts w:eastAsia="Calibri" w:cs="Times New Roman"/>
+                <w:sz w:val="24"/>
+                <w:szCs w:val="24"/>
+                <w:lang w:val="en-US" w:eastAsia="ru-RU"/>
+              </w:rPr>
+              <w:t>placeOfPublication</w:t>
+            </w:r>
+            <w:proofErr w:type="spellEnd"/>
           </w:p>
         </w:tc>
         <w:tc>
@@ -9065,8 +9638,19 @@
                 <w:szCs w:val="24"/>
                 <w:lang w:val="en-US" w:eastAsia="ru-RU"/>
               </w:rPr>
-              <w:t>-_publishingHouse</w:t>
-            </w:r>
+              <w:t>-_</w:t>
+            </w:r>
+            <w:proofErr w:type="spellStart"/>
+            <w:r>
+              <w:rPr>
+                <w:rFonts w:eastAsia="Calibri" w:cs="Times New Roman"/>
+                <w:sz w:val="24"/>
+                <w:szCs w:val="24"/>
+                <w:lang w:val="en-US" w:eastAsia="ru-RU"/>
+              </w:rPr>
+              <w:t>publishingHouse</w:t>
+            </w:r>
+            <w:proofErr w:type="spellEnd"/>
           </w:p>
         </w:tc>
         <w:tc>
@@ -9166,8 +9750,19 @@
                 <w:szCs w:val="24"/>
                 <w:lang w:val="en-US" w:eastAsia="ru-RU"/>
               </w:rPr>
-              <w:t>-_startSheet</w:t>
-            </w:r>
+              <w:t>-_</w:t>
+            </w:r>
+            <w:proofErr w:type="spellStart"/>
+            <w:r>
+              <w:rPr>
+                <w:rFonts w:eastAsia="Calibri" w:cs="Times New Roman"/>
+                <w:sz w:val="24"/>
+                <w:szCs w:val="24"/>
+                <w:lang w:val="en-US" w:eastAsia="ru-RU"/>
+              </w:rPr>
+              <w:t>startSheet</w:t>
+            </w:r>
+            <w:proofErr w:type="spellEnd"/>
           </w:p>
         </w:tc>
         <w:tc>
@@ -9287,6 +9882,7 @@
               </w:rPr>
               <w:t>_</w:t>
             </w:r>
+            <w:proofErr w:type="spellStart"/>
             <w:r>
               <w:rPr>
                 <w:rFonts w:eastAsia="Calibri" w:cs="Times New Roman"/>
@@ -9296,6 +9892,7 @@
               </w:rPr>
               <w:t>endSheet</w:t>
             </w:r>
+            <w:proofErr w:type="spellEnd"/>
           </w:p>
         </w:tc>
         <w:tc>
@@ -9386,6 +9983,7 @@
                 <w:lang w:val="en-US" w:eastAsia="ru-RU"/>
               </w:rPr>
             </w:pPr>
+            <w:proofErr w:type="spellStart"/>
             <w:r>
               <w:rPr>
                 <w:rFonts w:eastAsia="Calibri" w:cs="Times New Roman"/>
@@ -9396,6 +9994,7 @@
               <w:lastRenderedPageBreak/>
               <w:t>Свойства</w:t>
             </w:r>
+            <w:proofErr w:type="spellEnd"/>
           </w:p>
         </w:tc>
       </w:tr>
@@ -9430,6 +10029,7 @@
               </w:rPr>
               <w:t xml:space="preserve">+ </w:t>
             </w:r>
+            <w:proofErr w:type="spellStart"/>
             <w:r>
               <w:rPr>
                 <w:rFonts w:eastAsia="Calibri" w:cs="Times New Roman"/>
@@ -9439,6 +10039,7 @@
               </w:rPr>
               <w:t>NameOfSbornik</w:t>
             </w:r>
+            <w:proofErr w:type="spellEnd"/>
           </w:p>
         </w:tc>
         <w:tc>
@@ -9537,6 +10138,7 @@
               </w:rPr>
               <w:t xml:space="preserve">+ </w:t>
             </w:r>
+            <w:proofErr w:type="spellStart"/>
             <w:r>
               <w:rPr>
                 <w:rFonts w:eastAsia="Calibri" w:cs="Times New Roman"/>
@@ -9546,6 +10148,7 @@
               </w:rPr>
               <w:t>PlaceOfPublication</w:t>
             </w:r>
+            <w:proofErr w:type="spellEnd"/>
           </w:p>
         </w:tc>
         <w:tc>
@@ -9644,6 +10247,7 @@
               </w:rPr>
               <w:t xml:space="preserve">+ </w:t>
             </w:r>
+            <w:proofErr w:type="spellStart"/>
             <w:r>
               <w:rPr>
                 <w:rFonts w:eastAsia="Calibri" w:cs="Times New Roman"/>
@@ -9653,6 +10257,7 @@
               </w:rPr>
               <w:t>PublishingHouse</w:t>
             </w:r>
+            <w:proofErr w:type="spellEnd"/>
           </w:p>
         </w:tc>
         <w:tc>
@@ -9751,6 +10356,7 @@
               </w:rPr>
               <w:t xml:space="preserve">+ </w:t>
             </w:r>
+            <w:proofErr w:type="spellStart"/>
             <w:r>
               <w:rPr>
                 <w:rFonts w:eastAsia="Calibri" w:cs="Times New Roman"/>
@@ -9760,6 +10366,7 @@
               </w:rPr>
               <w:t>StartSheet</w:t>
             </w:r>
+            <w:proofErr w:type="spellEnd"/>
           </w:p>
         </w:tc>
         <w:tc>
@@ -9858,6 +10465,7 @@
               </w:rPr>
               <w:t xml:space="preserve">+ </w:t>
             </w:r>
+            <w:proofErr w:type="spellStart"/>
             <w:r>
               <w:rPr>
                 <w:rFonts w:eastAsia="Calibri" w:cs="Times New Roman"/>
@@ -9867,6 +10475,7 @@
               </w:rPr>
               <w:t>EndSheet</w:t>
             </w:r>
+            <w:proofErr w:type="spellEnd"/>
           </w:p>
         </w:tc>
         <w:tc>
@@ -9965,6 +10574,7 @@
               </w:rPr>
               <w:t>+</w:t>
             </w:r>
+            <w:proofErr w:type="spellStart"/>
             <w:r>
               <w:rPr>
                 <w:rFonts w:eastAsia="Calibri" w:cs="Times New Roman"/>
@@ -9974,6 +10584,7 @@
               </w:rPr>
               <w:t>GetInfo</w:t>
             </w:r>
+            <w:proofErr w:type="spellEnd"/>
           </w:p>
         </w:tc>
         <w:tc>
@@ -10036,7 +10647,29 @@
                 <w:szCs w:val="24"/>
                 <w:lang w:eastAsia="ru-RU"/>
               </w:rPr>
-              <w:t>Вывод библ.карточки.</w:t>
+              <w:t xml:space="preserve">Вывод </w:t>
+            </w:r>
+            <w:proofErr w:type="spellStart"/>
+            <w:proofErr w:type="gramStart"/>
+            <w:r>
+              <w:rPr>
+                <w:rFonts w:eastAsia="Calibri" w:cs="Times New Roman"/>
+                <w:sz w:val="24"/>
+                <w:szCs w:val="24"/>
+                <w:lang w:eastAsia="ru-RU"/>
+              </w:rPr>
+              <w:t>библ.карточки</w:t>
+            </w:r>
+            <w:proofErr w:type="spellEnd"/>
+            <w:proofErr w:type="gramEnd"/>
+            <w:r>
+              <w:rPr>
+                <w:rFonts w:eastAsia="Calibri" w:cs="Times New Roman"/>
+                <w:sz w:val="24"/>
+                <w:szCs w:val="24"/>
+                <w:lang w:eastAsia="ru-RU"/>
+              </w:rPr>
+              <w:t>.</w:t>
             </w:r>
           </w:p>
         </w:tc>
@@ -10070,8 +10703,19 @@
                 <w:szCs w:val="24"/>
                 <w:lang w:val="en-US" w:eastAsia="ru-RU"/>
               </w:rPr>
-              <w:t>+EditionType</w:t>
-            </w:r>
+              <w:t>+</w:t>
+            </w:r>
+            <w:proofErr w:type="spellStart"/>
+            <w:r>
+              <w:rPr>
+                <w:rFonts w:eastAsia="Calibri" w:cs="Times New Roman"/>
+                <w:sz w:val="24"/>
+                <w:szCs w:val="24"/>
+                <w:lang w:val="en-US" w:eastAsia="ru-RU"/>
+              </w:rPr>
+              <w:t>EditionType</w:t>
+            </w:r>
+            <w:proofErr w:type="spellEnd"/>
           </w:p>
         </w:tc>
         <w:tc>
@@ -10205,6 +10849,7 @@
               </w:rPr>
               <w:t>+</w:t>
             </w:r>
+            <w:proofErr w:type="spellStart"/>
             <w:r>
               <w:rPr>
                 <w:rFonts w:eastAsia="Calibri" w:cs="Times New Roman"/>
@@ -10214,6 +10859,7 @@
               </w:rPr>
               <w:t>IsCorrectStartSheet</w:t>
             </w:r>
+            <w:proofErr w:type="spellEnd"/>
           </w:p>
         </w:tc>
         <w:tc>
@@ -10321,6 +10967,7 @@
               </w:rPr>
               <w:t xml:space="preserve"> </w:t>
             </w:r>
+            <w:proofErr w:type="spellStart"/>
             <w:r>
               <w:rPr>
                 <w:rFonts w:eastAsia="Calibri" w:cs="Times New Roman"/>
@@ -10330,6 +10977,7 @@
               </w:rPr>
               <w:t>IsCorrectSheet</w:t>
             </w:r>
+            <w:proofErr w:type="spellEnd"/>
           </w:p>
         </w:tc>
         <w:tc>
@@ -10428,6 +11076,7 @@
           <w:lang w:val="en-US" w:eastAsia="ru-RU"/>
         </w:rPr>
       </w:pPr>
+      <w:proofErr w:type="spellStart"/>
       <w:r>
         <w:rPr>
           <w:rFonts w:eastAsia="Times New Roman" w:cs="Times New Roman"/>
@@ -10435,8 +11084,9 @@
           <w:szCs w:val="24"/>
           <w:lang w:val="en-US" w:eastAsia="ru-RU"/>
         </w:rPr>
-        <w:t xml:space="preserve">Таблица </w:t>
-      </w:r>
+        <w:t>Таблица</w:t>
+      </w:r>
+      <w:proofErr w:type="spellEnd"/>
       <w:r>
         <w:rPr>
           <w:rFonts w:eastAsia="Times New Roman" w:cs="Times New Roman"/>
@@ -10444,7 +11094,7 @@
           <w:szCs w:val="24"/>
           <w:lang w:val="en-US" w:eastAsia="ru-RU"/>
         </w:rPr>
-        <w:t>5</w:t>
+        <w:t xml:space="preserve"> </w:t>
       </w:r>
       <w:r>
         <w:rPr>
@@ -10453,7 +11103,56 @@
           <w:szCs w:val="24"/>
           <w:lang w:val="en-US" w:eastAsia="ru-RU"/>
         </w:rPr>
-        <w:t xml:space="preserve"> – Описание класса </w:t>
+        <w:t>5</w:t>
+      </w:r>
+      <w:r>
+        <w:rPr>
+          <w:rFonts w:eastAsia="Times New Roman" w:cs="Times New Roman"/>
+          <w:sz w:val="24"/>
+          <w:szCs w:val="24"/>
+          <w:lang w:val="en-US" w:eastAsia="ru-RU"/>
+        </w:rPr>
+        <w:t xml:space="preserve"> – </w:t>
+      </w:r>
+      <w:proofErr w:type="spellStart"/>
+      <w:r>
+        <w:rPr>
+          <w:rFonts w:eastAsia="Times New Roman" w:cs="Times New Roman"/>
+          <w:sz w:val="24"/>
+          <w:szCs w:val="24"/>
+          <w:lang w:val="en-US" w:eastAsia="ru-RU"/>
+        </w:rPr>
+        <w:t>Описание</w:t>
+      </w:r>
+      <w:proofErr w:type="spellEnd"/>
+      <w:r>
+        <w:rPr>
+          <w:rFonts w:eastAsia="Times New Roman" w:cs="Times New Roman"/>
+          <w:sz w:val="24"/>
+          <w:szCs w:val="24"/>
+          <w:lang w:val="en-US" w:eastAsia="ru-RU"/>
+        </w:rPr>
+        <w:t xml:space="preserve"> </w:t>
+      </w:r>
+      <w:proofErr w:type="spellStart"/>
+      <w:r>
+        <w:rPr>
+          <w:rFonts w:eastAsia="Times New Roman" w:cs="Times New Roman"/>
+          <w:sz w:val="24"/>
+          <w:szCs w:val="24"/>
+          <w:lang w:val="en-US" w:eastAsia="ru-RU"/>
+        </w:rPr>
+        <w:t>класса</w:t>
+      </w:r>
+      <w:proofErr w:type="spellEnd"/>
+      <w:r>
+        <w:rPr>
+          <w:rFonts w:eastAsia="Times New Roman" w:cs="Times New Roman"/>
+          <w:sz w:val="24"/>
+          <w:szCs w:val="24"/>
+          <w:lang w:val="en-US" w:eastAsia="ru-RU"/>
+        </w:rPr>
+        <w:t xml:space="preserve"> </w:t>
       </w:r>
       <w:r>
         <w:rPr>
@@ -10504,6 +11203,7 @@
                 <w:lang w:val="en-US" w:eastAsia="ru-RU"/>
               </w:rPr>
             </w:pPr>
+            <w:proofErr w:type="spellStart"/>
             <w:r>
               <w:rPr>
                 <w:rFonts w:eastAsia="Calibri" w:cs="Times New Roman"/>
@@ -10513,6 +11213,7 @@
               </w:rPr>
               <w:t>Название</w:t>
             </w:r>
+            <w:proofErr w:type="spellEnd"/>
           </w:p>
         </w:tc>
         <w:tc>
@@ -10536,6 +11237,7 @@
                 <w:lang w:val="en-US" w:eastAsia="ru-RU"/>
               </w:rPr>
             </w:pPr>
+            <w:proofErr w:type="spellStart"/>
             <w:r>
               <w:rPr>
                 <w:rFonts w:eastAsia="Calibri" w:cs="Times New Roman"/>
@@ -10545,6 +11247,7 @@
               </w:rPr>
               <w:t>Тип</w:t>
             </w:r>
+            <w:proofErr w:type="spellEnd"/>
           </w:p>
         </w:tc>
         <w:tc>
@@ -10568,6 +11271,7 @@
                 <w:lang w:val="en-US" w:eastAsia="ru-RU"/>
               </w:rPr>
             </w:pPr>
+            <w:proofErr w:type="spellStart"/>
             <w:r>
               <w:rPr>
                 <w:rFonts w:eastAsia="Calibri" w:cs="Times New Roman"/>
@@ -10577,6 +11281,7 @@
               </w:rPr>
               <w:t>Описание</w:t>
             </w:r>
+            <w:proofErr w:type="spellEnd"/>
           </w:p>
         </w:tc>
       </w:tr>
@@ -10603,15 +11308,37 @@
                 <w:lang w:val="en-US" w:eastAsia="ru-RU"/>
               </w:rPr>
             </w:pPr>
-            <w:r>
-              <w:rPr>
-                <w:rFonts w:eastAsia="Calibri" w:cs="Times New Roman"/>
-                <w:sz w:val="24"/>
-                <w:szCs w:val="24"/>
-                <w:lang w:val="en-US" w:eastAsia="ru-RU"/>
-              </w:rPr>
-              <w:t>Описание класса</w:t>
-            </w:r>
+            <w:proofErr w:type="spellStart"/>
+            <w:r>
+              <w:rPr>
+                <w:rFonts w:eastAsia="Calibri" w:cs="Times New Roman"/>
+                <w:sz w:val="24"/>
+                <w:szCs w:val="24"/>
+                <w:lang w:val="en-US" w:eastAsia="ru-RU"/>
+              </w:rPr>
+              <w:t>Описание</w:t>
+            </w:r>
+            <w:proofErr w:type="spellEnd"/>
+            <w:r>
+              <w:rPr>
+                <w:rFonts w:eastAsia="Calibri" w:cs="Times New Roman"/>
+                <w:sz w:val="24"/>
+                <w:szCs w:val="24"/>
+                <w:lang w:val="en-US" w:eastAsia="ru-RU"/>
+              </w:rPr>
+              <w:t xml:space="preserve"> </w:t>
+            </w:r>
+            <w:proofErr w:type="spellStart"/>
+            <w:r>
+              <w:rPr>
+                <w:rFonts w:eastAsia="Calibri" w:cs="Times New Roman"/>
+                <w:sz w:val="24"/>
+                <w:szCs w:val="24"/>
+                <w:lang w:val="en-US" w:eastAsia="ru-RU"/>
+              </w:rPr>
+              <w:t>класса</w:t>
+            </w:r>
+            <w:proofErr w:type="spellEnd"/>
           </w:p>
         </w:tc>
       </w:tr>
@@ -10700,6 +11427,7 @@
                 <w:lang w:val="en-US" w:eastAsia="ru-RU"/>
               </w:rPr>
             </w:pPr>
+            <w:proofErr w:type="spellStart"/>
             <w:r>
               <w:rPr>
                 <w:rFonts w:eastAsia="Calibri" w:cs="Times New Roman"/>
@@ -10709,6 +11437,7 @@
               </w:rPr>
               <w:t>Поля</w:t>
             </w:r>
+            <w:proofErr w:type="spellEnd"/>
           </w:p>
         </w:tc>
       </w:tr>
@@ -10746,6 +11475,7 @@
               </w:rPr>
               <w:t>-_</w:t>
             </w:r>
+            <w:proofErr w:type="spellStart"/>
             <w:r>
               <w:rPr>
                 <w:rFonts w:eastAsia="Calibri" w:cs="Times New Roman"/>
@@ -10755,6 +11485,7 @@
               </w:rPr>
               <w:t>kindOfDissert</w:t>
             </w:r>
+            <w:proofErr w:type="spellEnd"/>
           </w:p>
         </w:tc>
         <w:tc>
@@ -10854,8 +11585,19 @@
                 <w:szCs w:val="24"/>
                 <w:lang w:val="en-US" w:eastAsia="ru-RU"/>
               </w:rPr>
-              <w:t>-_branchOfScience</w:t>
-            </w:r>
+              <w:t>-_</w:t>
+            </w:r>
+            <w:proofErr w:type="spellStart"/>
+            <w:r>
+              <w:rPr>
+                <w:rFonts w:eastAsia="Calibri" w:cs="Times New Roman"/>
+                <w:sz w:val="24"/>
+                <w:szCs w:val="24"/>
+                <w:lang w:val="en-US" w:eastAsia="ru-RU"/>
+              </w:rPr>
+              <w:t>branchOfScience</w:t>
+            </w:r>
+            <w:proofErr w:type="spellEnd"/>
           </w:p>
         </w:tc>
         <w:tc>
@@ -10955,8 +11697,19 @@
                 <w:szCs w:val="24"/>
                 <w:lang w:val="en-US" w:eastAsia="ru-RU"/>
               </w:rPr>
-              <w:t>-_specialtyCode</w:t>
-            </w:r>
+              <w:t>-_</w:t>
+            </w:r>
+            <w:proofErr w:type="spellStart"/>
+            <w:r>
+              <w:rPr>
+                <w:rFonts w:eastAsia="Calibri" w:cs="Times New Roman"/>
+                <w:sz w:val="24"/>
+                <w:szCs w:val="24"/>
+                <w:lang w:val="en-US" w:eastAsia="ru-RU"/>
+              </w:rPr>
+              <w:t>specialtyCode</w:t>
+            </w:r>
+            <w:proofErr w:type="spellEnd"/>
           </w:p>
         </w:tc>
         <w:tc>
@@ -11157,8 +11910,19 @@
                 <w:szCs w:val="24"/>
                 <w:lang w:val="en-US" w:eastAsia="ru-RU"/>
               </w:rPr>
-              <w:t>-_nameOfSpeciality</w:t>
-            </w:r>
+              <w:t>-_</w:t>
+            </w:r>
+            <w:proofErr w:type="spellStart"/>
+            <w:r>
+              <w:rPr>
+                <w:rFonts w:eastAsia="Calibri" w:cs="Times New Roman"/>
+                <w:sz w:val="24"/>
+                <w:szCs w:val="24"/>
+                <w:lang w:val="en-US" w:eastAsia="ru-RU"/>
+              </w:rPr>
+              <w:t>nameOfSpeciality</w:t>
+            </w:r>
+            <w:proofErr w:type="spellEnd"/>
           </w:p>
         </w:tc>
         <w:tc>
@@ -11451,6 +12215,7 @@
                 <w:lang w:val="en-US" w:eastAsia="ru-RU"/>
               </w:rPr>
             </w:pPr>
+            <w:proofErr w:type="spellStart"/>
             <w:r>
               <w:rPr>
                 <w:rFonts w:eastAsia="Calibri" w:cs="Times New Roman"/>
@@ -11460,6 +12225,7 @@
               </w:rPr>
               <w:t>Свойства</w:t>
             </w:r>
+            <w:proofErr w:type="spellEnd"/>
           </w:p>
         </w:tc>
       </w:tr>
@@ -11494,6 +12260,7 @@
               </w:rPr>
               <w:t>+</w:t>
             </w:r>
+            <w:proofErr w:type="spellStart"/>
             <w:r>
               <w:rPr>
                 <w:rFonts w:eastAsia="Calibri" w:cs="Times New Roman"/>
@@ -11503,6 +12270,7 @@
               </w:rPr>
               <w:t>KindOfDissert</w:t>
             </w:r>
+            <w:proofErr w:type="spellEnd"/>
           </w:p>
         </w:tc>
         <w:tc>
@@ -11599,8 +12367,19 @@
                 <w:szCs w:val="24"/>
                 <w:lang w:val="en-US" w:eastAsia="ru-RU"/>
               </w:rPr>
-              <w:t>+BranchOfScience</w:t>
-            </w:r>
+              <w:t>+</w:t>
+            </w:r>
+            <w:proofErr w:type="spellStart"/>
+            <w:r>
+              <w:rPr>
+                <w:rFonts w:eastAsia="Calibri" w:cs="Times New Roman"/>
+                <w:sz w:val="24"/>
+                <w:szCs w:val="24"/>
+                <w:lang w:val="en-US" w:eastAsia="ru-RU"/>
+              </w:rPr>
+              <w:t>BranchOfScience</w:t>
+            </w:r>
+            <w:proofErr w:type="spellEnd"/>
           </w:p>
         </w:tc>
         <w:tc>
@@ -11697,8 +12476,19 @@
                 <w:szCs w:val="24"/>
                 <w:lang w:val="en-US" w:eastAsia="ru-RU"/>
               </w:rPr>
-              <w:t>+SpecialtyCode</w:t>
-            </w:r>
+              <w:t>+</w:t>
+            </w:r>
+            <w:proofErr w:type="spellStart"/>
+            <w:r>
+              <w:rPr>
+                <w:rFonts w:eastAsia="Calibri" w:cs="Times New Roman"/>
+                <w:sz w:val="24"/>
+                <w:szCs w:val="24"/>
+                <w:lang w:val="en-US" w:eastAsia="ru-RU"/>
+              </w:rPr>
+              <w:t>SpecialtyCode</w:t>
+            </w:r>
+            <w:proofErr w:type="spellEnd"/>
           </w:p>
         </w:tc>
         <w:tc>
@@ -11893,8 +12683,19 @@
                 <w:szCs w:val="24"/>
                 <w:lang w:val="en-US" w:eastAsia="ru-RU"/>
               </w:rPr>
-              <w:t>+NameOfSpeciality</w:t>
-            </w:r>
+              <w:t>+</w:t>
+            </w:r>
+            <w:proofErr w:type="spellStart"/>
+            <w:r>
+              <w:rPr>
+                <w:rFonts w:eastAsia="Calibri" w:cs="Times New Roman"/>
+                <w:sz w:val="24"/>
+                <w:szCs w:val="24"/>
+                <w:lang w:val="en-US" w:eastAsia="ru-RU"/>
+              </w:rPr>
+              <w:t>NameOfSpeciality</w:t>
+            </w:r>
+            <w:proofErr w:type="spellEnd"/>
           </w:p>
         </w:tc>
         <w:tc>
@@ -12189,6 +12990,7 @@
               </w:rPr>
               <w:t>+</w:t>
             </w:r>
+            <w:proofErr w:type="spellStart"/>
             <w:r>
               <w:rPr>
                 <w:rFonts w:eastAsia="Calibri" w:cs="Times New Roman"/>
@@ -12198,6 +13000,7 @@
               </w:rPr>
               <w:t>GetInfo</w:t>
             </w:r>
+            <w:proofErr w:type="spellEnd"/>
           </w:p>
         </w:tc>
         <w:tc>
@@ -12260,7 +13063,29 @@
                 <w:szCs w:val="24"/>
                 <w:lang w:eastAsia="ru-RU"/>
               </w:rPr>
-              <w:t>Вывод библ.карточки.</w:t>
+              <w:t xml:space="preserve">Вывод </w:t>
+            </w:r>
+            <w:proofErr w:type="spellStart"/>
+            <w:proofErr w:type="gramStart"/>
+            <w:r>
+              <w:rPr>
+                <w:rFonts w:eastAsia="Calibri" w:cs="Times New Roman"/>
+                <w:sz w:val="24"/>
+                <w:szCs w:val="24"/>
+                <w:lang w:eastAsia="ru-RU"/>
+              </w:rPr>
+              <w:t>библ.карточки</w:t>
+            </w:r>
+            <w:proofErr w:type="spellEnd"/>
+            <w:proofErr w:type="gramEnd"/>
+            <w:r>
+              <w:rPr>
+                <w:rFonts w:eastAsia="Calibri" w:cs="Times New Roman"/>
+                <w:sz w:val="24"/>
+                <w:szCs w:val="24"/>
+                <w:lang w:eastAsia="ru-RU"/>
+              </w:rPr>
+              <w:t>.</w:t>
             </w:r>
           </w:p>
         </w:tc>
@@ -12294,8 +13119,19 @@
                 <w:szCs w:val="24"/>
                 <w:lang w:val="en-US" w:eastAsia="ru-RU"/>
               </w:rPr>
-              <w:t>+EditionType</w:t>
-            </w:r>
+              <w:t>+</w:t>
+            </w:r>
+            <w:proofErr w:type="spellStart"/>
+            <w:r>
+              <w:rPr>
+                <w:rFonts w:eastAsia="Calibri" w:cs="Times New Roman"/>
+                <w:sz w:val="24"/>
+                <w:szCs w:val="24"/>
+                <w:lang w:val="en-US" w:eastAsia="ru-RU"/>
+              </w:rPr>
+              <w:t>EditionType</w:t>
+            </w:r>
+            <w:proofErr w:type="spellEnd"/>
           </w:p>
         </w:tc>
         <w:tc>
@@ -12438,6 +13274,7 @@
               </w:rPr>
               <w:t xml:space="preserve"> </w:t>
             </w:r>
+            <w:proofErr w:type="spellStart"/>
             <w:r>
               <w:rPr>
                 <w:rFonts w:eastAsia="Calibri" w:cs="Times New Roman"/>
@@ -12447,6 +13284,7 @@
               </w:rPr>
               <w:t>IsCorrectSheet</w:t>
             </w:r>
+            <w:proofErr w:type="spellEnd"/>
           </w:p>
         </w:tc>
         <w:tc>
@@ -13563,55 +14401,47 @@
     </w:p>
     <w:p>
       <w:pPr>
+        <w:spacing w:line="240" w:lineRule="auto"/>
         <w:ind w:firstLine="0"/>
-        <w:jc w:val="center"/>
-      </w:pPr>
+        <w:jc w:val="left"/>
+      </w:pPr>
+      <w:r>
+        <w:br w:type="page"/>
+      </w:r>
     </w:p>
     <w:p>
       <w:pPr>
-        <w:ind w:firstLine="0"/>
-        <w:jc w:val="center"/>
-      </w:pPr>
+        <w:ind w:firstLine="709"/>
+        <w:rPr>
+          <w:b/>
+          <w:bCs/>
+        </w:rPr>
+      </w:pPr>
+      <w:r>
+        <w:rPr>
+          <w:b/>
+          <w:bCs/>
+        </w:rPr>
+        <w:lastRenderedPageBreak/>
+        <w:t>1.5.3 Тестовый случай Фильтра</w:t>
+      </w:r>
     </w:p>
     <w:p>
       <w:pPr>
-        <w:ind w:firstLine="0"/>
-        <w:jc w:val="center"/>
-      </w:pPr>
+        <w:ind w:firstLine="709"/>
+      </w:pPr>
+      <w:r>
+        <w:t>Для поиска изданий предусмотрена форма поиска (рисунок 14)</w:t>
+      </w:r>
     </w:p>
     <w:p>
       <w:pPr>
-        <w:ind w:firstLine="709"/>
-        <w:rPr>
-          <w:b/>
-          <w:bCs/>
-        </w:rPr>
-      </w:pPr>
-      <w:r>
-        <w:rPr>
-          <w:b/>
-          <w:bCs/>
-        </w:rPr>
-        <w:t>1.5.3 Тестовый случай Фильтра</w:t>
-      </w:r>
-    </w:p>
-    <w:p>
-      <w:pPr>
-        <w:ind w:firstLine="709"/>
-      </w:pPr>
-      <w:r>
-        <w:t>Для поиска изданий предусмотрена форма поиска (рисунок 14)</w:t>
-      </w:r>
-    </w:p>
-    <w:p>
-      <w:pPr>
         <w:jc w:val="center"/>
       </w:pPr>
       <w:r>
         <w:rPr>
           <w:noProof/>
         </w:rPr>
-        <w:lastRenderedPageBreak/>
         <w:drawing>
           <wp:inline distT="0" distB="0" distL="0" distR="0" wp14:anchorId="30B061B4" wp14:editId="273D12CC">
             <wp:extent cx="2155508" cy="2362200"/>
@@ -14230,8 +15060,53 @@
         <w:ind w:left="0" w:firstLine="709"/>
         <w:contextualSpacing/>
       </w:pPr>
-      <w:r>
-        <w:t xml:space="preserve">Калентьев, А. А. Новые технологии в программировании : учебное пособие / А. А. Калентьев, Д. В. Гарайс, А. Е. Гориянов. – Томск : Эль Контент, 2014. – 176 с. – </w:t>
+      <w:proofErr w:type="spellStart"/>
+      <w:r>
+        <w:t>Калентьев</w:t>
+      </w:r>
+      <w:proofErr w:type="spellEnd"/>
+      <w:r>
+        <w:t xml:space="preserve">, А. А. Новые технологии в </w:t>
+      </w:r>
+      <w:proofErr w:type="gramStart"/>
+      <w:r>
+        <w:t>программировании :</w:t>
+      </w:r>
+      <w:proofErr w:type="gramEnd"/>
+      <w:r>
+        <w:t xml:space="preserve"> учебное пособие / А. А. </w:t>
+      </w:r>
+      <w:proofErr w:type="spellStart"/>
+      <w:r>
+        <w:t>Калентьев</w:t>
+      </w:r>
+      <w:proofErr w:type="spellEnd"/>
+      <w:r>
+        <w:t xml:space="preserve">, Д. В. </w:t>
+      </w:r>
+      <w:proofErr w:type="spellStart"/>
+      <w:r>
+        <w:t>Гарайс</w:t>
+      </w:r>
+      <w:proofErr w:type="spellEnd"/>
+      <w:r>
+        <w:t xml:space="preserve">, А. Е. </w:t>
+      </w:r>
+      <w:proofErr w:type="spellStart"/>
+      <w:r>
+        <w:t>Гориянов</w:t>
+      </w:r>
+      <w:proofErr w:type="spellEnd"/>
+      <w:r>
+        <w:t xml:space="preserve">. – </w:t>
+      </w:r>
+      <w:proofErr w:type="gramStart"/>
+      <w:r>
+        <w:t>Томск :</w:t>
+      </w:r>
+      <w:proofErr w:type="gramEnd"/>
+      <w:r>
+        <w:t xml:space="preserve"> Эль Контент, 2014. – 176 с. – </w:t>
       </w:r>
       <w:r>
         <w:rPr>
@@ -14339,8 +15214,13 @@
       <w:r>
         <w:t xml:space="preserve">1 </w:t>
       </w:r>
-      <w:r>
-        <w:t>Масленков В</w:t>
+      <w:proofErr w:type="spellStart"/>
+      <w:r>
+        <w:t>Масленков</w:t>
+      </w:r>
+      <w:proofErr w:type="spellEnd"/>
+      <w:r>
+        <w:t xml:space="preserve"> В</w:t>
       </w:r>
       <w:r>
         <w:t>.</w:t>
@@ -14357,7 +15237,15 @@
         <w:ind w:firstLine="0"/>
       </w:pPr>
       <w:r>
-        <w:t>Заказчик: Канд. техн. наук, доцент каф. КСУП ТУСУР Калентьев А. А.</w:t>
+        <w:t xml:space="preserve">Заказчик: Канд. техн. наук, доцент каф. КСУП ТУСУР </w:t>
+      </w:r>
+      <w:proofErr w:type="spellStart"/>
+      <w:r>
+        <w:t>Калентьев</w:t>
+      </w:r>
+      <w:proofErr w:type="spellEnd"/>
+      <w:r>
+        <w:t xml:space="preserve"> А. А.</w:t>
       </w:r>
     </w:p>
     <w:p>
@@ -14494,7 +15382,15 @@
         <w:ind w:firstLine="709"/>
       </w:pPr>
       <w:r>
-        <w:t>Заказчик: Канд. техн. наук, доцент каф. КСУП ТУСУР Калентьев А. А.</w:t>
+        <w:t xml:space="preserve">Заказчик: Канд. техн. наук, доцент каф. КСУП ТУСУР </w:t>
+      </w:r>
+      <w:proofErr w:type="spellStart"/>
+      <w:r>
+        <w:t>Калентьев</w:t>
+      </w:r>
+      <w:proofErr w:type="spellEnd"/>
+      <w:r>
+        <w:t xml:space="preserve"> А. А.</w:t>
       </w:r>
     </w:p>
     <w:p>
@@ -14510,8 +15406,13 @@
       <w:r>
         <w:t xml:space="preserve">1 НИ ТПУ </w:t>
       </w:r>
-      <w:r>
-        <w:t>Масленков В.Э.</w:t>
+      <w:proofErr w:type="spellStart"/>
+      <w:r>
+        <w:t>Масленков</w:t>
+      </w:r>
+      <w:proofErr w:type="spellEnd"/>
+      <w:r>
+        <w:t xml:space="preserve"> В.Э.</w:t>
       </w:r>
     </w:p>
     <w:p>
@@ -15083,7 +15984,11 @@
         <w:t>XML</w:t>
       </w:r>
       <w:r>
-        <w:t>-файле с расширением *.</w:t>
+        <w:t xml:space="preserve">-файле с расширением </w:t>
+      </w:r>
+      <w:proofErr w:type="gramStart"/>
+      <w:r>
+        <w:t>*.</w:t>
       </w:r>
       <w:r>
         <w:rPr>
@@ -15091,6 +15996,7 @@
         </w:rPr>
         <w:t>card</w:t>
       </w:r>
+      <w:proofErr w:type="gramEnd"/>
       <w:r>
         <w:t>.</w:t>
       </w:r>
@@ -15335,12 +16241,6 @@
     </w:p>
     <w:p>
       <w:pPr>
-        <w:ind w:left="2136" w:firstLine="0"/>
-        <w:contextualSpacing/>
-      </w:pPr>
-    </w:p>
-    <w:p>
-      <w:pPr>
         <w:numPr>
           <w:ilvl w:val="0"/>
           <w:numId w:val="8"/>
@@ -15357,17 +16257,19 @@
         <w:t>(</w:t>
       </w:r>
       <w:r>
-        <w:t>Фамилия, Имя, Отчество, Название, Название журнала, Номер журнала, Год издания, Начальная страница, Последняя страница)</w:t>
+        <w:t>Фамилия, Имя, Отчество, Название, Название журнала, Номер журнала, Год издания, Начальная страница</w:t>
+      </w:r>
+      <w:proofErr w:type="gramStart"/>
+      <w:r>
+        <w:t>, Последняя</w:t>
+      </w:r>
+      <w:proofErr w:type="gramEnd"/>
+      <w:r>
+        <w:t xml:space="preserve"> страница)</w:t>
       </w:r>
       <w:r>
         <w:t>;</w:t>
       </w:r>
-    </w:p>
-    <w:p>
-      <w:pPr>
-        <w:ind w:left="2136" w:firstLine="0"/>
-        <w:contextualSpacing/>
-      </w:pPr>
     </w:p>
     <w:p>
       <w:pPr>
@@ -15387,7 +16289,15 @@
         <w:t>(</w:t>
       </w:r>
       <w:r>
-        <w:t>Фамилия, Имя, Отчество, Название, Место публикации, Издательство, Название сборника, Год издания, Начальная страница, Последняя страница</w:t>
+        <w:t>Фамилия, Имя, Отчество, Название, Место публикации, Издательство, Название сборника, Год издания, Начальная страница</w:t>
+      </w:r>
+      <w:proofErr w:type="gramStart"/>
+      <w:r>
+        <w:t>, Последняя</w:t>
+      </w:r>
+      <w:proofErr w:type="gramEnd"/>
+      <w:r>
+        <w:t xml:space="preserve"> страница</w:t>
       </w:r>
       <w:r>
         <w:t>);</w:t>
@@ -15496,6 +16406,9 @@
       <w:r>
         <w:t>- Типу издания</w:t>
       </w:r>
+      <w:r>
+        <w:t>;</w:t>
+      </w:r>
     </w:p>
     <w:p>
       <w:r>
@@ -15503,6 +16416,9 @@
       </w:r>
       <w:r>
         <w:t>Фамилии автора</w:t>
+      </w:r>
+      <w:r>
+        <w:t>.</w:t>
       </w:r>
     </w:p>
     <w:p>
@@ -15594,7 +16510,6 @@
           <w:b/>
           <w:bCs/>
         </w:rPr>
-        <w:lastRenderedPageBreak/>
         <w:t>4.</w:t>
       </w:r>
       <w:r>
@@ -15639,6 +16554,7 @@
           <w:bCs/>
           <w:lang w:val="en-US"/>
         </w:rPr>
+        <w:lastRenderedPageBreak/>
         <w:t>U</w:t>
       </w:r>
       <w:r>
@@ -15771,6 +16687,9 @@
       </w:r>
       <w:r>
         <w:t>8</w:t>
+      </w:r>
+      <w:r>
+        <w:t>.</w:t>
       </w:r>
     </w:p>
     <w:p>
@@ -15821,7 +16740,10 @@
         <w:t xml:space="preserve">2.4 ГГц </w:t>
       </w:r>
       <w:r>
-        <w:t>или  выше</w:t>
+        <w:t>или выше</w:t>
+      </w:r>
+      <w:r>
+        <w:t>.</w:t>
       </w:r>
     </w:p>
     <w:p>
@@ -15874,6 +16796,9 @@
       <w:r>
         <w:t xml:space="preserve"> ГБ для 64-разрядных систем</w:t>
       </w:r>
+      <w:r>
+        <w:t>.</w:t>
+      </w:r>
     </w:p>
     <w:p>
       <w:pPr>
@@ -15918,8 +16843,10 @@
       <w:r>
         <w:t>МБ</w:t>
       </w:r>
+      <w:r>
+        <w:t>.</w:t>
+      </w:r>
     </w:p>
-    <w:p/>
     <w:p/>
     <w:p/>
     <w:p/>
@@ -15951,7 +16878,7 @@
 </file>
 
 <file path=word/endnotes.xml><?xml version="1.0" encoding="utf-8"?>
-<w:endnotes xmlns:wpc="http://schemas.microsoft.com/office/word/2010/wordprocessingCanvas" xmlns:cx="http://schemas.microsoft.com/office/drawing/2014/chartex" xmlns:cx1="http://schemas.microsoft.com/office/drawing/2015/9/8/chartex" xmlns:cx2="http://schemas.microsoft.com/office/drawing/2015/10/21/chartex" xmlns:cx3="http://schemas.microsoft.com/office/drawing/2016/5/9/chartex" xmlns:cx4="http://schemas.microsoft.com/office/drawing/2016/5/10/chartex" xmlns:cx5="http://schemas.microsoft.com/office/drawing/2016/5/11/chartex" xmlns:cx6="http://schemas.microsoft.com/office/drawing/2016/5/12/chartex" xmlns:cx7="http://schemas.microsoft.com/office/drawing/2016/5/13/chartex" xmlns:cx8="http://schemas.microsoft.com/office/drawing/2016/5/14/chartex" xmlns:mc="http://schemas.openxmlformats.org/markup-compatibility/2006" xmlns:aink="http://schemas.microsoft.com/office/drawing/2016/ink" xmlns:am3d="http://schemas.microsoft.com/office/drawing/2017/model3d" xmlns:o="urn:schemas-microsoft-com:office:office" xmlns:oel="http://schemas.microsoft.com/office/2019/extlst" xmlns:r="http://schemas.openxmlformats.org/officeDocument/2006/relationships" xmlns:m="http://schemas.openxmlformats.org/officeDocument/2006/math" xmlns:v="urn:schemas-microsoft-com:vml" xmlns:wp14="http://schemas.microsoft.com/office/word/2010/wordprocessingDrawing" xmlns:wp="http://schemas.openxmlformats.org/drawingml/2006/wordprocessingDrawing" xmlns:w10="urn:schemas-microsoft-com:office:word" xmlns:w="http://schemas.openxmlformats.org/wordprocessingml/2006/main" xmlns:w14="http://schemas.microsoft.com/office/word/2010/wordml" xmlns:w15="http://schemas.microsoft.com/office/word/2012/wordml" xmlns:w16cex="http://schemas.microsoft.com/office/word/2018/wordml/cex" xmlns:w16cid="http://schemas.microsoft.com/office/word/2016/wordml/cid" xmlns:w16="http://schemas.microsoft.com/office/word/2018/wordml" xmlns:w16du="http://schemas.microsoft.com/office/word/2023/wordml/word16du" xmlns:w16sdtdh="http://schemas.microsoft.com/office/word/2020/wordml/sdtdatahash" xmlns:w16se="http://schemas.microsoft.com/office/word/2015/wordml/symex" xmlns:wpg="http://schemas.microsoft.com/office/word/2010/wordprocessingGroup" xmlns:wpi="http://schemas.microsoft.com/office/word/2010/wordprocessingInk" xmlns:wne="http://schemas.microsoft.com/office/word/2006/wordml" xmlns:wps="http://schemas.microsoft.com/office/word/2010/wordprocessingShape" mc:Ignorable="w14 w15 w16se w16cid w16 w16cex w16sdtdh w16du wp14">
+<w:endnotes xmlns:wpc="http://schemas.microsoft.com/office/word/2010/wordprocessingCanvas" xmlns:cx="http://schemas.microsoft.com/office/drawing/2014/chartex" xmlns:cx1="http://schemas.microsoft.com/office/drawing/2015/9/8/chartex" xmlns:cx2="http://schemas.microsoft.com/office/drawing/2015/10/21/chartex" xmlns:cx3="http://schemas.microsoft.com/office/drawing/2016/5/9/chartex" xmlns:cx4="http://schemas.microsoft.com/office/drawing/2016/5/10/chartex" xmlns:cx5="http://schemas.microsoft.com/office/drawing/2016/5/11/chartex" xmlns:cx6="http://schemas.microsoft.com/office/drawing/2016/5/12/chartex" xmlns:cx7="http://schemas.microsoft.com/office/drawing/2016/5/13/chartex" xmlns:cx8="http://schemas.microsoft.com/office/drawing/2016/5/14/chartex" xmlns:mc="http://schemas.openxmlformats.org/markup-compatibility/2006" xmlns:aink="http://schemas.microsoft.com/office/drawing/2016/ink" xmlns:am3d="http://schemas.microsoft.com/office/drawing/2017/model3d" xmlns:o="urn:schemas-microsoft-com:office:office" xmlns:r="http://schemas.openxmlformats.org/officeDocument/2006/relationships" xmlns:m="http://schemas.openxmlformats.org/officeDocument/2006/math" xmlns:v="urn:schemas-microsoft-com:vml" xmlns:wp14="http://schemas.microsoft.com/office/word/2010/wordprocessingDrawing" xmlns:wp="http://schemas.openxmlformats.org/drawingml/2006/wordprocessingDrawing" xmlns:w10="urn:schemas-microsoft-com:office:word" xmlns:w="http://schemas.openxmlformats.org/wordprocessingml/2006/main" xmlns:w14="http://schemas.microsoft.com/office/word/2010/wordml" xmlns:w15="http://schemas.microsoft.com/office/word/2012/wordml" xmlns:w16cex="http://schemas.microsoft.com/office/word/2018/wordml/cex" xmlns:w16cid="http://schemas.microsoft.com/office/word/2016/wordml/cid" xmlns:w16="http://schemas.microsoft.com/office/word/2018/wordml" xmlns:w16sdtdh="http://schemas.microsoft.com/office/word/2020/wordml/sdtdatahash" xmlns:w16se="http://schemas.microsoft.com/office/word/2015/wordml/symex" xmlns:wpg="http://schemas.microsoft.com/office/word/2010/wordprocessingGroup" xmlns:wpi="http://schemas.microsoft.com/office/word/2010/wordprocessingInk" xmlns:wne="http://schemas.microsoft.com/office/word/2006/wordml" xmlns:wps="http://schemas.microsoft.com/office/word/2010/wordprocessingShape" mc:Ignorable="w14 w15 w16se w16cid w16 w16cex w16sdtdh wp14">
   <w:endnote w:type="separator" w:id="-1">
     <w:p>
       <w:pPr>
@@ -15976,7 +16903,7 @@
 </file>
 
 <file path=word/footer1.xml><?xml version="1.0" encoding="utf-8"?>
-<w:ftr xmlns:wpc="http://schemas.microsoft.com/office/word/2010/wordprocessingCanvas" xmlns:cx="http://schemas.microsoft.com/office/drawing/2014/chartex" xmlns:cx1="http://schemas.microsoft.com/office/drawing/2015/9/8/chartex" xmlns:cx2="http://schemas.microsoft.com/office/drawing/2015/10/21/chartex" xmlns:cx3="http://schemas.microsoft.com/office/drawing/2016/5/9/chartex" xmlns:cx4="http://schemas.microsoft.com/office/drawing/2016/5/10/chartex" xmlns:cx5="http://schemas.microsoft.com/office/drawing/2016/5/11/chartex" xmlns:cx6="http://schemas.microsoft.com/office/drawing/2016/5/12/chartex" xmlns:cx7="http://schemas.microsoft.com/office/drawing/2016/5/13/chartex" xmlns:cx8="http://schemas.microsoft.com/office/drawing/2016/5/14/chartex" xmlns:mc="http://schemas.openxmlformats.org/markup-compatibility/2006" xmlns:aink="http://schemas.microsoft.com/office/drawing/2016/ink" xmlns:am3d="http://schemas.microsoft.com/office/drawing/2017/model3d" xmlns:o="urn:schemas-microsoft-com:office:office" xmlns:oel="http://schemas.microsoft.com/office/2019/extlst" xmlns:r="http://schemas.openxmlformats.org/officeDocument/2006/relationships" xmlns:m="http://schemas.openxmlformats.org/officeDocument/2006/math" xmlns:v="urn:schemas-microsoft-com:vml" xmlns:wp14="http://schemas.microsoft.com/office/word/2010/wordprocessingDrawing" xmlns:wp="http://schemas.openxmlformats.org/drawingml/2006/wordprocessingDrawing" xmlns:w10="urn:schemas-microsoft-com:office:word" xmlns:w="http://schemas.openxmlformats.org/wordprocessingml/2006/main" xmlns:w14="http://schemas.microsoft.com/office/word/2010/wordml" xmlns:w15="http://schemas.microsoft.com/office/word/2012/wordml" xmlns:w16cex="http://schemas.microsoft.com/office/word/2018/wordml/cex" xmlns:w16cid="http://schemas.microsoft.com/office/word/2016/wordml/cid" xmlns:w16="http://schemas.microsoft.com/office/word/2018/wordml" xmlns:w16du="http://schemas.microsoft.com/office/word/2023/wordml/word16du" xmlns:w16sdtdh="http://schemas.microsoft.com/office/word/2020/wordml/sdtdatahash" xmlns:w16se="http://schemas.microsoft.com/office/word/2015/wordml/symex" xmlns:wpg="http://schemas.microsoft.com/office/word/2010/wordprocessingGroup" xmlns:wpi="http://schemas.microsoft.com/office/word/2010/wordprocessingInk" xmlns:wne="http://schemas.microsoft.com/office/word/2006/wordml" xmlns:wps="http://schemas.microsoft.com/office/word/2010/wordprocessingShape" mc:Ignorable="w14 w15 w16se w16cid w16 w16cex w16sdtdh w16du wp14">
+<w:ftr xmlns:wpc="http://schemas.microsoft.com/office/word/2010/wordprocessingCanvas" xmlns:cx="http://schemas.microsoft.com/office/drawing/2014/chartex" xmlns:cx1="http://schemas.microsoft.com/office/drawing/2015/9/8/chartex" xmlns:cx2="http://schemas.microsoft.com/office/drawing/2015/10/21/chartex" xmlns:cx3="http://schemas.microsoft.com/office/drawing/2016/5/9/chartex" xmlns:cx4="http://schemas.microsoft.com/office/drawing/2016/5/10/chartex" xmlns:cx5="http://schemas.microsoft.com/office/drawing/2016/5/11/chartex" xmlns:cx6="http://schemas.microsoft.com/office/drawing/2016/5/12/chartex" xmlns:cx7="http://schemas.microsoft.com/office/drawing/2016/5/13/chartex" xmlns:cx8="http://schemas.microsoft.com/office/drawing/2016/5/14/chartex" xmlns:mc="http://schemas.openxmlformats.org/markup-compatibility/2006" xmlns:aink="http://schemas.microsoft.com/office/drawing/2016/ink" xmlns:am3d="http://schemas.microsoft.com/office/drawing/2017/model3d" xmlns:o="urn:schemas-microsoft-com:office:office" xmlns:r="http://schemas.openxmlformats.org/officeDocument/2006/relationships" xmlns:m="http://schemas.openxmlformats.org/officeDocument/2006/math" xmlns:v="urn:schemas-microsoft-com:vml" xmlns:wp14="http://schemas.microsoft.com/office/word/2010/wordprocessingDrawing" xmlns:wp="http://schemas.openxmlformats.org/drawingml/2006/wordprocessingDrawing" xmlns:w10="urn:schemas-microsoft-com:office:word" xmlns:w="http://schemas.openxmlformats.org/wordprocessingml/2006/main" xmlns:w14="http://schemas.microsoft.com/office/word/2010/wordml" xmlns:w15="http://schemas.microsoft.com/office/word/2012/wordml" xmlns:w16cex="http://schemas.microsoft.com/office/word/2018/wordml/cex" xmlns:w16cid="http://schemas.microsoft.com/office/word/2016/wordml/cid" xmlns:w16="http://schemas.microsoft.com/office/word/2018/wordml" xmlns:w16sdtdh="http://schemas.microsoft.com/office/word/2020/wordml/sdtdatahash" xmlns:w16se="http://schemas.microsoft.com/office/word/2015/wordml/symex" xmlns:wpg="http://schemas.microsoft.com/office/word/2010/wordprocessingGroup" xmlns:wpi="http://schemas.microsoft.com/office/word/2010/wordprocessingInk" xmlns:wne="http://schemas.microsoft.com/office/word/2006/wordml" xmlns:wps="http://schemas.microsoft.com/office/word/2010/wordprocessingShape" mc:Ignorable="w14 w15 w16se w16cid w16 w16cex w16sdtdh wp14">
   <w:sdt>
     <w:sdtPr>
       <w:id w:val="461633633"/>
@@ -15985,6 +16912,7 @@
         <w:docPartUnique/>
       </w:docPartObj>
     </w:sdtPr>
+    <w:sdtEndPr/>
     <w:sdtContent>
       <w:p>
         <w:pPr>
@@ -16021,7 +16949,7 @@
 </file>
 
 <file path=word/footer2.xml><?xml version="1.0" encoding="utf-8"?>
-<w:ftr xmlns:wpc="http://schemas.microsoft.com/office/word/2010/wordprocessingCanvas" xmlns:cx="http://schemas.microsoft.com/office/drawing/2014/chartex" xmlns:cx1="http://schemas.microsoft.com/office/drawing/2015/9/8/chartex" xmlns:cx2="http://schemas.microsoft.com/office/drawing/2015/10/21/chartex" xmlns:cx3="http://schemas.microsoft.com/office/drawing/2016/5/9/chartex" xmlns:cx4="http://schemas.microsoft.com/office/drawing/2016/5/10/chartex" xmlns:cx5="http://schemas.microsoft.com/office/drawing/2016/5/11/chartex" xmlns:cx6="http://schemas.microsoft.com/office/drawing/2016/5/12/chartex" xmlns:cx7="http://schemas.microsoft.com/office/drawing/2016/5/13/chartex" xmlns:cx8="http://schemas.microsoft.com/office/drawing/2016/5/14/chartex" xmlns:mc="http://schemas.openxmlformats.org/markup-compatibility/2006" xmlns:aink="http://schemas.microsoft.com/office/drawing/2016/ink" xmlns:am3d="http://schemas.microsoft.com/office/drawing/2017/model3d" xmlns:o="urn:schemas-microsoft-com:office:office" xmlns:oel="http://schemas.microsoft.com/office/2019/extlst" xmlns:r="http://schemas.openxmlformats.org/officeDocument/2006/relationships" xmlns:m="http://schemas.openxmlformats.org/officeDocument/2006/math" xmlns:v="urn:schemas-microsoft-com:vml" xmlns:wp14="http://schemas.microsoft.com/office/word/2010/wordprocessingDrawing" xmlns:wp="http://schemas.openxmlformats.org/drawingml/2006/wordprocessingDrawing" xmlns:w10="urn:schemas-microsoft-com:office:word" xmlns:w="http://schemas.openxmlformats.org/wordprocessingml/2006/main" xmlns:w14="http://schemas.microsoft.com/office/word/2010/wordml" xmlns:w15="http://schemas.microsoft.com/office/word/2012/wordml" xmlns:w16cex="http://schemas.microsoft.com/office/word/2018/wordml/cex" xmlns:w16cid="http://schemas.microsoft.com/office/word/2016/wordml/cid" xmlns:w16="http://schemas.microsoft.com/office/word/2018/wordml" xmlns:w16du="http://schemas.microsoft.com/office/word/2023/wordml/word16du" xmlns:w16sdtdh="http://schemas.microsoft.com/office/word/2020/wordml/sdtdatahash" xmlns:w16se="http://schemas.microsoft.com/office/word/2015/wordml/symex" xmlns:wpg="http://schemas.microsoft.com/office/word/2010/wordprocessingGroup" xmlns:wpi="http://schemas.microsoft.com/office/word/2010/wordprocessingInk" xmlns:wne="http://schemas.microsoft.com/office/word/2006/wordml" xmlns:wps="http://schemas.microsoft.com/office/word/2010/wordprocessingShape" mc:Ignorable="w14 w15 w16se w16cid w16 w16cex w16sdtdh w16du wp14">
+<w:ftr xmlns:wpc="http://schemas.microsoft.com/office/word/2010/wordprocessingCanvas" xmlns:cx="http://schemas.microsoft.com/office/drawing/2014/chartex" xmlns:cx1="http://schemas.microsoft.com/office/drawing/2015/9/8/chartex" xmlns:cx2="http://schemas.microsoft.com/office/drawing/2015/10/21/chartex" xmlns:cx3="http://schemas.microsoft.com/office/drawing/2016/5/9/chartex" xmlns:cx4="http://schemas.microsoft.com/office/drawing/2016/5/10/chartex" xmlns:cx5="http://schemas.microsoft.com/office/drawing/2016/5/11/chartex" xmlns:cx6="http://schemas.microsoft.com/office/drawing/2016/5/12/chartex" xmlns:cx7="http://schemas.microsoft.com/office/drawing/2016/5/13/chartex" xmlns:cx8="http://schemas.microsoft.com/office/drawing/2016/5/14/chartex" xmlns:mc="http://schemas.openxmlformats.org/markup-compatibility/2006" xmlns:aink="http://schemas.microsoft.com/office/drawing/2016/ink" xmlns:am3d="http://schemas.microsoft.com/office/drawing/2017/model3d" xmlns:o="urn:schemas-microsoft-com:office:office" xmlns:r="http://schemas.openxmlformats.org/officeDocument/2006/relationships" xmlns:m="http://schemas.openxmlformats.org/officeDocument/2006/math" xmlns:v="urn:schemas-microsoft-com:vml" xmlns:wp14="http://schemas.microsoft.com/office/word/2010/wordprocessingDrawing" xmlns:wp="http://schemas.openxmlformats.org/drawingml/2006/wordprocessingDrawing" xmlns:w10="urn:schemas-microsoft-com:office:word" xmlns:w="http://schemas.openxmlformats.org/wordprocessingml/2006/main" xmlns:w14="http://schemas.microsoft.com/office/word/2010/wordml" xmlns:w15="http://schemas.microsoft.com/office/word/2012/wordml" xmlns:w16cex="http://schemas.microsoft.com/office/word/2018/wordml/cex" xmlns:w16cid="http://schemas.microsoft.com/office/word/2016/wordml/cid" xmlns:w16="http://schemas.microsoft.com/office/word/2018/wordml" xmlns:w16sdtdh="http://schemas.microsoft.com/office/word/2020/wordml/sdtdatahash" xmlns:w16se="http://schemas.microsoft.com/office/word/2015/wordml/symex" xmlns:wpg="http://schemas.microsoft.com/office/word/2010/wordprocessingGroup" xmlns:wpi="http://schemas.microsoft.com/office/word/2010/wordprocessingInk" xmlns:wne="http://schemas.microsoft.com/office/word/2006/wordml" xmlns:wps="http://schemas.microsoft.com/office/word/2010/wordprocessingShape" mc:Ignorable="w14 w15 w16se w16cid w16 w16cex w16sdtdh wp14">
   <w:sdt>
     <w:sdtPr>
       <w:id w:val="1044249548"/>
@@ -16030,6 +16958,7 @@
         <w:docPartUnique/>
       </w:docPartObj>
     </w:sdtPr>
+    <w:sdtEndPr/>
     <w:sdtContent>
       <w:p>
         <w:pPr>
@@ -16066,10 +16995,10 @@
 </file>
 
 <file path=word/footer3.xml><?xml version="1.0" encoding="utf-8"?>
-<w:ftr xmlns:wpc="http://schemas.microsoft.com/office/word/2010/wordprocessingCanvas" xmlns:cx="http://schemas.microsoft.com/office/drawing/2014/chartex" xmlns:cx1="http://schemas.microsoft.com/office/drawing/2015/9/8/chartex" xmlns:cx2="http://schemas.microsoft.com/office/drawing/2015/10/21/chartex" xmlns:cx3="http://schemas.microsoft.com/office/drawing/2016/5/9/chartex" xmlns:cx4="http://schemas.microsoft.com/office/drawing/2016/5/10/chartex" xmlns:cx5="http://schemas.microsoft.com/office/drawing/2016/5/11/chartex" xmlns:cx6="http://schemas.microsoft.com/office/drawing/2016/5/12/chartex" xmlns:cx7="http://schemas.microsoft.com/office/drawing/2016/5/13/chartex" xmlns:cx8="http://schemas.microsoft.com/office/drawing/2016/5/14/chartex" xmlns:mc="http://schemas.openxmlformats.org/markup-compatibility/2006" xmlns:aink="http://schemas.microsoft.com/office/drawing/2016/ink" xmlns:am3d="http://schemas.microsoft.com/office/drawing/2017/model3d" xmlns:o="urn:schemas-microsoft-com:office:office" xmlns:oel="http://schemas.microsoft.com/office/2019/extlst" xmlns:r="http://schemas.openxmlformats.org/officeDocument/2006/relationships" xmlns:m="http://schemas.openxmlformats.org/officeDocument/2006/math" xmlns:v="urn:schemas-microsoft-com:vml" xmlns:wp14="http://schemas.microsoft.com/office/word/2010/wordprocessingDrawing" xmlns:wp="http://schemas.openxmlformats.org/drawingml/2006/wordprocessingDrawing" xmlns:w10="urn:schemas-microsoft-com:office:word" xmlns:w="http://schemas.openxmlformats.org/wordprocessingml/2006/main" xmlns:w14="http://schemas.microsoft.com/office/word/2010/wordml" xmlns:w15="http://schemas.microsoft.com/office/word/2012/wordml" xmlns:w16cex="http://schemas.microsoft.com/office/word/2018/wordml/cex" xmlns:w16cid="http://schemas.microsoft.com/office/word/2016/wordml/cid" xmlns:w16="http://schemas.microsoft.com/office/word/2018/wordml" xmlns:w16du="http://schemas.microsoft.com/office/word/2023/wordml/word16du" xmlns:w16sdtdh="http://schemas.microsoft.com/office/word/2020/wordml/sdtdatahash" xmlns:w16se="http://schemas.microsoft.com/office/word/2015/wordml/symex" xmlns:wpg="http://schemas.microsoft.com/office/word/2010/wordprocessingGroup" xmlns:wpi="http://schemas.microsoft.com/office/word/2010/wordprocessingInk" xmlns:wne="http://schemas.microsoft.com/office/word/2006/wordml" xmlns:wps="http://schemas.microsoft.com/office/word/2010/wordprocessingShape" mc:Ignorable="w14 w15 w16se w16cid w16 w16cex w16sdtdh w16du wp14">
+<w:ftr xmlns:wpc="http://schemas.microsoft.com/office/word/2010/wordprocessingCanvas" xmlns:cx="http://schemas.microsoft.com/office/drawing/2014/chartex" xmlns:cx1="http://schemas.microsoft.com/office/drawing/2015/9/8/chartex" xmlns:cx2="http://schemas.microsoft.com/office/drawing/2015/10/21/chartex" xmlns:cx3="http://schemas.microsoft.com/office/drawing/2016/5/9/chartex" xmlns:cx4="http://schemas.microsoft.com/office/drawing/2016/5/10/chartex" xmlns:cx5="http://schemas.microsoft.com/office/drawing/2016/5/11/chartex" xmlns:cx6="http://schemas.microsoft.com/office/drawing/2016/5/12/chartex" xmlns:cx7="http://schemas.microsoft.com/office/drawing/2016/5/13/chartex" xmlns:cx8="http://schemas.microsoft.com/office/drawing/2016/5/14/chartex" xmlns:mc="http://schemas.openxmlformats.org/markup-compatibility/2006" xmlns:aink="http://schemas.microsoft.com/office/drawing/2016/ink" xmlns:am3d="http://schemas.microsoft.com/office/drawing/2017/model3d" xmlns:o="urn:schemas-microsoft-com:office:office" xmlns:r="http://schemas.openxmlformats.org/officeDocument/2006/relationships" xmlns:m="http://schemas.openxmlformats.org/officeDocument/2006/math" xmlns:v="urn:schemas-microsoft-com:vml" xmlns:wp14="http://schemas.microsoft.com/office/word/2010/wordprocessingDrawing" xmlns:wp="http://schemas.openxmlformats.org/drawingml/2006/wordprocessingDrawing" xmlns:w10="urn:schemas-microsoft-com:office:word" xmlns:w="http://schemas.openxmlformats.org/wordprocessingml/2006/main" xmlns:w14="http://schemas.microsoft.com/office/word/2010/wordml" xmlns:w15="http://schemas.microsoft.com/office/word/2012/wordml" xmlns:w16cex="http://schemas.microsoft.com/office/word/2018/wordml/cex" xmlns:w16cid="http://schemas.microsoft.com/office/word/2016/wordml/cid" xmlns:w16="http://schemas.microsoft.com/office/word/2018/wordml" xmlns:w16sdtdh="http://schemas.microsoft.com/office/word/2020/wordml/sdtdatahash" xmlns:w16se="http://schemas.microsoft.com/office/word/2015/wordml/symex" xmlns:wpg="http://schemas.microsoft.com/office/word/2010/wordprocessingGroup" xmlns:wpi="http://schemas.microsoft.com/office/word/2010/wordprocessingInk" xmlns:wne="http://schemas.microsoft.com/office/word/2006/wordml" xmlns:wps="http://schemas.microsoft.com/office/word/2010/wordprocessingShape" mc:Ignorable="w14 w15 w16se w16cid w16 w16cex w16sdtdh wp14">
   <w:sdt>
     <w:sdtPr>
-      <w:id w:val="1706663585"/>
+      <w:id w:val="45651333"/>
       <w:docPartObj>
         <w:docPartGallery w:val="Page Numbers (Bottom of Page)"/>
         <w:docPartUnique/>
@@ -16079,31 +17008,23 @@
       <w:p>
         <w:pPr>
           <w:pStyle w:val="a8"/>
-          <w:jc w:val="right"/>
+          <w:jc w:val="center"/>
         </w:pPr>
         <w:r>
           <w:fldChar w:fldCharType="begin"/>
         </w:r>
         <w:r>
-          <w:instrText xml:space="preserve"> PAGE </w:instrText>
+          <w:instrText>PAGE   \* MERGEFORMAT</w:instrText>
         </w:r>
         <w:r>
           <w:fldChar w:fldCharType="separate"/>
         </w:r>
         <w:r>
-          <w:rPr>
-            <w:noProof/>
-          </w:rPr>
-          <w:t>26</w:t>
+          <w:t>2</w:t>
         </w:r>
         <w:r>
           <w:fldChar w:fldCharType="end"/>
         </w:r>
-      </w:p>
-      <w:p>
-        <w:pPr>
-          <w:pStyle w:val="a8"/>
-        </w:pPr>
       </w:p>
     </w:sdtContent>
   </w:sdt>
@@ -16112,7 +17033,7 @@
 </file>
 
 <file path=word/footnotes.xml><?xml version="1.0" encoding="utf-8"?>
-<w:footnotes xmlns:wpc="http://schemas.microsoft.com/office/word/2010/wordprocessingCanvas" xmlns:cx="http://schemas.microsoft.com/office/drawing/2014/chartex" xmlns:cx1="http://schemas.microsoft.com/office/drawing/2015/9/8/chartex" xmlns:cx2="http://schemas.microsoft.com/office/drawing/2015/10/21/chartex" xmlns:cx3="http://schemas.microsoft.com/office/drawing/2016/5/9/chartex" xmlns:cx4="http://schemas.microsoft.com/office/drawing/2016/5/10/chartex" xmlns:cx5="http://schemas.microsoft.com/office/drawing/2016/5/11/chartex" xmlns:cx6="http://schemas.microsoft.com/office/drawing/2016/5/12/chartex" xmlns:cx7="http://schemas.microsoft.com/office/drawing/2016/5/13/chartex" xmlns:cx8="http://schemas.microsoft.com/office/drawing/2016/5/14/chartex" xmlns:mc="http://schemas.openxmlformats.org/markup-compatibility/2006" xmlns:aink="http://schemas.microsoft.com/office/drawing/2016/ink" xmlns:am3d="http://schemas.microsoft.com/office/drawing/2017/model3d" xmlns:o="urn:schemas-microsoft-com:office:office" xmlns:oel="http://schemas.microsoft.com/office/2019/extlst" xmlns:r="http://schemas.openxmlformats.org/officeDocument/2006/relationships" xmlns:m="http://schemas.openxmlformats.org/officeDocument/2006/math" xmlns:v="urn:schemas-microsoft-com:vml" xmlns:wp14="http://schemas.microsoft.com/office/word/2010/wordprocessingDrawing" xmlns:wp="http://schemas.openxmlformats.org/drawingml/2006/wordprocessingDrawing" xmlns:w10="urn:schemas-microsoft-com:office:word" xmlns:w="http://schemas.openxmlformats.org/wordprocessingml/2006/main" xmlns:w14="http://schemas.microsoft.com/office/word/2010/wordml" xmlns:w15="http://schemas.microsoft.com/office/word/2012/wordml" xmlns:w16cex="http://schemas.microsoft.com/office/word/2018/wordml/cex" xmlns:w16cid="http://schemas.microsoft.com/office/word/2016/wordml/cid" xmlns:w16="http://schemas.microsoft.com/office/word/2018/wordml" xmlns:w16du="http://schemas.microsoft.com/office/word/2023/wordml/word16du" xmlns:w16sdtdh="http://schemas.microsoft.com/office/word/2020/wordml/sdtdatahash" xmlns:w16se="http://schemas.microsoft.com/office/word/2015/wordml/symex" xmlns:wpg="http://schemas.microsoft.com/office/word/2010/wordprocessingGroup" xmlns:wpi="http://schemas.microsoft.com/office/word/2010/wordprocessingInk" xmlns:wne="http://schemas.microsoft.com/office/word/2006/wordml" xmlns:wps="http://schemas.microsoft.com/office/word/2010/wordprocessingShape" mc:Ignorable="w14 w15 w16se w16cid w16 w16cex w16sdtdh w16du wp14">
+<w:footnotes xmlns:wpc="http://schemas.microsoft.com/office/word/2010/wordprocessingCanvas" xmlns:cx="http://schemas.microsoft.com/office/drawing/2014/chartex" xmlns:cx1="http://schemas.microsoft.com/office/drawing/2015/9/8/chartex" xmlns:cx2="http://schemas.microsoft.com/office/drawing/2015/10/21/chartex" xmlns:cx3="http://schemas.microsoft.com/office/drawing/2016/5/9/chartex" xmlns:cx4="http://schemas.microsoft.com/office/drawing/2016/5/10/chartex" xmlns:cx5="http://schemas.microsoft.com/office/drawing/2016/5/11/chartex" xmlns:cx6="http://schemas.microsoft.com/office/drawing/2016/5/12/chartex" xmlns:cx7="http://schemas.microsoft.com/office/drawing/2016/5/13/chartex" xmlns:cx8="http://schemas.microsoft.com/office/drawing/2016/5/14/chartex" xmlns:mc="http://schemas.openxmlformats.org/markup-compatibility/2006" xmlns:aink="http://schemas.microsoft.com/office/drawing/2016/ink" xmlns:am3d="http://schemas.microsoft.com/office/drawing/2017/model3d" xmlns:o="urn:schemas-microsoft-com:office:office" xmlns:r="http://schemas.openxmlformats.org/officeDocument/2006/relationships" xmlns:m="http://schemas.openxmlformats.org/officeDocument/2006/math" xmlns:v="urn:schemas-microsoft-com:vml" xmlns:wp14="http://schemas.microsoft.com/office/word/2010/wordprocessingDrawing" xmlns:wp="http://schemas.openxmlformats.org/drawingml/2006/wordprocessingDrawing" xmlns:w10="urn:schemas-microsoft-com:office:word" xmlns:w="http://schemas.openxmlformats.org/wordprocessingml/2006/main" xmlns:w14="http://schemas.microsoft.com/office/word/2010/wordml" xmlns:w15="http://schemas.microsoft.com/office/word/2012/wordml" xmlns:w16cex="http://schemas.microsoft.com/office/word/2018/wordml/cex" xmlns:w16cid="http://schemas.microsoft.com/office/word/2016/wordml/cid" xmlns:w16="http://schemas.microsoft.com/office/word/2018/wordml" xmlns:w16sdtdh="http://schemas.microsoft.com/office/word/2020/wordml/sdtdatahash" xmlns:w16se="http://schemas.microsoft.com/office/word/2015/wordml/symex" xmlns:wpg="http://schemas.microsoft.com/office/word/2010/wordprocessingGroup" xmlns:wpi="http://schemas.microsoft.com/office/word/2010/wordprocessingInk" xmlns:wne="http://schemas.microsoft.com/office/word/2006/wordml" xmlns:wps="http://schemas.microsoft.com/office/word/2010/wordprocessingShape" mc:Ignorable="w14 w15 w16se w16cid w16 w16cex w16sdtdh wp14">
   <w:footnote w:type="separator" w:id="-1">
     <w:p>
       <w:pPr>
@@ -16137,7 +17058,7 @@
 </file>
 
 <file path=word/numbering.xml><?xml version="1.0" encoding="utf-8"?>
-<w:numbering xmlns:wpc="http://schemas.microsoft.com/office/word/2010/wordprocessingCanvas" xmlns:cx="http://schemas.microsoft.com/office/drawing/2014/chartex" xmlns:cx1="http://schemas.microsoft.com/office/drawing/2015/9/8/chartex" xmlns:cx2="http://schemas.microsoft.com/office/drawing/2015/10/21/chartex" xmlns:cx3="http://schemas.microsoft.com/office/drawing/2016/5/9/chartex" xmlns:cx4="http://schemas.microsoft.com/office/drawing/2016/5/10/chartex" xmlns:cx5="http://schemas.microsoft.com/office/drawing/2016/5/11/chartex" xmlns:cx6="http://schemas.microsoft.com/office/drawing/2016/5/12/chartex" xmlns:cx7="http://schemas.microsoft.com/office/drawing/2016/5/13/chartex" xmlns:cx8="http://schemas.microsoft.com/office/drawing/2016/5/14/chartex" xmlns:mc="http://schemas.openxmlformats.org/markup-compatibility/2006" xmlns:aink="http://schemas.microsoft.com/office/drawing/2016/ink" xmlns:am3d="http://schemas.microsoft.com/office/drawing/2017/model3d" xmlns:o="urn:schemas-microsoft-com:office:office" xmlns:oel="http://schemas.microsoft.com/office/2019/extlst" xmlns:r="http://schemas.openxmlformats.org/officeDocument/2006/relationships" xmlns:m="http://schemas.openxmlformats.org/officeDocument/2006/math" xmlns:v="urn:schemas-microsoft-com:vml" xmlns:wp14="http://schemas.microsoft.com/office/word/2010/wordprocessingDrawing" xmlns:wp="http://schemas.openxmlformats.org/drawingml/2006/wordprocessingDrawing" xmlns:w10="urn:schemas-microsoft-com:office:word" xmlns:w="http://schemas.openxmlformats.org/wordprocessingml/2006/main" xmlns:w14="http://schemas.microsoft.com/office/word/2010/wordml" xmlns:w15="http://schemas.microsoft.com/office/word/2012/wordml" xmlns:w16cex="http://schemas.microsoft.com/office/word/2018/wordml/cex" xmlns:w16cid="http://schemas.microsoft.com/office/word/2016/wordml/cid" xmlns:w16="http://schemas.microsoft.com/office/word/2018/wordml" xmlns:w16du="http://schemas.microsoft.com/office/word/2023/wordml/word16du" xmlns:w16sdtdh="http://schemas.microsoft.com/office/word/2020/wordml/sdtdatahash" xmlns:w16se="http://schemas.microsoft.com/office/word/2015/wordml/symex" xmlns:wpg="http://schemas.microsoft.com/office/word/2010/wordprocessingGroup" xmlns:wpi="http://schemas.microsoft.com/office/word/2010/wordprocessingInk" xmlns:wne="http://schemas.microsoft.com/office/word/2006/wordml" xmlns:wps="http://schemas.microsoft.com/office/word/2010/wordprocessingShape" mc:Ignorable="w14 w15 w16se w16cid w16 w16cex w16sdtdh w16du wp14">
+<w:numbering xmlns:wpc="http://schemas.microsoft.com/office/word/2010/wordprocessingCanvas" xmlns:cx="http://schemas.microsoft.com/office/drawing/2014/chartex" xmlns:cx1="http://schemas.microsoft.com/office/drawing/2015/9/8/chartex" xmlns:cx2="http://schemas.microsoft.com/office/drawing/2015/10/21/chartex" xmlns:cx3="http://schemas.microsoft.com/office/drawing/2016/5/9/chartex" xmlns:cx4="http://schemas.microsoft.com/office/drawing/2016/5/10/chartex" xmlns:cx5="http://schemas.microsoft.com/office/drawing/2016/5/11/chartex" xmlns:cx6="http://schemas.microsoft.com/office/drawing/2016/5/12/chartex" xmlns:cx7="http://schemas.microsoft.com/office/drawing/2016/5/13/chartex" xmlns:cx8="http://schemas.microsoft.com/office/drawing/2016/5/14/chartex" xmlns:mc="http://schemas.openxmlformats.org/markup-compatibility/2006" xmlns:aink="http://schemas.microsoft.com/office/drawing/2016/ink" xmlns:am3d="http://schemas.microsoft.com/office/drawing/2017/model3d" xmlns:o="urn:schemas-microsoft-com:office:office" xmlns:r="http://schemas.openxmlformats.org/officeDocument/2006/relationships" xmlns:m="http://schemas.openxmlformats.org/officeDocument/2006/math" xmlns:v="urn:schemas-microsoft-com:vml" xmlns:wp14="http://schemas.microsoft.com/office/word/2010/wordprocessingDrawing" xmlns:wp="http://schemas.openxmlformats.org/drawingml/2006/wordprocessingDrawing" xmlns:w10="urn:schemas-microsoft-com:office:word" xmlns:w="http://schemas.openxmlformats.org/wordprocessingml/2006/main" xmlns:w14="http://schemas.microsoft.com/office/word/2010/wordml" xmlns:w15="http://schemas.microsoft.com/office/word/2012/wordml" xmlns:w16cex="http://schemas.microsoft.com/office/word/2018/wordml/cex" xmlns:w16cid="http://schemas.microsoft.com/office/word/2016/wordml/cid" xmlns:w16="http://schemas.microsoft.com/office/word/2018/wordml" xmlns:w16sdtdh="http://schemas.microsoft.com/office/word/2020/wordml/sdtdatahash" xmlns:w16se="http://schemas.microsoft.com/office/word/2015/wordml/symex" xmlns:wpg="http://schemas.microsoft.com/office/word/2010/wordprocessingGroup" xmlns:wpi="http://schemas.microsoft.com/office/word/2010/wordprocessingInk" xmlns:wne="http://schemas.microsoft.com/office/word/2006/wordml" xmlns:wps="http://schemas.microsoft.com/office/word/2010/wordprocessingShape" mc:Ignorable="w14 w15 w16se w16cid w16 w16cex w16sdtdh wp14">
   <w:abstractNum w:abstractNumId="0" w15:restartNumberingAfterBreak="0">
     <w:nsid w:val="070D3FE7"/>
     <w:multiLevelType w:val="multilevel"/>
@@ -17057,35 +17978,35 @@
       </w:pPr>
     </w:lvl>
   </w:abstractNum>
-  <w:num w:numId="1" w16cid:durableId="827937935">
+  <w:num w:numId="1">
     <w:abstractNumId w:val="4"/>
   </w:num>
-  <w:num w:numId="2" w16cid:durableId="1347052785">
+  <w:num w:numId="2">
     <w:abstractNumId w:val="3"/>
   </w:num>
-  <w:num w:numId="3" w16cid:durableId="2015646472">
+  <w:num w:numId="3">
     <w:abstractNumId w:val="7"/>
   </w:num>
-  <w:num w:numId="4" w16cid:durableId="1210721515">
+  <w:num w:numId="4">
     <w:abstractNumId w:val="0"/>
   </w:num>
-  <w:num w:numId="5" w16cid:durableId="517474224">
+  <w:num w:numId="5">
     <w:abstractNumId w:val="2"/>
   </w:num>
-  <w:num w:numId="6" w16cid:durableId="158351191">
+  <w:num w:numId="6">
     <w:abstractNumId w:val="1"/>
   </w:num>
-  <w:num w:numId="7" w16cid:durableId="450512168">
+  <w:num w:numId="7">
     <w:abstractNumId w:val="5"/>
   </w:num>
-  <w:num w:numId="8" w16cid:durableId="709187386">
+  <w:num w:numId="8">
     <w:abstractNumId w:val="6"/>
   </w:num>
 </w:numbering>
 </file>
 
 <file path=word/styles.xml><?xml version="1.0" encoding="utf-8"?>
-<w:styles xmlns:mc="http://schemas.openxmlformats.org/markup-compatibility/2006" xmlns:r="http://schemas.openxmlformats.org/officeDocument/2006/relationships" xmlns:w="http://schemas.openxmlformats.org/wordprocessingml/2006/main" xmlns:w14="http://schemas.microsoft.com/office/word/2010/wordml" xmlns:w15="http://schemas.microsoft.com/office/word/2012/wordml" xmlns:w16cex="http://schemas.microsoft.com/office/word/2018/wordml/cex" xmlns:w16cid="http://schemas.microsoft.com/office/word/2016/wordml/cid" xmlns:w16="http://schemas.microsoft.com/office/word/2018/wordml" xmlns:w16du="http://schemas.microsoft.com/office/word/2023/wordml/word16du" xmlns:w16sdtdh="http://schemas.microsoft.com/office/word/2020/wordml/sdtdatahash" xmlns:w16se="http://schemas.microsoft.com/office/word/2015/wordml/symex" mc:Ignorable="w14 w15 w16se w16cid w16 w16cex w16sdtdh w16du">
+<w:styles xmlns:mc="http://schemas.openxmlformats.org/markup-compatibility/2006" xmlns:r="http://schemas.openxmlformats.org/officeDocument/2006/relationships" xmlns:w="http://schemas.openxmlformats.org/wordprocessingml/2006/main" xmlns:w14="http://schemas.microsoft.com/office/word/2010/wordml" xmlns:w15="http://schemas.microsoft.com/office/word/2012/wordml" xmlns:w16cex="http://schemas.microsoft.com/office/word/2018/wordml/cex" xmlns:w16cid="http://schemas.microsoft.com/office/word/2016/wordml/cid" xmlns:w16="http://schemas.microsoft.com/office/word/2018/wordml" xmlns:w16sdtdh="http://schemas.microsoft.com/office/word/2020/wordml/sdtdatahash" xmlns:w16se="http://schemas.microsoft.com/office/word/2015/wordml/symex" mc:Ignorable="w14 w15 w16se w16cid w16 w16cex w16sdtdh">
   <w:docDefaults>
     <w:rPrDefault>
       <w:rPr>
